--- a/Supplementary_Table_S8.docx
+++ b/Supplementary_Table_S8.docx
@@ -213,7 +213,7 @@
             <w:pPr>
               <w:spacing w:before="0" w:after="60"/>
               <w:keepNext/>
-              <w:jc w:val="end"/>
+              <w:jc w:val="start"/>
             </w:pPr>
             <w:r>
               <w:rPr>
@@ -235,7 +235,7 @@
             <w:pPr>
               <w:spacing w:before="0" w:after="60"/>
               <w:keepNext/>
-              <w:jc w:val="end"/>
+              <w:jc w:val="start"/>
             </w:pPr>
             <w:r>
               <w:rPr>
@@ -257,7 +257,7 @@
             <w:pPr>
               <w:spacing w:before="0" w:after="60"/>
               <w:keepNext/>
-              <w:jc w:val="end"/>
+              <w:jc w:val="start"/>
             </w:pPr>
             <w:r>
               <w:rPr>
@@ -418,7 +418,7 @@
                 <w:rFonts w:ascii="Calibri" w:hAnsi="Calibri"/>
                 <w:sz w:val="20"/>
               </w:rPr>
-              <w:t xml:space="default">0.81</w:t>
+              <w:t xml:space="default">0.50</w:t>
             </w:r>
           </w:p>
         </w:tc>
@@ -507,62 +507,62 @@
             <w:pPr>
               <w:spacing w:before="0" w:after="60"/>
               <w:keepNext/>
-              <w:jc w:val="end"/>
-            </w:pPr>
-            <w:r>
-              <w:rPr>
-                <w:rFonts w:ascii="Calibri" w:hAnsi="Calibri"/>
-                <w:sz w:val="20"/>
-              </w:rPr>
-              <w:t xml:space="default">0.0087 *</w:t>
-            </w:r>
-          </w:p>
-        </w:tc>
-        <w:tc>
-          <w:tcPr>
-            <w:tcBorders>
-              <w:top w:val="single" w:space="0" w:color="D3D3D3"/>
-              <w:bottom w:val="single" w:space="0" w:color="D3D3D3"/>
-              <w:start w:val="single" w:space="0" w:color="D3D3D3"/>
-              <w:end w:val="single" w:space="0" w:color="D3D3D3"/>
-            </w:tcBorders>
-          </w:tcPr>
-          <w:p>
-            <w:pPr>
-              <w:spacing w:before="0" w:after="60"/>
-              <w:keepNext/>
-              <w:jc w:val="end"/>
-            </w:pPr>
-            <w:r>
-              <w:rPr>
-                <w:rFonts w:ascii="Calibri" w:hAnsi="Calibri"/>
-                <w:sz w:val="20"/>
-              </w:rPr>
-              <w:t xml:space="default">0.074</w:t>
-            </w:r>
-          </w:p>
-        </w:tc>
-        <w:tc>
-          <w:tcPr>
-            <w:tcBorders>
-              <w:top w:val="single" w:space="0" w:color="D3D3D3"/>
-              <w:bottom w:val="single" w:space="0" w:color="D3D3D3"/>
-              <w:start w:val="single" w:space="0" w:color="D3D3D3"/>
-              <w:end w:val="single" w:space="0" w:color="D3D3D3"/>
-            </w:tcBorders>
-          </w:tcPr>
-          <w:p>
-            <w:pPr>
-              <w:spacing w:before="0" w:after="60"/>
-              <w:keepNext/>
-              <w:jc w:val="end"/>
-            </w:pPr>
-            <w:r>
-              <w:rPr>
-                <w:rFonts w:ascii="Calibri" w:hAnsi="Calibri"/>
-                <w:sz w:val="20"/>
-              </w:rPr>
-              <w:t xml:space="default">0.12</w:t>
+              <w:jc w:val="start"/>
+            </w:pPr>
+            <w:r>
+              <w:rPr>
+                <w:rFonts w:ascii="Calibri" w:hAnsi="Calibri"/>
+                <w:sz w:val="20"/>
+              </w:rPr>
+              <w:t xml:space="default">0.83</w:t>
+            </w:r>
+          </w:p>
+        </w:tc>
+        <w:tc>
+          <w:tcPr>
+            <w:tcBorders>
+              <w:top w:val="single" w:space="0" w:color="D3D3D3"/>
+              <w:bottom w:val="single" w:space="0" w:color="D3D3D3"/>
+              <w:start w:val="single" w:space="0" w:color="D3D3D3"/>
+              <w:end w:val="single" w:space="0" w:color="D3D3D3"/>
+            </w:tcBorders>
+          </w:tcPr>
+          <w:p>
+            <w:pPr>
+              <w:spacing w:before="0" w:after="60"/>
+              <w:keepNext/>
+              <w:jc w:val="start"/>
+            </w:pPr>
+            <w:r>
+              <w:rPr>
+                <w:rFonts w:ascii="Calibri" w:hAnsi="Calibri"/>
+                <w:sz w:val="20"/>
+              </w:rPr>
+              <w:t xml:space="default">0.71</w:t>
+            </w:r>
+          </w:p>
+        </w:tc>
+        <w:tc>
+          <w:tcPr>
+            <w:tcBorders>
+              <w:top w:val="single" w:space="0" w:color="D3D3D3"/>
+              <w:bottom w:val="single" w:space="0" w:color="D3D3D3"/>
+              <w:start w:val="single" w:space="0" w:color="D3D3D3"/>
+              <w:end w:val="single" w:space="0" w:color="D3D3D3"/>
+            </w:tcBorders>
+          </w:tcPr>
+          <w:p>
+            <w:pPr>
+              <w:spacing w:before="0" w:after="60"/>
+              <w:keepNext/>
+              <w:jc w:val="start"/>
+            </w:pPr>
+            <w:r>
+              <w:rPr>
+                <w:rFonts w:ascii="Calibri" w:hAnsi="Calibri"/>
+                <w:sz w:val="20"/>
+              </w:rPr>
+              <w:t xml:space="default">0.93</w:t>
             </w:r>
           </w:p>
         </w:tc>
@@ -622,27 +622,264 @@
         <w:tc>
           <w:tcPr>
             <w:tcBorders>
-              <w:top w:val="single" w:sz="16" w:space="0" w:color="D3D3D3"/>
-              <w:bottom w:val="single" w:sz="16" w:space="0" w:color="D3D3D3"/>
-              <w:start w:val="single" w:space="0" w:color="D3D3D3"/>
-              <w:end w:val="single" w:space="0" w:color="D3D3D3"/>
-            </w:tcBorders>
-            <w:tcMar>
-              <w:top w:w="25" w:type="dxa"/>
-            </w:tcMar>
-            <w:gridSpan w:val="11"/>
-          </w:tcPr>
-          <w:p>
-            <w:pPr>
-              <w:spacing w:before="0" w:after="60"/>
-              <w:keepNext/>
-            </w:pPr>
-            <w:r>
-              <w:rPr>
-                <w:rFonts w:ascii="Calibri" w:hAnsi="Calibri"/>
-                <w:sz w:val="20"/>
-              </w:rPr>
-              <w:t xml:space="default">Florida</w:t>
+              <w:top w:val="single" w:space="0" w:color="D3D3D3"/>
+              <w:bottom w:val="single" w:space="0" w:color="D3D3D3"/>
+              <w:start w:val="single" w:space="0" w:color="D3D3D3"/>
+              <w:end w:val="single" w:space="0" w:color="D3D3D3"/>
+            </w:tcBorders>
+          </w:tcPr>
+          <w:p>
+            <w:pPr>
+              <w:spacing w:before="0" w:after="60"/>
+              <w:keepNext/>
+              <w:jc w:val="start"/>
+            </w:pPr>
+            <w:r>
+              <w:rPr>
+                <w:rFonts w:ascii="Calibri" w:hAnsi="Calibri"/>
+                <w:sz w:val="20"/>
+              </w:rPr>
+              <w:t xml:space="default">M6_fqcy</w:t>
+            </w:r>
+          </w:p>
+        </w:tc>
+        <w:tc>
+          <w:tcPr>
+            <w:tcBorders>
+              <w:top w:val="single" w:space="0" w:color="D3D3D3"/>
+              <w:bottom w:val="single" w:space="0" w:color="D3D3D3"/>
+              <w:start w:val="single" w:space="0" w:color="D3D3D3"/>
+              <w:end w:val="single" w:space="0" w:color="D3D3D3"/>
+            </w:tcBorders>
+          </w:tcPr>
+          <w:p>
+            <w:pPr>
+              <w:spacing w:before="0" w:after="60"/>
+              <w:keepNext/>
+              <w:jc w:val="end"/>
+            </w:pPr>
+            <w:r>
+              <w:rPr>
+                <w:rFonts w:ascii="Calibri" w:hAnsi="Calibri"/>
+                <w:sz w:val="20"/>
+              </w:rPr>
+              <w:t xml:space="default">1.76</w:t>
+            </w:r>
+          </w:p>
+        </w:tc>
+        <w:tc>
+          <w:tcPr>
+            <w:tcBorders>
+              <w:top w:val="single" w:space="0" w:color="D3D3D3"/>
+              <w:bottom w:val="single" w:space="0" w:color="D3D3D3"/>
+              <w:start w:val="single" w:space="0" w:color="D3D3D3"/>
+              <w:end w:val="single" w:space="0" w:color="D3D3D3"/>
+            </w:tcBorders>
+          </w:tcPr>
+          <w:p>
+            <w:pPr>
+              <w:spacing w:before="0" w:after="60"/>
+              <w:keepNext/>
+              <w:jc w:val="end"/>
+            </w:pPr>
+            <w:r>
+              <w:rPr>
+                <w:rFonts w:ascii="Calibri" w:hAnsi="Calibri"/>
+                <w:sz w:val="20"/>
+              </w:rPr>
+              <w:t xml:space="default">0.21</w:t>
+            </w:r>
+          </w:p>
+        </w:tc>
+        <w:tc>
+          <w:tcPr>
+            <w:tcBorders>
+              <w:top w:val="single" w:space="0" w:color="D3D3D3"/>
+              <w:bottom w:val="single" w:space="0" w:color="D3D3D3"/>
+              <w:start w:val="single" w:space="0" w:color="D3D3D3"/>
+              <w:end w:val="single" w:space="0" w:color="D3D3D3"/>
+            </w:tcBorders>
+          </w:tcPr>
+          <w:p>
+            <w:pPr>
+              <w:spacing w:before="0" w:after="60"/>
+              <w:keepNext/>
+              <w:jc w:val="start"/>
+            </w:pPr>
+            <w:r>
+              <w:rPr>
+                <w:rFonts w:ascii="Calibri" w:hAnsi="Calibri"/>
+                <w:sz w:val="20"/>
+              </w:rPr>
+              <w:t xml:space="default">&lt;1e-04 *</w:t>
+            </w:r>
+          </w:p>
+        </w:tc>
+        <w:tc>
+          <w:tcPr>
+            <w:tcBorders>
+              <w:top w:val="single" w:space="0" w:color="D3D3D3"/>
+              <w:bottom w:val="single" w:space="0" w:color="D3D3D3"/>
+              <w:start w:val="single" w:space="0" w:color="D3D3D3"/>
+              <w:end w:val="single" w:space="0" w:color="D3D3D3"/>
+            </w:tcBorders>
+          </w:tcPr>
+          <w:p>
+            <w:pPr>
+              <w:spacing w:before="0" w:after="60"/>
+              <w:keepNext/>
+              <w:jc w:val="start"/>
+            </w:pPr>
+            <w:r>
+              <w:rPr>
+                <w:rFonts w:ascii="Calibri" w:hAnsi="Calibri"/>
+                <w:sz w:val="20"/>
+              </w:rPr>
+              <w:t xml:space="default">0.0023 *</w:t>
+            </w:r>
+          </w:p>
+        </w:tc>
+        <w:tc>
+          <w:tcPr>
+            <w:tcBorders>
+              <w:top w:val="single" w:space="0" w:color="D3D3D3"/>
+              <w:bottom w:val="single" w:space="0" w:color="D3D3D3"/>
+              <w:start w:val="single" w:space="0" w:color="D3D3D3"/>
+              <w:end w:val="single" w:space="0" w:color="D3D3D3"/>
+            </w:tcBorders>
+          </w:tcPr>
+          <w:p>
+            <w:pPr>
+              <w:spacing w:before="0" w:after="60"/>
+              <w:keepNext/>
+              <w:jc w:val="start"/>
+            </w:pPr>
+            <w:r>
+              <w:rPr>
+                <w:rFonts w:ascii="Calibri" w:hAnsi="Calibri"/>
+                <w:sz w:val="20"/>
+              </w:rPr>
+              <w:t xml:space="default">–</w:t>
+            </w:r>
+          </w:p>
+        </w:tc>
+        <w:tc>
+          <w:tcPr>
+            <w:tcBorders>
+              <w:top w:val="single" w:space="0" w:color="D3D3D3"/>
+              <w:bottom w:val="single" w:space="0" w:color="D3D3D3"/>
+              <w:start w:val="single" w:space="0" w:color="D3D3D3"/>
+              <w:end w:val="single" w:space="0" w:color="D3D3D3"/>
+            </w:tcBorders>
+          </w:tcPr>
+          <w:p>
+            <w:pPr>
+              <w:spacing w:before="0" w:after="60"/>
+              <w:keepNext/>
+              <w:jc w:val="start"/>
+            </w:pPr>
+            <w:r>
+              <w:rPr>
+                <w:rFonts w:ascii="Calibri" w:hAnsi="Calibri"/>
+                <w:sz w:val="20"/>
+              </w:rPr>
+              <w:t xml:space="default">&lt;1e-04 *</w:t>
+            </w:r>
+          </w:p>
+        </w:tc>
+        <w:tc>
+          <w:tcPr>
+            <w:tcBorders>
+              <w:top w:val="single" w:space="0" w:color="D3D3D3"/>
+              <w:bottom w:val="single" w:space="0" w:color="D3D3D3"/>
+              <w:start w:val="single" w:space="0" w:color="D3D3D3"/>
+              <w:end w:val="single" w:space="0" w:color="D3D3D3"/>
+            </w:tcBorders>
+          </w:tcPr>
+          <w:p>
+            <w:pPr>
+              <w:spacing w:before="0" w:after="60"/>
+              <w:keepNext/>
+              <w:jc w:val="start"/>
+            </w:pPr>
+            <w:r>
+              <w:rPr>
+                <w:rFonts w:ascii="Calibri" w:hAnsi="Calibri"/>
+                <w:sz w:val="20"/>
+              </w:rPr>
+              <w:t xml:space="default">0.015 *</w:t>
+            </w:r>
+          </w:p>
+        </w:tc>
+        <w:tc>
+          <w:tcPr>
+            <w:tcBorders>
+              <w:top w:val="single" w:space="0" w:color="D3D3D3"/>
+              <w:bottom w:val="single" w:space="0" w:color="D3D3D3"/>
+              <w:start w:val="single" w:space="0" w:color="D3D3D3"/>
+              <w:end w:val="single" w:space="0" w:color="D3D3D3"/>
+            </w:tcBorders>
+          </w:tcPr>
+          <w:p>
+            <w:pPr>
+              <w:spacing w:before="0" w:after="60"/>
+              <w:keepNext/>
+              <w:jc w:val="start"/>
+            </w:pPr>
+            <w:r>
+              <w:rPr>
+                <w:rFonts w:ascii="Calibri" w:hAnsi="Calibri"/>
+                <w:sz w:val="20"/>
+              </w:rPr>
+              <w:t xml:space="default">0.64</w:t>
+            </w:r>
+          </w:p>
+        </w:tc>
+        <w:tc>
+          <w:tcPr>
+            <w:tcBorders>
+              <w:top w:val="single" w:space="0" w:color="D3D3D3"/>
+              <w:bottom w:val="single" w:space="0" w:color="D3D3D3"/>
+              <w:start w:val="single" w:space="0" w:color="D3D3D3"/>
+              <w:end w:val="single" w:space="0" w:color="D3D3D3"/>
+            </w:tcBorders>
+          </w:tcPr>
+          <w:p>
+            <w:pPr>
+              <w:spacing w:before="0" w:after="60"/>
+              <w:keepNext/>
+              <w:jc w:val="start"/>
+            </w:pPr>
+            <w:r>
+              <w:rPr>
+                <w:rFonts w:ascii="Calibri" w:hAnsi="Calibri"/>
+                <w:sz w:val="20"/>
+              </w:rPr>
+              <w:t xml:space="default">–</w:t>
+            </w:r>
+          </w:p>
+        </w:tc>
+        <w:tc>
+          <w:tcPr>
+            <w:tcBorders>
+              <w:top w:val="single" w:space="0" w:color="D3D3D3"/>
+              <w:bottom w:val="single" w:space="0" w:color="D3D3D3"/>
+              <w:start w:val="single" w:space="0" w:color="D3D3D3"/>
+              <w:end w:val="single" w:space="0" w:color="D3D3D3"/>
+            </w:tcBorders>
+          </w:tcPr>
+          <w:p>
+            <w:pPr>
+              <w:spacing w:before="0" w:after="60"/>
+              <w:keepNext/>
+              <w:jc w:val="start"/>
+            </w:pPr>
+            <w:r>
+              <w:rPr>
+                <w:rFonts w:ascii="Calibri" w:hAnsi="Calibri"/>
+                <w:sz w:val="20"/>
+              </w:rPr>
+              <w:t xml:space="default">0.85</w:t>
             </w:r>
           </w:p>
         </w:tc>
@@ -654,264 +891,27 @@
         <w:tc>
           <w:tcPr>
             <w:tcBorders>
-              <w:top w:val="single" w:space="0" w:color="D3D3D3"/>
-              <w:bottom w:val="single" w:space="0" w:color="D3D3D3"/>
-              <w:start w:val="single" w:space="0" w:color="D3D3D3"/>
-              <w:end w:val="single" w:space="0" w:color="D3D3D3"/>
-            </w:tcBorders>
-          </w:tcPr>
-          <w:p>
-            <w:pPr>
-              <w:spacing w:before="0" w:after="60"/>
-              <w:keepNext/>
-              <w:jc w:val="start"/>
-            </w:pPr>
-            <w:r>
-              <w:rPr>
-                <w:rFonts w:ascii="Calibri" w:hAnsi="Calibri"/>
-                <w:sz w:val="20"/>
-              </w:rPr>
-              <w:t xml:space="default">M4_av</w:t>
-            </w:r>
-          </w:p>
-        </w:tc>
-        <w:tc>
-          <w:tcPr>
-            <w:tcBorders>
-              <w:top w:val="single" w:space="0" w:color="D3D3D3"/>
-              <w:bottom w:val="single" w:space="0" w:color="D3D3D3"/>
-              <w:start w:val="single" w:space="0" w:color="D3D3D3"/>
-              <w:end w:val="single" w:space="0" w:color="D3D3D3"/>
-            </w:tcBorders>
-          </w:tcPr>
-          <w:p>
-            <w:pPr>
-              <w:spacing w:before="0" w:after="60"/>
-              <w:keepNext/>
-              <w:jc w:val="end"/>
-            </w:pPr>
-            <w:r>
-              <w:rPr>
-                <w:rFonts w:ascii="Calibri" w:hAnsi="Calibri"/>
-                <w:sz w:val="20"/>
-              </w:rPr>
-              <w:t xml:space="default">0.00</w:t>
-            </w:r>
-          </w:p>
-        </w:tc>
-        <w:tc>
-          <w:tcPr>
-            <w:tcBorders>
-              <w:top w:val="single" w:space="0" w:color="D3D3D3"/>
-              <w:bottom w:val="single" w:space="0" w:color="D3D3D3"/>
-              <w:start w:val="single" w:space="0" w:color="D3D3D3"/>
-              <w:end w:val="single" w:space="0" w:color="D3D3D3"/>
-            </w:tcBorders>
-          </w:tcPr>
-          <w:p>
-            <w:pPr>
-              <w:spacing w:before="0" w:after="60"/>
-              <w:keepNext/>
-              <w:jc w:val="end"/>
-            </w:pPr>
-            <w:r>
-              <w:rPr>
-                <w:rFonts w:ascii="Calibri" w:hAnsi="Calibri"/>
-                <w:sz w:val="20"/>
-              </w:rPr>
-              <w:t xml:space="default">0.32</w:t>
-            </w:r>
-          </w:p>
-        </w:tc>
-        <w:tc>
-          <w:tcPr>
-            <w:tcBorders>
-              <w:top w:val="single" w:space="0" w:color="D3D3D3"/>
-              <w:bottom w:val="single" w:space="0" w:color="D3D3D3"/>
-              <w:start w:val="single" w:space="0" w:color="D3D3D3"/>
-              <w:end w:val="single" w:space="0" w:color="D3D3D3"/>
-            </w:tcBorders>
-          </w:tcPr>
-          <w:p>
-            <w:pPr>
-              <w:spacing w:before="0" w:after="60"/>
-              <w:keepNext/>
-              <w:jc w:val="start"/>
-            </w:pPr>
-            <w:r>
-              <w:rPr>
-                <w:rFonts w:ascii="Calibri" w:hAnsi="Calibri"/>
-                <w:sz w:val="20"/>
-              </w:rPr>
-              <w:t xml:space="default">–</w:t>
-            </w:r>
-          </w:p>
-        </w:tc>
-        <w:tc>
-          <w:tcPr>
-            <w:tcBorders>
-              <w:top w:val="single" w:space="0" w:color="D3D3D3"/>
-              <w:bottom w:val="single" w:space="0" w:color="D3D3D3"/>
-              <w:start w:val="single" w:space="0" w:color="D3D3D3"/>
-              <w:end w:val="single" w:space="0" w:color="D3D3D3"/>
-            </w:tcBorders>
-          </w:tcPr>
-          <w:p>
-            <w:pPr>
-              <w:spacing w:before="0" w:after="60"/>
-              <w:keepNext/>
-              <w:jc w:val="start"/>
-            </w:pPr>
-            <w:r>
-              <w:rPr>
-                <w:rFonts w:ascii="Calibri" w:hAnsi="Calibri"/>
-                <w:sz w:val="20"/>
-              </w:rPr>
-              <w:t xml:space="default">–</w:t>
-            </w:r>
-          </w:p>
-        </w:tc>
-        <w:tc>
-          <w:tcPr>
-            <w:tcBorders>
-              <w:top w:val="single" w:space="0" w:color="D3D3D3"/>
-              <w:bottom w:val="single" w:space="0" w:color="D3D3D3"/>
-              <w:start w:val="single" w:space="0" w:color="D3D3D3"/>
-              <w:end w:val="single" w:space="0" w:color="D3D3D3"/>
-            </w:tcBorders>
-          </w:tcPr>
-          <w:p>
-            <w:pPr>
-              <w:spacing w:before="0" w:after="60"/>
-              <w:keepNext/>
-              <w:jc w:val="start"/>
-            </w:pPr>
-            <w:r>
-              <w:rPr>
-                <w:rFonts w:ascii="Calibri" w:hAnsi="Calibri"/>
-                <w:sz w:val="20"/>
-              </w:rPr>
-              <w:t xml:space="default">–</w:t>
-            </w:r>
-          </w:p>
-        </w:tc>
-        <w:tc>
-          <w:tcPr>
-            <w:tcBorders>
-              <w:top w:val="single" w:space="0" w:color="D3D3D3"/>
-              <w:bottom w:val="single" w:space="0" w:color="D3D3D3"/>
-              <w:start w:val="single" w:space="0" w:color="D3D3D3"/>
-              <w:end w:val="single" w:space="0" w:color="D3D3D3"/>
-            </w:tcBorders>
-          </w:tcPr>
-          <w:p>
-            <w:pPr>
-              <w:spacing w:before="0" w:after="60"/>
-              <w:keepNext/>
-              <w:jc w:val="end"/>
-            </w:pPr>
-            <w:r>
-              <w:rPr>
-                <w:rFonts w:ascii="Calibri" w:hAnsi="Calibri"/>
-                <w:sz w:val="20"/>
-              </w:rPr>
-              <w:t xml:space="default">0.72</w:t>
-            </w:r>
-          </w:p>
-        </w:tc>
-        <w:tc>
-          <w:tcPr>
-            <w:tcBorders>
-              <w:top w:val="single" w:space="0" w:color="D3D3D3"/>
-              <w:bottom w:val="single" w:space="0" w:color="D3D3D3"/>
-              <w:start w:val="single" w:space="0" w:color="D3D3D3"/>
-              <w:end w:val="single" w:space="0" w:color="D3D3D3"/>
-            </w:tcBorders>
-          </w:tcPr>
-          <w:p>
-            <w:pPr>
-              <w:spacing w:before="0" w:after="60"/>
-              <w:keepNext/>
-              <w:jc w:val="end"/>
-            </w:pPr>
-            <w:r>
-              <w:rPr>
-                <w:rFonts w:ascii="Calibri" w:hAnsi="Calibri"/>
-                <w:sz w:val="20"/>
-              </w:rPr>
-              <w:t xml:space="default">0.078</w:t>
-            </w:r>
-          </w:p>
-        </w:tc>
-        <w:tc>
-          <w:tcPr>
-            <w:tcBorders>
-              <w:top w:val="single" w:space="0" w:color="D3D3D3"/>
-              <w:bottom w:val="single" w:space="0" w:color="D3D3D3"/>
-              <w:start w:val="single" w:space="0" w:color="D3D3D3"/>
-              <w:end w:val="single" w:space="0" w:color="D3D3D3"/>
-            </w:tcBorders>
-          </w:tcPr>
-          <w:p>
-            <w:pPr>
-              <w:spacing w:before="0" w:after="60"/>
-              <w:keepNext/>
-              <w:jc w:val="end"/>
-            </w:pPr>
-            <w:r>
-              <w:rPr>
-                <w:rFonts w:ascii="Calibri" w:hAnsi="Calibri"/>
-                <w:sz w:val="20"/>
-              </w:rPr>
-              <w:t xml:space="default">0.56</w:t>
-            </w:r>
-          </w:p>
-        </w:tc>
-        <w:tc>
-          <w:tcPr>
-            <w:tcBorders>
-              <w:top w:val="single" w:space="0" w:color="D3D3D3"/>
-              <w:bottom w:val="single" w:space="0" w:color="D3D3D3"/>
-              <w:start w:val="single" w:space="0" w:color="D3D3D3"/>
-              <w:end w:val="single" w:space="0" w:color="D3D3D3"/>
-            </w:tcBorders>
-          </w:tcPr>
-          <w:p>
-            <w:pPr>
-              <w:spacing w:before="0" w:after="60"/>
-              <w:keepNext/>
-              <w:jc w:val="start"/>
-            </w:pPr>
-            <w:r>
-              <w:rPr>
-                <w:rFonts w:ascii="Calibri" w:hAnsi="Calibri"/>
-                <w:sz w:val="20"/>
-              </w:rPr>
-              <w:t xml:space="default">0.0092 *</w:t>
-            </w:r>
-          </w:p>
-        </w:tc>
-        <w:tc>
-          <w:tcPr>
-            <w:tcBorders>
-              <w:top w:val="single" w:space="0" w:color="D3D3D3"/>
-              <w:bottom w:val="single" w:space="0" w:color="D3D3D3"/>
-              <w:start w:val="single" w:space="0" w:color="D3D3D3"/>
-              <w:end w:val="single" w:space="0" w:color="D3D3D3"/>
-            </w:tcBorders>
-          </w:tcPr>
-          <w:p>
-            <w:pPr>
-              <w:spacing w:before="0" w:after="60"/>
-              <w:keepNext/>
-              <w:jc w:val="start"/>
-            </w:pPr>
-            <w:r>
-              <w:rPr>
-                <w:rFonts w:ascii="Calibri" w:hAnsi="Calibri"/>
-                <w:sz w:val="20"/>
-              </w:rPr>
-              <w:t xml:space="default">–</w:t>
+              <w:top w:val="single" w:sz="16" w:space="0" w:color="D3D3D3"/>
+              <w:bottom w:val="single" w:sz="16" w:space="0" w:color="D3D3D3"/>
+              <w:start w:val="single" w:space="0" w:color="D3D3D3"/>
+              <w:end w:val="single" w:space="0" w:color="D3D3D3"/>
+            </w:tcBorders>
+            <w:tcMar>
+              <w:top w:w="25" w:type="dxa"/>
+            </w:tcMar>
+            <w:gridSpan w:val="11"/>
+          </w:tcPr>
+          <w:p>
+            <w:pPr>
+              <w:spacing w:before="0" w:after="60"/>
+              <w:keepNext/>
+            </w:pPr>
+            <w:r>
+              <w:rPr>
+                <w:rFonts w:ascii="Calibri" w:hAnsi="Calibri"/>
+                <w:sz w:val="20"/>
+              </w:rPr>
+              <w:t xml:space="default">Florida</w:t>
             </w:r>
           </w:p>
         </w:tc>
@@ -940,7 +940,7 @@
                 <w:rFonts w:ascii="Calibri" w:hAnsi="Calibri"/>
                 <w:sz w:val="20"/>
               </w:rPr>
-              <w:t xml:space="default">M5_av</w:t>
+              <w:t xml:space="default">M4_fqcy</w:t>
             </w:r>
           </w:p>
         </w:tc>
@@ -964,7 +964,7 @@
                 <w:rFonts w:ascii="Calibri" w:hAnsi="Calibri"/>
                 <w:sz w:val="20"/>
               </w:rPr>
-              <w:t xml:space="default">1.40</w:t>
+              <w:t xml:space="default">0.00</w:t>
             </w:r>
           </w:p>
         </w:tc>
@@ -988,7 +988,7 @@
                 <w:rFonts w:ascii="Calibri" w:hAnsi="Calibri"/>
                 <w:sz w:val="20"/>
               </w:rPr>
-              <w:t xml:space="default">0.16</w:t>
+              <w:t xml:space="default">0.23</w:t>
             </w:r>
           </w:p>
         </w:tc>
@@ -1036,30 +1036,6 @@
                 <w:rFonts w:ascii="Calibri" w:hAnsi="Calibri"/>
                 <w:sz w:val="20"/>
               </w:rPr>
-              <w:t xml:space="default">0.13</w:t>
-            </w:r>
-          </w:p>
-        </w:tc>
-        <w:tc>
-          <w:tcPr>
-            <w:tcBorders>
-              <w:top w:val="single" w:space="0" w:color="D3D3D3"/>
-              <w:bottom w:val="single" w:space="0" w:color="D3D3D3"/>
-              <w:start w:val="single" w:space="0" w:color="D3D3D3"/>
-              <w:end w:val="single" w:space="0" w:color="D3D3D3"/>
-            </w:tcBorders>
-          </w:tcPr>
-          <w:p>
-            <w:pPr>
-              <w:spacing w:before="0" w:after="60"/>
-              <w:keepNext/>
-              <w:jc w:val="start"/>
-            </w:pPr>
-            <w:r>
-              <w:rPr>
-                <w:rFonts w:ascii="Calibri" w:hAnsi="Calibri"/>
-                <w:sz w:val="20"/>
-              </w:rPr>
               <w:t xml:space="default">–</w:t>
             </w:r>
           </w:p>
@@ -1077,102 +1053,6 @@
             <w:pPr>
               <w:spacing w:before="0" w:after="60"/>
               <w:keepNext/>
-              <w:jc w:val="end"/>
-            </w:pPr>
-            <w:r>
-              <w:rPr>
-                <w:rFonts w:ascii="Calibri" w:hAnsi="Calibri"/>
-                <w:sz w:val="20"/>
-              </w:rPr>
-              <w:t xml:space="default">0.23</w:t>
-            </w:r>
-          </w:p>
-        </w:tc>
-        <w:tc>
-          <w:tcPr>
-            <w:tcBorders>
-              <w:top w:val="single" w:space="0" w:color="D3D3D3"/>
-              <w:bottom w:val="single" w:space="0" w:color="D3D3D3"/>
-              <w:start w:val="single" w:space="0" w:color="D3D3D3"/>
-              <w:end w:val="single" w:space="0" w:color="D3D3D3"/>
-            </w:tcBorders>
-          </w:tcPr>
-          <w:p>
-            <w:pPr>
-              <w:spacing w:before="0" w:after="60"/>
-              <w:keepNext/>
-              <w:jc w:val="end"/>
-            </w:pPr>
-            <w:r>
-              <w:rPr>
-                <w:rFonts w:ascii="Calibri" w:hAnsi="Calibri"/>
-                <w:sz w:val="20"/>
-              </w:rPr>
-              <w:t xml:space="default">0.18</w:t>
-            </w:r>
-          </w:p>
-        </w:tc>
-        <w:tc>
-          <w:tcPr>
-            <w:tcBorders>
-              <w:top w:val="single" w:space="0" w:color="D3D3D3"/>
-              <w:bottom w:val="single" w:space="0" w:color="D3D3D3"/>
-              <w:start w:val="single" w:space="0" w:color="D3D3D3"/>
-              <w:end w:val="single" w:space="0" w:color="D3D3D3"/>
-            </w:tcBorders>
-          </w:tcPr>
-          <w:p>
-            <w:pPr>
-              <w:spacing w:before="0" w:after="60"/>
-              <w:keepNext/>
-              <w:jc w:val="end"/>
-            </w:pPr>
-            <w:r>
-              <w:rPr>
-                <w:rFonts w:ascii="Calibri" w:hAnsi="Calibri"/>
-                <w:sz w:val="20"/>
-              </w:rPr>
-              <w:t xml:space="default">0.59</w:t>
-            </w:r>
-          </w:p>
-        </w:tc>
-        <w:tc>
-          <w:tcPr>
-            <w:tcBorders>
-              <w:top w:val="single" w:space="0" w:color="D3D3D3"/>
-              <w:bottom w:val="single" w:space="0" w:color="D3D3D3"/>
-              <w:start w:val="single" w:space="0" w:color="D3D3D3"/>
-              <w:end w:val="single" w:space="0" w:color="D3D3D3"/>
-            </w:tcBorders>
-          </w:tcPr>
-          <w:p>
-            <w:pPr>
-              <w:spacing w:before="0" w:after="60"/>
-              <w:keepNext/>
-              <w:jc w:val="start"/>
-            </w:pPr>
-            <w:r>
-              <w:rPr>
-                <w:rFonts w:ascii="Calibri" w:hAnsi="Calibri"/>
-                <w:sz w:val="20"/>
-              </w:rPr>
-              <w:t xml:space="default">0.02 *</w:t>
-            </w:r>
-          </w:p>
-        </w:tc>
-        <w:tc>
-          <w:tcPr>
-            <w:tcBorders>
-              <w:top w:val="single" w:space="0" w:color="D3D3D3"/>
-              <w:bottom w:val="single" w:space="0" w:color="D3D3D3"/>
-              <w:start w:val="single" w:space="0" w:color="D3D3D3"/>
-              <w:end w:val="single" w:space="0" w:color="D3D3D3"/>
-            </w:tcBorders>
-          </w:tcPr>
-          <w:p>
-            <w:pPr>
-              <w:spacing w:before="0" w:after="60"/>
-              <w:keepNext/>
               <w:jc w:val="start"/>
             </w:pPr>
             <w:r>
@@ -1181,6 +1061,126 @@
                 <w:sz w:val="20"/>
               </w:rPr>
               <w:t xml:space="default">–</w:t>
+            </w:r>
+          </w:p>
+        </w:tc>
+        <w:tc>
+          <w:tcPr>
+            <w:tcBorders>
+              <w:top w:val="single" w:space="0" w:color="D3D3D3"/>
+              <w:bottom w:val="single" w:space="0" w:color="D3D3D3"/>
+              <w:start w:val="single" w:space="0" w:color="D3D3D3"/>
+              <w:end w:val="single" w:space="0" w:color="D3D3D3"/>
+            </w:tcBorders>
+          </w:tcPr>
+          <w:p>
+            <w:pPr>
+              <w:spacing w:before="0" w:after="60"/>
+              <w:keepNext/>
+              <w:jc w:val="start"/>
+            </w:pPr>
+            <w:r>
+              <w:rPr>
+                <w:rFonts w:ascii="Calibri" w:hAnsi="Calibri"/>
+                <w:sz w:val="20"/>
+              </w:rPr>
+              <w:t xml:space="default">0.41</w:t>
+            </w:r>
+          </w:p>
+        </w:tc>
+        <w:tc>
+          <w:tcPr>
+            <w:tcBorders>
+              <w:top w:val="single" w:space="0" w:color="D3D3D3"/>
+              <w:bottom w:val="single" w:space="0" w:color="D3D3D3"/>
+              <w:start w:val="single" w:space="0" w:color="D3D3D3"/>
+              <w:end w:val="single" w:space="0" w:color="D3D3D3"/>
+            </w:tcBorders>
+          </w:tcPr>
+          <w:p>
+            <w:pPr>
+              <w:spacing w:before="0" w:after="60"/>
+              <w:keepNext/>
+              <w:jc w:val="start"/>
+            </w:pPr>
+            <w:r>
+              <w:rPr>
+                <w:rFonts w:ascii="Calibri" w:hAnsi="Calibri"/>
+                <w:sz w:val="20"/>
+              </w:rPr>
+              <w:t xml:space="default">0.12</w:t>
+            </w:r>
+          </w:p>
+        </w:tc>
+        <w:tc>
+          <w:tcPr>
+            <w:tcBorders>
+              <w:top w:val="single" w:space="0" w:color="D3D3D3"/>
+              <w:bottom w:val="single" w:space="0" w:color="D3D3D3"/>
+              <w:start w:val="single" w:space="0" w:color="D3D3D3"/>
+              <w:end w:val="single" w:space="0" w:color="D3D3D3"/>
+            </w:tcBorders>
+          </w:tcPr>
+          <w:p>
+            <w:pPr>
+              <w:spacing w:before="0" w:after="60"/>
+              <w:keepNext/>
+              <w:jc w:val="start"/>
+            </w:pPr>
+            <w:r>
+              <w:rPr>
+                <w:rFonts w:ascii="Calibri" w:hAnsi="Calibri"/>
+                <w:sz w:val="20"/>
+              </w:rPr>
+              <w:t xml:space="default">0.47</w:t>
+            </w:r>
+          </w:p>
+        </w:tc>
+        <w:tc>
+          <w:tcPr>
+            <w:tcBorders>
+              <w:top w:val="single" w:space="0" w:color="D3D3D3"/>
+              <w:bottom w:val="single" w:space="0" w:color="D3D3D3"/>
+              <w:start w:val="single" w:space="0" w:color="D3D3D3"/>
+              <w:end w:val="single" w:space="0" w:color="D3D3D3"/>
+            </w:tcBorders>
+          </w:tcPr>
+          <w:p>
+            <w:pPr>
+              <w:spacing w:before="0" w:after="60"/>
+              <w:keepNext/>
+              <w:jc w:val="start"/>
+            </w:pPr>
+            <w:r>
+              <w:rPr>
+                <w:rFonts w:ascii="Calibri" w:hAnsi="Calibri"/>
+                <w:sz w:val="20"/>
+              </w:rPr>
+              <w:t xml:space="default">–</w:t>
+            </w:r>
+          </w:p>
+        </w:tc>
+        <w:tc>
+          <w:tcPr>
+            <w:tcBorders>
+              <w:top w:val="single" w:space="0" w:color="D3D3D3"/>
+              <w:bottom w:val="single" w:space="0" w:color="D3D3D3"/>
+              <w:start w:val="single" w:space="0" w:color="D3D3D3"/>
+              <w:end w:val="single" w:space="0" w:color="D3D3D3"/>
+            </w:tcBorders>
+          </w:tcPr>
+          <w:p>
+            <w:pPr>
+              <w:spacing w:before="0" w:after="60"/>
+              <w:keepNext/>
+              <w:jc w:val="start"/>
+            </w:pPr>
+            <w:r>
+              <w:rPr>
+                <w:rFonts w:ascii="Calibri" w:hAnsi="Calibri"/>
+                <w:sz w:val="20"/>
+              </w:rPr>
+              <w:t xml:space="default">0.081</w:t>
             </w:r>
           </w:p>
         </w:tc>
@@ -1209,7 +1209,7 @@
                 <w:rFonts w:ascii="Calibri" w:hAnsi="Calibri"/>
                 <w:sz w:val="20"/>
               </w:rPr>
-              <w:t xml:space="default">M6_av</w:t>
+              <w:t xml:space="default">M1</w:t>
             </w:r>
           </w:p>
         </w:tc>
@@ -1233,7 +1233,7 @@
                 <w:rFonts w:ascii="Calibri" w:hAnsi="Calibri"/>
                 <w:sz w:val="20"/>
               </w:rPr>
-              <w:t xml:space="default">1.96</w:t>
+              <w:t xml:space="default">0.56</w:t>
             </w:r>
           </w:p>
         </w:tc>
@@ -1257,6 +1257,102 @@
                 <w:rFonts w:ascii="Calibri" w:hAnsi="Calibri"/>
                 <w:sz w:val="20"/>
               </w:rPr>
+              <w:t xml:space="default">0.17</w:t>
+            </w:r>
+          </w:p>
+        </w:tc>
+        <w:tc>
+          <w:tcPr>
+            <w:tcBorders>
+              <w:top w:val="single" w:space="0" w:color="D3D3D3"/>
+              <w:bottom w:val="single" w:space="0" w:color="D3D3D3"/>
+              <w:start w:val="single" w:space="0" w:color="D3D3D3"/>
+              <w:end w:val="single" w:space="0" w:color="D3D3D3"/>
+            </w:tcBorders>
+          </w:tcPr>
+          <w:p>
+            <w:pPr>
+              <w:spacing w:before="0" w:after="60"/>
+              <w:keepNext/>
+              <w:jc w:val="start"/>
+            </w:pPr>
+            <w:r>
+              <w:rPr>
+                <w:rFonts w:ascii="Calibri" w:hAnsi="Calibri"/>
+                <w:sz w:val="20"/>
+              </w:rPr>
+              <w:t xml:space="default">–</w:t>
+            </w:r>
+          </w:p>
+        </w:tc>
+        <w:tc>
+          <w:tcPr>
+            <w:tcBorders>
+              <w:top w:val="single" w:space="0" w:color="D3D3D3"/>
+              <w:bottom w:val="single" w:space="0" w:color="D3D3D3"/>
+              <w:start w:val="single" w:space="0" w:color="D3D3D3"/>
+              <w:end w:val="single" w:space="0" w:color="D3D3D3"/>
+            </w:tcBorders>
+          </w:tcPr>
+          <w:p>
+            <w:pPr>
+              <w:spacing w:before="0" w:after="60"/>
+              <w:keepNext/>
+              <w:jc w:val="start"/>
+            </w:pPr>
+            <w:r>
+              <w:rPr>
+                <w:rFonts w:ascii="Calibri" w:hAnsi="Calibri"/>
+                <w:sz w:val="20"/>
+              </w:rPr>
+              <w:t xml:space="default">–</w:t>
+            </w:r>
+          </w:p>
+        </w:tc>
+        <w:tc>
+          <w:tcPr>
+            <w:tcBorders>
+              <w:top w:val="single" w:space="0" w:color="D3D3D3"/>
+              <w:bottom w:val="single" w:space="0" w:color="D3D3D3"/>
+              <w:start w:val="single" w:space="0" w:color="D3D3D3"/>
+              <w:end w:val="single" w:space="0" w:color="D3D3D3"/>
+            </w:tcBorders>
+          </w:tcPr>
+          <w:p>
+            <w:pPr>
+              <w:spacing w:before="0" w:after="60"/>
+              <w:keepNext/>
+              <w:jc w:val="start"/>
+            </w:pPr>
+            <w:r>
+              <w:rPr>
+                <w:rFonts w:ascii="Calibri" w:hAnsi="Calibri"/>
+                <w:sz w:val="20"/>
+              </w:rPr>
+              <w:t xml:space="default">–</w:t>
+            </w:r>
+          </w:p>
+        </w:tc>
+        <w:tc>
+          <w:tcPr>
+            <w:tcBorders>
+              <w:top w:val="single" w:space="0" w:color="D3D3D3"/>
+              <w:bottom w:val="single" w:space="0" w:color="D3D3D3"/>
+              <w:start w:val="single" w:space="0" w:color="D3D3D3"/>
+              <w:end w:val="single" w:space="0" w:color="D3D3D3"/>
+            </w:tcBorders>
+          </w:tcPr>
+          <w:p>
+            <w:pPr>
+              <w:spacing w:before="0" w:after="60"/>
+              <w:keepNext/>
+              <w:jc w:val="start"/>
+            </w:pPr>
+            <w:r>
+              <w:rPr>
+                <w:rFonts w:ascii="Calibri" w:hAnsi="Calibri"/>
+                <w:sz w:val="20"/>
+              </w:rPr>
               <w:t xml:space="default">0.12</w:t>
             </w:r>
           </w:p>
@@ -1281,54 +1377,6 @@
                 <w:rFonts w:ascii="Calibri" w:hAnsi="Calibri"/>
                 <w:sz w:val="20"/>
               </w:rPr>
-              <w:t xml:space="default">0.51</w:t>
-            </w:r>
-          </w:p>
-        </w:tc>
-        <w:tc>
-          <w:tcPr>
-            <w:tcBorders>
-              <w:top w:val="single" w:space="0" w:color="D3D3D3"/>
-              <w:bottom w:val="single" w:space="0" w:color="D3D3D3"/>
-              <w:start w:val="single" w:space="0" w:color="D3D3D3"/>
-              <w:end w:val="single" w:space="0" w:color="D3D3D3"/>
-            </w:tcBorders>
-          </w:tcPr>
-          <w:p>
-            <w:pPr>
-              <w:spacing w:before="0" w:after="60"/>
-              <w:keepNext/>
-              <w:jc w:val="start"/>
-            </w:pPr>
-            <w:r>
-              <w:rPr>
-                <w:rFonts w:ascii="Calibri" w:hAnsi="Calibri"/>
-                <w:sz w:val="20"/>
-              </w:rPr>
-              <w:t xml:space="default">0.06</w:t>
-            </w:r>
-          </w:p>
-        </w:tc>
-        <w:tc>
-          <w:tcPr>
-            <w:tcBorders>
-              <w:top w:val="single" w:space="0" w:color="D3D3D3"/>
-              <w:bottom w:val="single" w:space="0" w:color="D3D3D3"/>
-              <w:start w:val="single" w:space="0" w:color="D3D3D3"/>
-              <w:end w:val="single" w:space="0" w:color="D3D3D3"/>
-            </w:tcBorders>
-          </w:tcPr>
-          <w:p>
-            <w:pPr>
-              <w:spacing w:before="0" w:after="60"/>
-              <w:keepNext/>
-              <w:jc w:val="start"/>
-            </w:pPr>
-            <w:r>
-              <w:rPr>
-                <w:rFonts w:ascii="Calibri" w:hAnsi="Calibri"/>
-                <w:sz w:val="20"/>
-              </w:rPr>
               <w:t xml:space="default">–</w:t>
             </w:r>
           </w:p>
@@ -1346,86 +1394,38 @@
             <w:pPr>
               <w:spacing w:before="0" w:after="60"/>
               <w:keepNext/>
-              <w:jc w:val="end"/>
-            </w:pPr>
-            <w:r>
-              <w:rPr>
-                <w:rFonts w:ascii="Calibri" w:hAnsi="Calibri"/>
-                <w:sz w:val="20"/>
-              </w:rPr>
-              <w:t xml:space="default">0.25</w:t>
-            </w:r>
-          </w:p>
-        </w:tc>
-        <w:tc>
-          <w:tcPr>
-            <w:tcBorders>
-              <w:top w:val="single" w:space="0" w:color="D3D3D3"/>
-              <w:bottom w:val="single" w:space="0" w:color="D3D3D3"/>
-              <w:start w:val="single" w:space="0" w:color="D3D3D3"/>
-              <w:end w:val="single" w:space="0" w:color="D3D3D3"/>
-            </w:tcBorders>
-          </w:tcPr>
-          <w:p>
-            <w:pPr>
-              <w:spacing w:before="0" w:after="60"/>
-              <w:keepNext/>
-              <w:jc w:val="end"/>
-            </w:pPr>
-            <w:r>
-              <w:rPr>
-                <w:rFonts w:ascii="Calibri" w:hAnsi="Calibri"/>
-                <w:sz w:val="20"/>
-              </w:rPr>
-              <w:t xml:space="default">0.05</w:t>
-            </w:r>
-          </w:p>
-        </w:tc>
-        <w:tc>
-          <w:tcPr>
-            <w:tcBorders>
-              <w:top w:val="single" w:space="0" w:color="D3D3D3"/>
-              <w:bottom w:val="single" w:space="0" w:color="D3D3D3"/>
-              <w:start w:val="single" w:space="0" w:color="D3D3D3"/>
-              <w:end w:val="single" w:space="0" w:color="D3D3D3"/>
-            </w:tcBorders>
-          </w:tcPr>
-          <w:p>
-            <w:pPr>
-              <w:spacing w:before="0" w:after="60"/>
-              <w:keepNext/>
-              <w:jc w:val="end"/>
-            </w:pPr>
-            <w:r>
-              <w:rPr>
-                <w:rFonts w:ascii="Calibri" w:hAnsi="Calibri"/>
-                <w:sz w:val="20"/>
-              </w:rPr>
-              <w:t xml:space="default">0.82</w:t>
-            </w:r>
-          </w:p>
-        </w:tc>
-        <w:tc>
-          <w:tcPr>
-            <w:tcBorders>
-              <w:top w:val="single" w:space="0" w:color="D3D3D3"/>
-              <w:bottom w:val="single" w:space="0" w:color="D3D3D3"/>
-              <w:start w:val="single" w:space="0" w:color="D3D3D3"/>
-              <w:end w:val="single" w:space="0" w:color="D3D3D3"/>
-            </w:tcBorders>
-          </w:tcPr>
-          <w:p>
-            <w:pPr>
-              <w:spacing w:before="0" w:after="60"/>
-              <w:keepNext/>
-              <w:jc w:val="start"/>
-            </w:pPr>
-            <w:r>
-              <w:rPr>
-                <w:rFonts w:ascii="Calibri" w:hAnsi="Calibri"/>
-                <w:sz w:val="20"/>
-              </w:rPr>
-              <w:t xml:space="default">0.0013 *</w:t>
+              <w:jc w:val="start"/>
+            </w:pPr>
+            <w:r>
+              <w:rPr>
+                <w:rFonts w:ascii="Calibri" w:hAnsi="Calibri"/>
+                <w:sz w:val="20"/>
+              </w:rPr>
+              <w:t xml:space="default">–</w:t>
+            </w:r>
+          </w:p>
+        </w:tc>
+        <w:tc>
+          <w:tcPr>
+            <w:tcBorders>
+              <w:top w:val="single" w:space="0" w:color="D3D3D3"/>
+              <w:bottom w:val="single" w:space="0" w:color="D3D3D3"/>
+              <w:start w:val="single" w:space="0" w:color="D3D3D3"/>
+              <w:end w:val="single" w:space="0" w:color="D3D3D3"/>
+            </w:tcBorders>
+          </w:tcPr>
+          <w:p>
+            <w:pPr>
+              <w:spacing w:before="0" w:after="60"/>
+              <w:keepNext/>
+              <w:jc w:val="start"/>
+            </w:pPr>
+            <w:r>
+              <w:rPr>
+                <w:rFonts w:ascii="Calibri" w:hAnsi="Calibri"/>
+                <w:sz w:val="20"/>
+              </w:rPr>
+              <w:t xml:space="default">–</w:t>
             </w:r>
           </w:p>
         </w:tc>
@@ -1461,27 +1461,264 @@
         <w:tc>
           <w:tcPr>
             <w:tcBorders>
-              <w:top w:val="single" w:sz="16" w:space="0" w:color="D3D3D3"/>
-              <w:bottom w:val="single" w:sz="16" w:space="0" w:color="D3D3D3"/>
-              <w:start w:val="single" w:space="0" w:color="D3D3D3"/>
-              <w:end w:val="single" w:space="0" w:color="D3D3D3"/>
-            </w:tcBorders>
-            <w:tcMar>
-              <w:top w:w="25" w:type="dxa"/>
-            </w:tcMar>
-            <w:gridSpan w:val="11"/>
-          </w:tcPr>
-          <w:p>
-            <w:pPr>
-              <w:spacing w:before="0" w:after="60"/>
-              <w:keepNext/>
-            </w:pPr>
-            <w:r>
-              <w:rPr>
-                <w:rFonts w:ascii="Calibri" w:hAnsi="Calibri"/>
-                <w:sz w:val="20"/>
-              </w:rPr>
-              <w:t xml:space="default">Belize</w:t>
+              <w:top w:val="single" w:space="0" w:color="D3D3D3"/>
+              <w:bottom w:val="single" w:space="0" w:color="D3D3D3"/>
+              <w:start w:val="single" w:space="0" w:color="D3D3D3"/>
+              <w:end w:val="single" w:space="0" w:color="D3D3D3"/>
+            </w:tcBorders>
+          </w:tcPr>
+          <w:p>
+            <w:pPr>
+              <w:spacing w:before="0" w:after="60"/>
+              <w:keepNext/>
+              <w:jc w:val="start"/>
+            </w:pPr>
+            <w:r>
+              <w:rPr>
+                <w:rFonts w:ascii="Calibri" w:hAnsi="Calibri"/>
+                <w:sz w:val="20"/>
+              </w:rPr>
+              <w:t xml:space="default">M2</w:t>
+            </w:r>
+          </w:p>
+        </w:tc>
+        <w:tc>
+          <w:tcPr>
+            <w:tcBorders>
+              <w:top w:val="single" w:space="0" w:color="D3D3D3"/>
+              <w:bottom w:val="single" w:space="0" w:color="D3D3D3"/>
+              <w:start w:val="single" w:space="0" w:color="D3D3D3"/>
+              <w:end w:val="single" w:space="0" w:color="D3D3D3"/>
+            </w:tcBorders>
+          </w:tcPr>
+          <w:p>
+            <w:pPr>
+              <w:spacing w:before="0" w:after="60"/>
+              <w:keepNext/>
+              <w:jc w:val="end"/>
+            </w:pPr>
+            <w:r>
+              <w:rPr>
+                <w:rFonts w:ascii="Calibri" w:hAnsi="Calibri"/>
+                <w:sz w:val="20"/>
+              </w:rPr>
+              <w:t xml:space="default">0.98</w:t>
+            </w:r>
+          </w:p>
+        </w:tc>
+        <w:tc>
+          <w:tcPr>
+            <w:tcBorders>
+              <w:top w:val="single" w:space="0" w:color="D3D3D3"/>
+              <w:bottom w:val="single" w:space="0" w:color="D3D3D3"/>
+              <w:start w:val="single" w:space="0" w:color="D3D3D3"/>
+              <w:end w:val="single" w:space="0" w:color="D3D3D3"/>
+            </w:tcBorders>
+          </w:tcPr>
+          <w:p>
+            <w:pPr>
+              <w:spacing w:before="0" w:after="60"/>
+              <w:keepNext/>
+              <w:jc w:val="end"/>
+            </w:pPr>
+            <w:r>
+              <w:rPr>
+                <w:rFonts w:ascii="Calibri" w:hAnsi="Calibri"/>
+                <w:sz w:val="20"/>
+              </w:rPr>
+              <w:t xml:space="default">0.14</w:t>
+            </w:r>
+          </w:p>
+        </w:tc>
+        <w:tc>
+          <w:tcPr>
+            <w:tcBorders>
+              <w:top w:val="single" w:space="0" w:color="D3D3D3"/>
+              <w:bottom w:val="single" w:space="0" w:color="D3D3D3"/>
+              <w:start w:val="single" w:space="0" w:color="D3D3D3"/>
+              <w:end w:val="single" w:space="0" w:color="D3D3D3"/>
+            </w:tcBorders>
+          </w:tcPr>
+          <w:p>
+            <w:pPr>
+              <w:spacing w:before="0" w:after="60"/>
+              <w:keepNext/>
+              <w:jc w:val="start"/>
+            </w:pPr>
+            <w:r>
+              <w:rPr>
+                <w:rFonts w:ascii="Calibri" w:hAnsi="Calibri"/>
+                <w:sz w:val="20"/>
+              </w:rPr>
+              <w:t xml:space="default">–</w:t>
+            </w:r>
+          </w:p>
+        </w:tc>
+        <w:tc>
+          <w:tcPr>
+            <w:tcBorders>
+              <w:top w:val="single" w:space="0" w:color="D3D3D3"/>
+              <w:bottom w:val="single" w:space="0" w:color="D3D3D3"/>
+              <w:start w:val="single" w:space="0" w:color="D3D3D3"/>
+              <w:end w:val="single" w:space="0" w:color="D3D3D3"/>
+            </w:tcBorders>
+          </w:tcPr>
+          <w:p>
+            <w:pPr>
+              <w:spacing w:before="0" w:after="60"/>
+              <w:keepNext/>
+              <w:jc w:val="start"/>
+            </w:pPr>
+            <w:r>
+              <w:rPr>
+                <w:rFonts w:ascii="Calibri" w:hAnsi="Calibri"/>
+                <w:sz w:val="20"/>
+              </w:rPr>
+              <w:t xml:space="default">–</w:t>
+            </w:r>
+          </w:p>
+        </w:tc>
+        <w:tc>
+          <w:tcPr>
+            <w:tcBorders>
+              <w:top w:val="single" w:space="0" w:color="D3D3D3"/>
+              <w:bottom w:val="single" w:space="0" w:color="D3D3D3"/>
+              <w:start w:val="single" w:space="0" w:color="D3D3D3"/>
+              <w:end w:val="single" w:space="0" w:color="D3D3D3"/>
+            </w:tcBorders>
+          </w:tcPr>
+          <w:p>
+            <w:pPr>
+              <w:spacing w:before="0" w:after="60"/>
+              <w:keepNext/>
+              <w:jc w:val="start"/>
+            </w:pPr>
+            <w:r>
+              <w:rPr>
+                <w:rFonts w:ascii="Calibri" w:hAnsi="Calibri"/>
+                <w:sz w:val="20"/>
+              </w:rPr>
+              <w:t xml:space="default">–</w:t>
+            </w:r>
+          </w:p>
+        </w:tc>
+        <w:tc>
+          <w:tcPr>
+            <w:tcBorders>
+              <w:top w:val="single" w:space="0" w:color="D3D3D3"/>
+              <w:bottom w:val="single" w:space="0" w:color="D3D3D3"/>
+              <w:start w:val="single" w:space="0" w:color="D3D3D3"/>
+              <w:end w:val="single" w:space="0" w:color="D3D3D3"/>
+            </w:tcBorders>
+          </w:tcPr>
+          <w:p>
+            <w:pPr>
+              <w:spacing w:before="0" w:after="60"/>
+              <w:keepNext/>
+              <w:jc w:val="start"/>
+            </w:pPr>
+            <w:r>
+              <w:rPr>
+                <w:rFonts w:ascii="Calibri" w:hAnsi="Calibri"/>
+                <w:sz w:val="20"/>
+              </w:rPr>
+              <w:t xml:space="default">0.12</w:t>
+            </w:r>
+          </w:p>
+        </w:tc>
+        <w:tc>
+          <w:tcPr>
+            <w:tcBorders>
+              <w:top w:val="single" w:space="0" w:color="D3D3D3"/>
+              <w:bottom w:val="single" w:space="0" w:color="D3D3D3"/>
+              <w:start w:val="single" w:space="0" w:color="D3D3D3"/>
+              <w:end w:val="single" w:space="0" w:color="D3D3D3"/>
+            </w:tcBorders>
+          </w:tcPr>
+          <w:p>
+            <w:pPr>
+              <w:spacing w:before="0" w:after="60"/>
+              <w:keepNext/>
+              <w:jc w:val="start"/>
+            </w:pPr>
+            <w:r>
+              <w:rPr>
+                <w:rFonts w:ascii="Calibri" w:hAnsi="Calibri"/>
+                <w:sz w:val="20"/>
+              </w:rPr>
+              <w:t xml:space="default">0.25</w:t>
+            </w:r>
+          </w:p>
+        </w:tc>
+        <w:tc>
+          <w:tcPr>
+            <w:tcBorders>
+              <w:top w:val="single" w:space="0" w:color="D3D3D3"/>
+              <w:bottom w:val="single" w:space="0" w:color="D3D3D3"/>
+              <w:start w:val="single" w:space="0" w:color="D3D3D3"/>
+              <w:end w:val="single" w:space="0" w:color="D3D3D3"/>
+            </w:tcBorders>
+          </w:tcPr>
+          <w:p>
+            <w:pPr>
+              <w:spacing w:before="0" w:after="60"/>
+              <w:keepNext/>
+              <w:jc w:val="start"/>
+            </w:pPr>
+            <w:r>
+              <w:rPr>
+                <w:rFonts w:ascii="Calibri" w:hAnsi="Calibri"/>
+                <w:sz w:val="20"/>
+              </w:rPr>
+              <w:t xml:space="default">–</w:t>
+            </w:r>
+          </w:p>
+        </w:tc>
+        <w:tc>
+          <w:tcPr>
+            <w:tcBorders>
+              <w:top w:val="single" w:space="0" w:color="D3D3D3"/>
+              <w:bottom w:val="single" w:space="0" w:color="D3D3D3"/>
+              <w:start w:val="single" w:space="0" w:color="D3D3D3"/>
+              <w:end w:val="single" w:space="0" w:color="D3D3D3"/>
+            </w:tcBorders>
+          </w:tcPr>
+          <w:p>
+            <w:pPr>
+              <w:spacing w:before="0" w:after="60"/>
+              <w:keepNext/>
+              <w:jc w:val="start"/>
+            </w:pPr>
+            <w:r>
+              <w:rPr>
+                <w:rFonts w:ascii="Calibri" w:hAnsi="Calibri"/>
+                <w:sz w:val="20"/>
+              </w:rPr>
+              <w:t xml:space="default">–</w:t>
+            </w:r>
+          </w:p>
+        </w:tc>
+        <w:tc>
+          <w:tcPr>
+            <w:tcBorders>
+              <w:top w:val="single" w:space="0" w:color="D3D3D3"/>
+              <w:bottom w:val="single" w:space="0" w:color="D3D3D3"/>
+              <w:start w:val="single" w:space="0" w:color="D3D3D3"/>
+              <w:end w:val="single" w:space="0" w:color="D3D3D3"/>
+            </w:tcBorders>
+          </w:tcPr>
+          <w:p>
+            <w:pPr>
+              <w:spacing w:before="0" w:after="60"/>
+              <w:keepNext/>
+              <w:jc w:val="start"/>
+            </w:pPr>
+            <w:r>
+              <w:rPr>
+                <w:rFonts w:ascii="Calibri" w:hAnsi="Calibri"/>
+                <w:sz w:val="20"/>
+              </w:rPr>
+              <w:t xml:space="default">–</w:t>
             </w:r>
           </w:p>
         </w:tc>
@@ -1510,7 +1747,7 @@
                 <w:rFonts w:ascii="Calibri" w:hAnsi="Calibri"/>
                 <w:sz w:val="20"/>
               </w:rPr>
-              <w:t xml:space="default">M6_fqcy</w:t>
+              <w:t xml:space="default">M3</w:t>
             </w:r>
           </w:p>
         </w:tc>
@@ -1534,7 +1771,7 @@
                 <w:rFonts w:ascii="Calibri" w:hAnsi="Calibri"/>
                 <w:sz w:val="20"/>
               </w:rPr>
-              <w:t xml:space="default">0.00</w:t>
+              <w:t xml:space="default">0.98</w:t>
             </w:r>
           </w:p>
         </w:tc>
@@ -1558,55 +1795,7 @@
                 <w:rFonts w:ascii="Calibri" w:hAnsi="Calibri"/>
                 <w:sz w:val="20"/>
               </w:rPr>
-              <w:t xml:space="default">0.64</w:t>
-            </w:r>
-          </w:p>
-        </w:tc>
-        <w:tc>
-          <w:tcPr>
-            <w:tcBorders>
-              <w:top w:val="single" w:space="0" w:color="D3D3D3"/>
-              <w:bottom w:val="single" w:space="0" w:color="D3D3D3"/>
-              <w:start w:val="single" w:space="0" w:color="D3D3D3"/>
-              <w:end w:val="single" w:space="0" w:color="D3D3D3"/>
-            </w:tcBorders>
-          </w:tcPr>
-          <w:p>
-            <w:pPr>
-              <w:spacing w:before="0" w:after="60"/>
-              <w:keepNext/>
-              <w:jc w:val="start"/>
-            </w:pPr>
-            <w:r>
-              <w:rPr>
-                <w:rFonts w:ascii="Calibri" w:hAnsi="Calibri"/>
-                <w:sz w:val="20"/>
-              </w:rPr>
-              <w:t xml:space="default">0.0017 *</w:t>
-            </w:r>
-          </w:p>
-        </w:tc>
-        <w:tc>
-          <w:tcPr>
-            <w:tcBorders>
-              <w:top w:val="single" w:space="0" w:color="D3D3D3"/>
-              <w:bottom w:val="single" w:space="0" w:color="D3D3D3"/>
-              <w:start w:val="single" w:space="0" w:color="D3D3D3"/>
-              <w:end w:val="single" w:space="0" w:color="D3D3D3"/>
-            </w:tcBorders>
-          </w:tcPr>
-          <w:p>
-            <w:pPr>
-              <w:spacing w:before="0" w:after="60"/>
-              <w:keepNext/>
-              <w:jc w:val="start"/>
-            </w:pPr>
-            <w:r>
-              <w:rPr>
-                <w:rFonts w:ascii="Calibri" w:hAnsi="Calibri"/>
-                <w:sz w:val="20"/>
-              </w:rPr>
-              <w:t xml:space="default">0.088</w:t>
+              <w:t xml:space="default">0.14</w:t>
             </w:r>
           </w:p>
         </w:tc>
@@ -1647,78 +1836,6 @@
             <w:pPr>
               <w:spacing w:before="0" w:after="60"/>
               <w:keepNext/>
-              <w:jc w:val="end"/>
-            </w:pPr>
-            <w:r>
-              <w:rPr>
-                <w:rFonts w:ascii="Calibri" w:hAnsi="Calibri"/>
-                <w:sz w:val="20"/>
-              </w:rPr>
-              <w:t xml:space="default">0.11</w:t>
-            </w:r>
-          </w:p>
-        </w:tc>
-        <w:tc>
-          <w:tcPr>
-            <w:tcBorders>
-              <w:top w:val="single" w:space="0" w:color="D3D3D3"/>
-              <w:bottom w:val="single" w:space="0" w:color="D3D3D3"/>
-              <w:start w:val="single" w:space="0" w:color="D3D3D3"/>
-              <w:end w:val="single" w:space="0" w:color="D3D3D3"/>
-            </w:tcBorders>
-          </w:tcPr>
-          <w:p>
-            <w:pPr>
-              <w:spacing w:before="0" w:after="60"/>
-              <w:keepNext/>
-              <w:jc w:val="end"/>
-            </w:pPr>
-            <w:r>
-              <w:rPr>
-                <w:rFonts w:ascii="Calibri" w:hAnsi="Calibri"/>
-                <w:sz w:val="20"/>
-              </w:rPr>
-              <w:t xml:space="default">0.033 *</w:t>
-            </w:r>
-          </w:p>
-        </w:tc>
-        <w:tc>
-          <w:tcPr>
-            <w:tcBorders>
-              <w:top w:val="single" w:space="0" w:color="D3D3D3"/>
-              <w:bottom w:val="single" w:space="0" w:color="D3D3D3"/>
-              <w:start w:val="single" w:space="0" w:color="D3D3D3"/>
-              <w:end w:val="single" w:space="0" w:color="D3D3D3"/>
-            </w:tcBorders>
-          </w:tcPr>
-          <w:p>
-            <w:pPr>
-              <w:spacing w:before="0" w:after="60"/>
-              <w:keepNext/>
-              <w:jc w:val="end"/>
-            </w:pPr>
-            <w:r>
-              <w:rPr>
-                <w:rFonts w:ascii="Calibri" w:hAnsi="Calibri"/>
-                <w:sz w:val="20"/>
-              </w:rPr>
-              <w:t xml:space="default">0.93</w:t>
-            </w:r>
-          </w:p>
-        </w:tc>
-        <w:tc>
-          <w:tcPr>
-            <w:tcBorders>
-              <w:top w:val="single" w:space="0" w:color="D3D3D3"/>
-              <w:bottom w:val="single" w:space="0" w:color="D3D3D3"/>
-              <w:start w:val="single" w:space="0" w:color="D3D3D3"/>
-              <w:end w:val="single" w:space="0" w:color="D3D3D3"/>
-            </w:tcBorders>
-          </w:tcPr>
-          <w:p>
-            <w:pPr>
-              <w:spacing w:before="0" w:after="60"/>
-              <w:keepNext/>
               <w:jc w:val="start"/>
             </w:pPr>
             <w:r>
@@ -1750,7 +1867,127 @@
                 <w:rFonts w:ascii="Calibri" w:hAnsi="Calibri"/>
                 <w:sz w:val="20"/>
               </w:rPr>
-              <w:t xml:space="default">0.032 *</w:t>
+              <w:t xml:space="default">–</w:t>
+            </w:r>
+          </w:p>
+        </w:tc>
+        <w:tc>
+          <w:tcPr>
+            <w:tcBorders>
+              <w:top w:val="single" w:space="0" w:color="D3D3D3"/>
+              <w:bottom w:val="single" w:space="0" w:color="D3D3D3"/>
+              <w:start w:val="single" w:space="0" w:color="D3D3D3"/>
+              <w:end w:val="single" w:space="0" w:color="D3D3D3"/>
+            </w:tcBorders>
+          </w:tcPr>
+          <w:p>
+            <w:pPr>
+              <w:spacing w:before="0" w:after="60"/>
+              <w:keepNext/>
+              <w:jc w:val="start"/>
+            </w:pPr>
+            <w:r>
+              <w:rPr>
+                <w:rFonts w:ascii="Calibri" w:hAnsi="Calibri"/>
+                <w:sz w:val="20"/>
+              </w:rPr>
+              <w:t xml:space="default">0.12</w:t>
+            </w:r>
+          </w:p>
+        </w:tc>
+        <w:tc>
+          <w:tcPr>
+            <w:tcBorders>
+              <w:top w:val="single" w:space="0" w:color="D3D3D3"/>
+              <w:bottom w:val="single" w:space="0" w:color="D3D3D3"/>
+              <w:start w:val="single" w:space="0" w:color="D3D3D3"/>
+              <w:end w:val="single" w:space="0" w:color="D3D3D3"/>
+            </w:tcBorders>
+          </w:tcPr>
+          <w:p>
+            <w:pPr>
+              <w:spacing w:before="0" w:after="60"/>
+              <w:keepNext/>
+              <w:jc w:val="start"/>
+            </w:pPr>
+            <w:r>
+              <w:rPr>
+                <w:rFonts w:ascii="Calibri" w:hAnsi="Calibri"/>
+                <w:sz w:val="20"/>
+              </w:rPr>
+              <w:t xml:space="default">0.25</w:t>
+            </w:r>
+          </w:p>
+        </w:tc>
+        <w:tc>
+          <w:tcPr>
+            <w:tcBorders>
+              <w:top w:val="single" w:space="0" w:color="D3D3D3"/>
+              <w:bottom w:val="single" w:space="0" w:color="D3D3D3"/>
+              <w:start w:val="single" w:space="0" w:color="D3D3D3"/>
+              <w:end w:val="single" w:space="0" w:color="D3D3D3"/>
+            </w:tcBorders>
+          </w:tcPr>
+          <w:p>
+            <w:pPr>
+              <w:spacing w:before="0" w:after="60"/>
+              <w:keepNext/>
+              <w:jc w:val="start"/>
+            </w:pPr>
+            <w:r>
+              <w:rPr>
+                <w:rFonts w:ascii="Calibri" w:hAnsi="Calibri"/>
+                <w:sz w:val="20"/>
+              </w:rPr>
+              <w:t xml:space="default">0.52</w:t>
+            </w:r>
+          </w:p>
+        </w:tc>
+        <w:tc>
+          <w:tcPr>
+            <w:tcBorders>
+              <w:top w:val="single" w:space="0" w:color="D3D3D3"/>
+              <w:bottom w:val="single" w:space="0" w:color="D3D3D3"/>
+              <w:start w:val="single" w:space="0" w:color="D3D3D3"/>
+              <w:end w:val="single" w:space="0" w:color="D3D3D3"/>
+            </w:tcBorders>
+          </w:tcPr>
+          <w:p>
+            <w:pPr>
+              <w:spacing w:before="0" w:after="60"/>
+              <w:keepNext/>
+              <w:jc w:val="start"/>
+            </w:pPr>
+            <w:r>
+              <w:rPr>
+                <w:rFonts w:ascii="Calibri" w:hAnsi="Calibri"/>
+                <w:sz w:val="20"/>
+              </w:rPr>
+              <w:t xml:space="default">–</w:t>
+            </w:r>
+          </w:p>
+        </w:tc>
+        <w:tc>
+          <w:tcPr>
+            <w:tcBorders>
+              <w:top w:val="single" w:space="0" w:color="D3D3D3"/>
+              <w:bottom w:val="single" w:space="0" w:color="D3D3D3"/>
+              <w:start w:val="single" w:space="0" w:color="D3D3D3"/>
+              <w:end w:val="single" w:space="0" w:color="D3D3D3"/>
+            </w:tcBorders>
+          </w:tcPr>
+          <w:p>
+            <w:pPr>
+              <w:spacing w:before="0" w:after="60"/>
+              <w:keepNext/>
+              <w:jc w:val="start"/>
+            </w:pPr>
+            <w:r>
+              <w:rPr>
+                <w:rFonts w:ascii="Calibri" w:hAnsi="Calibri"/>
+                <w:sz w:val="20"/>
+              </w:rPr>
+              <w:t xml:space="default">–</w:t>
             </w:r>
           </w:p>
         </w:tc>
@@ -1762,27 +1999,264 @@
         <w:tc>
           <w:tcPr>
             <w:tcBorders>
-              <w:top w:val="single" w:sz="16" w:space="0" w:color="D3D3D3"/>
-              <w:bottom w:val="single" w:sz="16" w:space="0" w:color="D3D3D3"/>
-              <w:start w:val="single" w:space="0" w:color="D3D3D3"/>
-              <w:end w:val="single" w:space="0" w:color="D3D3D3"/>
-            </w:tcBorders>
-            <w:tcMar>
-              <w:top w:w="25" w:type="dxa"/>
-            </w:tcMar>
-            <w:gridSpan w:val="11"/>
-          </w:tcPr>
-          <w:p>
-            <w:pPr>
-              <w:spacing w:before="0" w:after="60"/>
-              <w:keepNext/>
-            </w:pPr>
-            <w:r>
-              <w:rPr>
-                <w:rFonts w:ascii="Calibri" w:hAnsi="Calibri"/>
-                <w:sz w:val="20"/>
-              </w:rPr>
-              <w:t xml:space="default">Saint Croix</w:t>
+              <w:top w:val="single" w:space="0" w:color="D3D3D3"/>
+              <w:bottom w:val="single" w:space="0" w:color="D3D3D3"/>
+              <w:start w:val="single" w:space="0" w:color="D3D3D3"/>
+              <w:end w:val="single" w:space="0" w:color="D3D3D3"/>
+            </w:tcBorders>
+          </w:tcPr>
+          <w:p>
+            <w:pPr>
+              <w:spacing w:before="0" w:after="60"/>
+              <w:keepNext/>
+              <w:jc w:val="start"/>
+            </w:pPr>
+            <w:r>
+              <w:rPr>
+                <w:rFonts w:ascii="Calibri" w:hAnsi="Calibri"/>
+                <w:sz w:val="20"/>
+              </w:rPr>
+              <w:t xml:space="default">M4_av</w:t>
+            </w:r>
+          </w:p>
+        </w:tc>
+        <w:tc>
+          <w:tcPr>
+            <w:tcBorders>
+              <w:top w:val="single" w:space="0" w:color="D3D3D3"/>
+              <w:bottom w:val="single" w:space="0" w:color="D3D3D3"/>
+              <w:start w:val="single" w:space="0" w:color="D3D3D3"/>
+              <w:end w:val="single" w:space="0" w:color="D3D3D3"/>
+            </w:tcBorders>
+          </w:tcPr>
+          <w:p>
+            <w:pPr>
+              <w:spacing w:before="0" w:after="60"/>
+              <w:keepNext/>
+              <w:jc w:val="end"/>
+            </w:pPr>
+            <w:r>
+              <w:rPr>
+                <w:rFonts w:ascii="Calibri" w:hAnsi="Calibri"/>
+                <w:sz w:val="20"/>
+              </w:rPr>
+              <w:t xml:space="default">0.98</w:t>
+            </w:r>
+          </w:p>
+        </w:tc>
+        <w:tc>
+          <w:tcPr>
+            <w:tcBorders>
+              <w:top w:val="single" w:space="0" w:color="D3D3D3"/>
+              <w:bottom w:val="single" w:space="0" w:color="D3D3D3"/>
+              <w:start w:val="single" w:space="0" w:color="D3D3D3"/>
+              <w:end w:val="single" w:space="0" w:color="D3D3D3"/>
+            </w:tcBorders>
+          </w:tcPr>
+          <w:p>
+            <w:pPr>
+              <w:spacing w:before="0" w:after="60"/>
+              <w:keepNext/>
+              <w:jc w:val="end"/>
+            </w:pPr>
+            <w:r>
+              <w:rPr>
+                <w:rFonts w:ascii="Calibri" w:hAnsi="Calibri"/>
+                <w:sz w:val="20"/>
+              </w:rPr>
+              <w:t xml:space="default">0.14</w:t>
+            </w:r>
+          </w:p>
+        </w:tc>
+        <w:tc>
+          <w:tcPr>
+            <w:tcBorders>
+              <w:top w:val="single" w:space="0" w:color="D3D3D3"/>
+              <w:bottom w:val="single" w:space="0" w:color="D3D3D3"/>
+              <w:start w:val="single" w:space="0" w:color="D3D3D3"/>
+              <w:end w:val="single" w:space="0" w:color="D3D3D3"/>
+            </w:tcBorders>
+          </w:tcPr>
+          <w:p>
+            <w:pPr>
+              <w:spacing w:before="0" w:after="60"/>
+              <w:keepNext/>
+              <w:jc w:val="start"/>
+            </w:pPr>
+            <w:r>
+              <w:rPr>
+                <w:rFonts w:ascii="Calibri" w:hAnsi="Calibri"/>
+                <w:sz w:val="20"/>
+              </w:rPr>
+              <w:t xml:space="default">–</w:t>
+            </w:r>
+          </w:p>
+        </w:tc>
+        <w:tc>
+          <w:tcPr>
+            <w:tcBorders>
+              <w:top w:val="single" w:space="0" w:color="D3D3D3"/>
+              <w:bottom w:val="single" w:space="0" w:color="D3D3D3"/>
+              <w:start w:val="single" w:space="0" w:color="D3D3D3"/>
+              <w:end w:val="single" w:space="0" w:color="D3D3D3"/>
+            </w:tcBorders>
+          </w:tcPr>
+          <w:p>
+            <w:pPr>
+              <w:spacing w:before="0" w:after="60"/>
+              <w:keepNext/>
+              <w:jc w:val="start"/>
+            </w:pPr>
+            <w:r>
+              <w:rPr>
+                <w:rFonts w:ascii="Calibri" w:hAnsi="Calibri"/>
+                <w:sz w:val="20"/>
+              </w:rPr>
+              <w:t xml:space="default">–</w:t>
+            </w:r>
+          </w:p>
+        </w:tc>
+        <w:tc>
+          <w:tcPr>
+            <w:tcBorders>
+              <w:top w:val="single" w:space="0" w:color="D3D3D3"/>
+              <w:bottom w:val="single" w:space="0" w:color="D3D3D3"/>
+              <w:start w:val="single" w:space="0" w:color="D3D3D3"/>
+              <w:end w:val="single" w:space="0" w:color="D3D3D3"/>
+            </w:tcBorders>
+          </w:tcPr>
+          <w:p>
+            <w:pPr>
+              <w:spacing w:before="0" w:after="60"/>
+              <w:keepNext/>
+              <w:jc w:val="start"/>
+            </w:pPr>
+            <w:r>
+              <w:rPr>
+                <w:rFonts w:ascii="Calibri" w:hAnsi="Calibri"/>
+                <w:sz w:val="20"/>
+              </w:rPr>
+              <w:t xml:space="default">–</w:t>
+            </w:r>
+          </w:p>
+        </w:tc>
+        <w:tc>
+          <w:tcPr>
+            <w:tcBorders>
+              <w:top w:val="single" w:space="0" w:color="D3D3D3"/>
+              <w:bottom w:val="single" w:space="0" w:color="D3D3D3"/>
+              <w:start w:val="single" w:space="0" w:color="D3D3D3"/>
+              <w:end w:val="single" w:space="0" w:color="D3D3D3"/>
+            </w:tcBorders>
+          </w:tcPr>
+          <w:p>
+            <w:pPr>
+              <w:spacing w:before="0" w:after="60"/>
+              <w:keepNext/>
+              <w:jc w:val="start"/>
+            </w:pPr>
+            <w:r>
+              <w:rPr>
+                <w:rFonts w:ascii="Calibri" w:hAnsi="Calibri"/>
+                <w:sz w:val="20"/>
+              </w:rPr>
+              <w:t xml:space="default">0.12</w:t>
+            </w:r>
+          </w:p>
+        </w:tc>
+        <w:tc>
+          <w:tcPr>
+            <w:tcBorders>
+              <w:top w:val="single" w:space="0" w:color="D3D3D3"/>
+              <w:bottom w:val="single" w:space="0" w:color="D3D3D3"/>
+              <w:start w:val="single" w:space="0" w:color="D3D3D3"/>
+              <w:end w:val="single" w:space="0" w:color="D3D3D3"/>
+            </w:tcBorders>
+          </w:tcPr>
+          <w:p>
+            <w:pPr>
+              <w:spacing w:before="0" w:after="60"/>
+              <w:keepNext/>
+              <w:jc w:val="start"/>
+            </w:pPr>
+            <w:r>
+              <w:rPr>
+                <w:rFonts w:ascii="Calibri" w:hAnsi="Calibri"/>
+                <w:sz w:val="20"/>
+              </w:rPr>
+              <w:t xml:space="default">0.25</w:t>
+            </w:r>
+          </w:p>
+        </w:tc>
+        <w:tc>
+          <w:tcPr>
+            <w:tcBorders>
+              <w:top w:val="single" w:space="0" w:color="D3D3D3"/>
+              <w:bottom w:val="single" w:space="0" w:color="D3D3D3"/>
+              <w:start w:val="single" w:space="0" w:color="D3D3D3"/>
+              <w:end w:val="single" w:space="0" w:color="D3D3D3"/>
+            </w:tcBorders>
+          </w:tcPr>
+          <w:p>
+            <w:pPr>
+              <w:spacing w:before="0" w:after="60"/>
+              <w:keepNext/>
+              <w:jc w:val="start"/>
+            </w:pPr>
+            <w:r>
+              <w:rPr>
+                <w:rFonts w:ascii="Calibri" w:hAnsi="Calibri"/>
+                <w:sz w:val="20"/>
+              </w:rPr>
+              <w:t xml:space="default">0.53</w:t>
+            </w:r>
+          </w:p>
+        </w:tc>
+        <w:tc>
+          <w:tcPr>
+            <w:tcBorders>
+              <w:top w:val="single" w:space="0" w:color="D3D3D3"/>
+              <w:bottom w:val="single" w:space="0" w:color="D3D3D3"/>
+              <w:start w:val="single" w:space="0" w:color="D3D3D3"/>
+              <w:end w:val="single" w:space="0" w:color="D3D3D3"/>
+            </w:tcBorders>
+          </w:tcPr>
+          <w:p>
+            <w:pPr>
+              <w:spacing w:before="0" w:after="60"/>
+              <w:keepNext/>
+              <w:jc w:val="start"/>
+            </w:pPr>
+            <w:r>
+              <w:rPr>
+                <w:rFonts w:ascii="Calibri" w:hAnsi="Calibri"/>
+                <w:sz w:val="20"/>
+              </w:rPr>
+              <w:t xml:space="default">0.39</w:t>
+            </w:r>
+          </w:p>
+        </w:tc>
+        <w:tc>
+          <w:tcPr>
+            <w:tcBorders>
+              <w:top w:val="single" w:space="0" w:color="D3D3D3"/>
+              <w:bottom w:val="single" w:space="0" w:color="D3D3D3"/>
+              <w:start w:val="single" w:space="0" w:color="D3D3D3"/>
+              <w:end w:val="single" w:space="0" w:color="D3D3D3"/>
+            </w:tcBorders>
+          </w:tcPr>
+          <w:p>
+            <w:pPr>
+              <w:spacing w:before="0" w:after="60"/>
+              <w:keepNext/>
+              <w:jc w:val="start"/>
+            </w:pPr>
+            <w:r>
+              <w:rPr>
+                <w:rFonts w:ascii="Calibri" w:hAnsi="Calibri"/>
+                <w:sz w:val="20"/>
+              </w:rPr>
+              <w:t xml:space="default">–</w:t>
             </w:r>
           </w:p>
         </w:tc>
@@ -1794,264 +2268,27 @@
         <w:tc>
           <w:tcPr>
             <w:tcBorders>
-              <w:top w:val="single" w:space="0" w:color="D3D3D3"/>
-              <w:bottom w:val="single" w:space="0" w:color="D3D3D3"/>
-              <w:start w:val="single" w:space="0" w:color="D3D3D3"/>
-              <w:end w:val="single" w:space="0" w:color="D3D3D3"/>
-            </w:tcBorders>
-          </w:tcPr>
-          <w:p>
-            <w:pPr>
-              <w:spacing w:before="0" w:after="60"/>
-              <w:keepNext/>
-              <w:jc w:val="start"/>
-            </w:pPr>
-            <w:r>
-              <w:rPr>
-                <w:rFonts w:ascii="Calibri" w:hAnsi="Calibri"/>
-                <w:sz w:val="20"/>
-              </w:rPr>
-              <w:t xml:space="default">M4_fqcy</w:t>
-            </w:r>
-          </w:p>
-        </w:tc>
-        <w:tc>
-          <w:tcPr>
-            <w:tcBorders>
-              <w:top w:val="single" w:space="0" w:color="D3D3D3"/>
-              <w:bottom w:val="single" w:space="0" w:color="D3D3D3"/>
-              <w:start w:val="single" w:space="0" w:color="D3D3D3"/>
-              <w:end w:val="single" w:space="0" w:color="D3D3D3"/>
-            </w:tcBorders>
-          </w:tcPr>
-          <w:p>
-            <w:pPr>
-              <w:spacing w:before="0" w:after="60"/>
-              <w:keepNext/>
-              <w:jc w:val="end"/>
-            </w:pPr>
-            <w:r>
-              <w:rPr>
-                <w:rFonts w:ascii="Calibri" w:hAnsi="Calibri"/>
-                <w:sz w:val="20"/>
-              </w:rPr>
-              <w:t xml:space="default">0.00</w:t>
-            </w:r>
-          </w:p>
-        </w:tc>
-        <w:tc>
-          <w:tcPr>
-            <w:tcBorders>
-              <w:top w:val="single" w:space="0" w:color="D3D3D3"/>
-              <w:bottom w:val="single" w:space="0" w:color="D3D3D3"/>
-              <w:start w:val="single" w:space="0" w:color="D3D3D3"/>
-              <w:end w:val="single" w:space="0" w:color="D3D3D3"/>
-            </w:tcBorders>
-          </w:tcPr>
-          <w:p>
-            <w:pPr>
-              <w:spacing w:before="0" w:after="60"/>
-              <w:keepNext/>
-              <w:jc w:val="end"/>
-            </w:pPr>
-            <w:r>
-              <w:rPr>
-                <w:rFonts w:ascii="Calibri" w:hAnsi="Calibri"/>
-                <w:sz w:val="20"/>
-              </w:rPr>
-              <w:t xml:space="default">0.31</w:t>
-            </w:r>
-          </w:p>
-        </w:tc>
-        <w:tc>
-          <w:tcPr>
-            <w:tcBorders>
-              <w:top w:val="single" w:space="0" w:color="D3D3D3"/>
-              <w:bottom w:val="single" w:space="0" w:color="D3D3D3"/>
-              <w:start w:val="single" w:space="0" w:color="D3D3D3"/>
-              <w:end w:val="single" w:space="0" w:color="D3D3D3"/>
-            </w:tcBorders>
-          </w:tcPr>
-          <w:p>
-            <w:pPr>
-              <w:spacing w:before="0" w:after="60"/>
-              <w:keepNext/>
-              <w:jc w:val="start"/>
-            </w:pPr>
-            <w:r>
-              <w:rPr>
-                <w:rFonts w:ascii="Calibri" w:hAnsi="Calibri"/>
-                <w:sz w:val="20"/>
-              </w:rPr>
-              <w:t xml:space="default">–</w:t>
-            </w:r>
-          </w:p>
-        </w:tc>
-        <w:tc>
-          <w:tcPr>
-            <w:tcBorders>
-              <w:top w:val="single" w:space="0" w:color="D3D3D3"/>
-              <w:bottom w:val="single" w:space="0" w:color="D3D3D3"/>
-              <w:start w:val="single" w:space="0" w:color="D3D3D3"/>
-              <w:end w:val="single" w:space="0" w:color="D3D3D3"/>
-            </w:tcBorders>
-          </w:tcPr>
-          <w:p>
-            <w:pPr>
-              <w:spacing w:before="0" w:after="60"/>
-              <w:keepNext/>
-              <w:jc w:val="start"/>
-            </w:pPr>
-            <w:r>
-              <w:rPr>
-                <w:rFonts w:ascii="Calibri" w:hAnsi="Calibri"/>
-                <w:sz w:val="20"/>
-              </w:rPr>
-              <w:t xml:space="default">–</w:t>
-            </w:r>
-          </w:p>
-        </w:tc>
-        <w:tc>
-          <w:tcPr>
-            <w:tcBorders>
-              <w:top w:val="single" w:space="0" w:color="D3D3D3"/>
-              <w:bottom w:val="single" w:space="0" w:color="D3D3D3"/>
-              <w:start w:val="single" w:space="0" w:color="D3D3D3"/>
-              <w:end w:val="single" w:space="0" w:color="D3D3D3"/>
-            </w:tcBorders>
-          </w:tcPr>
-          <w:p>
-            <w:pPr>
-              <w:spacing w:before="0" w:after="60"/>
-              <w:keepNext/>
-              <w:jc w:val="start"/>
-            </w:pPr>
-            <w:r>
-              <w:rPr>
-                <w:rFonts w:ascii="Calibri" w:hAnsi="Calibri"/>
-                <w:sz w:val="20"/>
-              </w:rPr>
-              <w:t xml:space="default">–</w:t>
-            </w:r>
-          </w:p>
-        </w:tc>
-        <w:tc>
-          <w:tcPr>
-            <w:tcBorders>
-              <w:top w:val="single" w:space="0" w:color="D3D3D3"/>
-              <w:bottom w:val="single" w:space="0" w:color="D3D3D3"/>
-              <w:start w:val="single" w:space="0" w:color="D3D3D3"/>
-              <w:end w:val="single" w:space="0" w:color="D3D3D3"/>
-            </w:tcBorders>
-          </w:tcPr>
-          <w:p>
-            <w:pPr>
-              <w:spacing w:before="0" w:after="60"/>
-              <w:keepNext/>
-              <w:jc w:val="end"/>
-            </w:pPr>
-            <w:r>
-              <w:rPr>
-                <w:rFonts w:ascii="Calibri" w:hAnsi="Calibri"/>
-                <w:sz w:val="20"/>
-              </w:rPr>
-              <w:t xml:space="default">0.28</w:t>
-            </w:r>
-          </w:p>
-        </w:tc>
-        <w:tc>
-          <w:tcPr>
-            <w:tcBorders>
-              <w:top w:val="single" w:space="0" w:color="D3D3D3"/>
-              <w:bottom w:val="single" w:space="0" w:color="D3D3D3"/>
-              <w:start w:val="single" w:space="0" w:color="D3D3D3"/>
-              <w:end w:val="single" w:space="0" w:color="D3D3D3"/>
-            </w:tcBorders>
-          </w:tcPr>
-          <w:p>
-            <w:pPr>
-              <w:spacing w:before="0" w:after="60"/>
-              <w:keepNext/>
-              <w:jc w:val="end"/>
-            </w:pPr>
-            <w:r>
-              <w:rPr>
-                <w:rFonts w:ascii="Calibri" w:hAnsi="Calibri"/>
-                <w:sz w:val="20"/>
-              </w:rPr>
-              <w:t xml:space="default">0.5</w:t>
-            </w:r>
-          </w:p>
-        </w:tc>
-        <w:tc>
-          <w:tcPr>
-            <w:tcBorders>
-              <w:top w:val="single" w:space="0" w:color="D3D3D3"/>
-              <w:bottom w:val="single" w:space="0" w:color="D3D3D3"/>
-              <w:start w:val="single" w:space="0" w:color="D3D3D3"/>
-              <w:end w:val="single" w:space="0" w:color="D3D3D3"/>
-            </w:tcBorders>
-          </w:tcPr>
-          <w:p>
-            <w:pPr>
-              <w:spacing w:before="0" w:after="60"/>
-              <w:keepNext/>
-              <w:jc w:val="end"/>
-            </w:pPr>
-            <w:r>
-              <w:rPr>
-                <w:rFonts w:ascii="Calibri" w:hAnsi="Calibri"/>
-                <w:sz w:val="20"/>
-              </w:rPr>
-              <w:t xml:space="default">0.0092 *</w:t>
-            </w:r>
-          </w:p>
-        </w:tc>
-        <w:tc>
-          <w:tcPr>
-            <w:tcBorders>
-              <w:top w:val="single" w:space="0" w:color="D3D3D3"/>
-              <w:bottom w:val="single" w:space="0" w:color="D3D3D3"/>
-              <w:start w:val="single" w:space="0" w:color="D3D3D3"/>
-              <w:end w:val="single" w:space="0" w:color="D3D3D3"/>
-            </w:tcBorders>
-          </w:tcPr>
-          <w:p>
-            <w:pPr>
-              <w:spacing w:before="0" w:after="60"/>
-              <w:keepNext/>
-              <w:jc w:val="start"/>
-            </w:pPr>
-            <w:r>
-              <w:rPr>
-                <w:rFonts w:ascii="Calibri" w:hAnsi="Calibri"/>
-                <w:sz w:val="20"/>
-              </w:rPr>
-              <w:t xml:space="default">–</w:t>
-            </w:r>
-          </w:p>
-        </w:tc>
-        <w:tc>
-          <w:tcPr>
-            <w:tcBorders>
-              <w:top w:val="single" w:space="0" w:color="D3D3D3"/>
-              <w:bottom w:val="single" w:space="0" w:color="D3D3D3"/>
-              <w:start w:val="single" w:space="0" w:color="D3D3D3"/>
-              <w:end w:val="single" w:space="0" w:color="D3D3D3"/>
-            </w:tcBorders>
-          </w:tcPr>
-          <w:p>
-            <w:pPr>
-              <w:spacing w:before="0" w:after="60"/>
-              <w:keepNext/>
-              <w:jc w:val="start"/>
-            </w:pPr>
-            <w:r>
-              <w:rPr>
-                <w:rFonts w:ascii="Calibri" w:hAnsi="Calibri"/>
-                <w:sz w:val="20"/>
-              </w:rPr>
-              <w:t xml:space="default">0.032 *</w:t>
+              <w:top w:val="single" w:sz="16" w:space="0" w:color="D3D3D3"/>
+              <w:bottom w:val="single" w:sz="16" w:space="0" w:color="D3D3D3"/>
+              <w:start w:val="single" w:space="0" w:color="D3D3D3"/>
+              <w:end w:val="single" w:space="0" w:color="D3D3D3"/>
+            </w:tcBorders>
+            <w:tcMar>
+              <w:top w:w="25" w:type="dxa"/>
+            </w:tcMar>
+            <w:gridSpan w:val="11"/>
+          </w:tcPr>
+          <w:p>
+            <w:pPr>
+              <w:spacing w:before="0" w:after="60"/>
+              <w:keepNext/>
+            </w:pPr>
+            <w:r>
+              <w:rPr>
+                <w:rFonts w:ascii="Calibri" w:hAnsi="Calibri"/>
+                <w:sz w:val="20"/>
+              </w:rPr>
+              <w:t xml:space="default">Belize</w:t>
             </w:r>
           </w:p>
         </w:tc>
@@ -2080,7 +2317,7 @@
                 <w:rFonts w:ascii="Calibri" w:hAnsi="Calibri"/>
                 <w:sz w:val="20"/>
               </w:rPr>
-              <w:t xml:space="default">M5_fqcy</w:t>
+              <w:t xml:space="default">M4_av</w:t>
             </w:r>
           </w:p>
         </w:tc>
@@ -2104,7 +2341,7 @@
                 <w:rFonts w:ascii="Calibri" w:hAnsi="Calibri"/>
                 <w:sz w:val="20"/>
               </w:rPr>
-              <w:t xml:space="default">0.95</w:t>
+              <w:t xml:space="default">0.00</w:t>
             </w:r>
           </w:p>
         </w:tc>
@@ -2128,7 +2365,7 @@
                 <w:rFonts w:ascii="Calibri" w:hAnsi="Calibri"/>
                 <w:sz w:val="20"/>
               </w:rPr>
-              <w:t xml:space="default">0.19</w:t>
+              <w:t xml:space="default">0.66</w:t>
             </w:r>
           </w:p>
         </w:tc>
@@ -2176,30 +2413,6 @@
                 <w:rFonts w:ascii="Calibri" w:hAnsi="Calibri"/>
                 <w:sz w:val="20"/>
               </w:rPr>
-              <w:t xml:space="default">0.19</w:t>
-            </w:r>
-          </w:p>
-        </w:tc>
-        <w:tc>
-          <w:tcPr>
-            <w:tcBorders>
-              <w:top w:val="single" w:space="0" w:color="D3D3D3"/>
-              <w:bottom w:val="single" w:space="0" w:color="D3D3D3"/>
-              <w:start w:val="single" w:space="0" w:color="D3D3D3"/>
-              <w:end w:val="single" w:space="0" w:color="D3D3D3"/>
-            </w:tcBorders>
-          </w:tcPr>
-          <w:p>
-            <w:pPr>
-              <w:spacing w:before="0" w:after="60"/>
-              <w:keepNext/>
-              <w:jc w:val="start"/>
-            </w:pPr>
-            <w:r>
-              <w:rPr>
-                <w:rFonts w:ascii="Calibri" w:hAnsi="Calibri"/>
-                <w:sz w:val="20"/>
-              </w:rPr>
               <w:t xml:space="default">–</w:t>
             </w:r>
           </w:p>
@@ -2217,78 +2430,6 @@
             <w:pPr>
               <w:spacing w:before="0" w:after="60"/>
               <w:keepNext/>
-              <w:jc w:val="end"/>
-            </w:pPr>
-            <w:r>
-              <w:rPr>
-                <w:rFonts w:ascii="Calibri" w:hAnsi="Calibri"/>
-                <w:sz w:val="20"/>
-              </w:rPr>
-              <w:t xml:space="default">0.099</w:t>
-            </w:r>
-          </w:p>
-        </w:tc>
-        <w:tc>
-          <w:tcPr>
-            <w:tcBorders>
-              <w:top w:val="single" w:space="0" w:color="D3D3D3"/>
-              <w:bottom w:val="single" w:space="0" w:color="D3D3D3"/>
-              <w:start w:val="single" w:space="0" w:color="D3D3D3"/>
-              <w:end w:val="single" w:space="0" w:color="D3D3D3"/>
-            </w:tcBorders>
-          </w:tcPr>
-          <w:p>
-            <w:pPr>
-              <w:spacing w:before="0" w:after="60"/>
-              <w:keepNext/>
-              <w:jc w:val="end"/>
-            </w:pPr>
-            <w:r>
-              <w:rPr>
-                <w:rFonts w:ascii="Calibri" w:hAnsi="Calibri"/>
-                <w:sz w:val="20"/>
-              </w:rPr>
-              <w:t xml:space="default">0.68</w:t>
-            </w:r>
-          </w:p>
-        </w:tc>
-        <w:tc>
-          <w:tcPr>
-            <w:tcBorders>
-              <w:top w:val="single" w:space="0" w:color="D3D3D3"/>
-              <w:bottom w:val="single" w:space="0" w:color="D3D3D3"/>
-              <w:start w:val="single" w:space="0" w:color="D3D3D3"/>
-              <w:end w:val="single" w:space="0" w:color="D3D3D3"/>
-            </w:tcBorders>
-          </w:tcPr>
-          <w:p>
-            <w:pPr>
-              <w:spacing w:before="0" w:after="60"/>
-              <w:keepNext/>
-              <w:jc w:val="end"/>
-            </w:pPr>
-            <w:r>
-              <w:rPr>
-                <w:rFonts w:ascii="Calibri" w:hAnsi="Calibri"/>
-                <w:sz w:val="20"/>
-              </w:rPr>
-              <w:t xml:space="default">0.0086 *</w:t>
-            </w:r>
-          </w:p>
-        </w:tc>
-        <w:tc>
-          <w:tcPr>
-            <w:tcBorders>
-              <w:top w:val="single" w:space="0" w:color="D3D3D3"/>
-              <w:bottom w:val="single" w:space="0" w:color="D3D3D3"/>
-              <w:start w:val="single" w:space="0" w:color="D3D3D3"/>
-              <w:end w:val="single" w:space="0" w:color="D3D3D3"/>
-            </w:tcBorders>
-          </w:tcPr>
-          <w:p>
-            <w:pPr>
-              <w:spacing w:before="0" w:after="60"/>
-              <w:keepNext/>
               <w:jc w:val="start"/>
             </w:pPr>
             <w:r>
@@ -2320,7 +2461,103 @@
                 <w:rFonts w:ascii="Calibri" w:hAnsi="Calibri"/>
                 <w:sz w:val="20"/>
               </w:rPr>
-              <w:t xml:space="default">0.072</w:t>
+              <w:t xml:space="default">0.72</w:t>
+            </w:r>
+          </w:p>
+        </w:tc>
+        <w:tc>
+          <w:tcPr>
+            <w:tcBorders>
+              <w:top w:val="single" w:space="0" w:color="D3D3D3"/>
+              <w:bottom w:val="single" w:space="0" w:color="D3D3D3"/>
+              <w:start w:val="single" w:space="0" w:color="D3D3D3"/>
+              <w:end w:val="single" w:space="0" w:color="D3D3D3"/>
+            </w:tcBorders>
+          </w:tcPr>
+          <w:p>
+            <w:pPr>
+              <w:spacing w:before="0" w:after="60"/>
+              <w:keepNext/>
+              <w:jc w:val="start"/>
+            </w:pPr>
+            <w:r>
+              <w:rPr>
+                <w:rFonts w:ascii="Calibri" w:hAnsi="Calibri"/>
+                <w:sz w:val="20"/>
+              </w:rPr>
+              <w:t xml:space="default">&lt;1e-04 *</w:t>
+            </w:r>
+          </w:p>
+        </w:tc>
+        <w:tc>
+          <w:tcPr>
+            <w:tcBorders>
+              <w:top w:val="single" w:space="0" w:color="D3D3D3"/>
+              <w:bottom w:val="single" w:space="0" w:color="D3D3D3"/>
+              <w:start w:val="single" w:space="0" w:color="D3D3D3"/>
+              <w:end w:val="single" w:space="0" w:color="D3D3D3"/>
+            </w:tcBorders>
+          </w:tcPr>
+          <w:p>
+            <w:pPr>
+              <w:spacing w:before="0" w:after="60"/>
+              <w:keepNext/>
+              <w:jc w:val="start"/>
+            </w:pPr>
+            <w:r>
+              <w:rPr>
+                <w:rFonts w:ascii="Calibri" w:hAnsi="Calibri"/>
+                <w:sz w:val="20"/>
+              </w:rPr>
+              <w:t xml:space="default">0.006 *</w:t>
+            </w:r>
+          </w:p>
+        </w:tc>
+        <w:tc>
+          <w:tcPr>
+            <w:tcBorders>
+              <w:top w:val="single" w:space="0" w:color="D3D3D3"/>
+              <w:bottom w:val="single" w:space="0" w:color="D3D3D3"/>
+              <w:start w:val="single" w:space="0" w:color="D3D3D3"/>
+              <w:end w:val="single" w:space="0" w:color="D3D3D3"/>
+            </w:tcBorders>
+          </w:tcPr>
+          <w:p>
+            <w:pPr>
+              <w:spacing w:before="0" w:after="60"/>
+              <w:keepNext/>
+              <w:jc w:val="start"/>
+            </w:pPr>
+            <w:r>
+              <w:rPr>
+                <w:rFonts w:ascii="Calibri" w:hAnsi="Calibri"/>
+                <w:sz w:val="20"/>
+              </w:rPr>
+              <w:t xml:space="default">0.00063 *</w:t>
+            </w:r>
+          </w:p>
+        </w:tc>
+        <w:tc>
+          <w:tcPr>
+            <w:tcBorders>
+              <w:top w:val="single" w:space="0" w:color="D3D3D3"/>
+              <w:bottom w:val="single" w:space="0" w:color="D3D3D3"/>
+              <w:start w:val="single" w:space="0" w:color="D3D3D3"/>
+              <w:end w:val="single" w:space="0" w:color="D3D3D3"/>
+            </w:tcBorders>
+          </w:tcPr>
+          <w:p>
+            <w:pPr>
+              <w:spacing w:before="0" w:after="60"/>
+              <w:keepNext/>
+              <w:jc w:val="start"/>
+            </w:pPr>
+            <w:r>
+              <w:rPr>
+                <w:rFonts w:ascii="Calibri" w:hAnsi="Calibri"/>
+                <w:sz w:val="20"/>
+              </w:rPr>
+              <w:t xml:space="default">–</w:t>
             </w:r>
           </w:p>
         </w:tc>
@@ -2352,7 +2589,7 @@
                 <w:rFonts w:ascii="Calibri" w:hAnsi="Calibri"/>
                 <w:sz w:val="20"/>
               </w:rPr>
-              <w:t xml:space="default">Regional</w:t>
+              <w:t xml:space="default">Saint Croix</w:t>
             </w:r>
           </w:p>
         </w:tc>
@@ -2381,7 +2618,7 @@
                 <w:rFonts w:ascii="Calibri" w:hAnsi="Calibri"/>
                 <w:sz w:val="20"/>
               </w:rPr>
-              <w:t xml:space="default">M6_av</w:t>
+              <w:t xml:space="default">M7_av</w:t>
             </w:r>
           </w:p>
         </w:tc>
@@ -2429,150 +2666,6 @@
                 <w:rFonts w:ascii="Calibri" w:hAnsi="Calibri"/>
                 <w:sz w:val="20"/>
               </w:rPr>
-              <w:t xml:space="default">0.30</w:t>
-            </w:r>
-          </w:p>
-        </w:tc>
-        <w:tc>
-          <w:tcPr>
-            <w:tcBorders>
-              <w:top w:val="single" w:space="0" w:color="D3D3D3"/>
-              <w:bottom w:val="single" w:space="0" w:color="D3D3D3"/>
-              <w:start w:val="single" w:space="0" w:color="D3D3D3"/>
-              <w:end w:val="single" w:space="0" w:color="D3D3D3"/>
-            </w:tcBorders>
-          </w:tcPr>
-          <w:p>
-            <w:pPr>
-              <w:spacing w:before="0" w:after="60"/>
-              <w:keepNext/>
-              <w:jc w:val="start"/>
-            </w:pPr>
-            <w:r>
-              <w:rPr>
-                <w:rFonts w:ascii="Calibri" w:hAnsi="Calibri"/>
-                <w:sz w:val="20"/>
-              </w:rPr>
-              <w:t xml:space="default">0.025 *</w:t>
-            </w:r>
-          </w:p>
-        </w:tc>
-        <w:tc>
-          <w:tcPr>
-            <w:tcBorders>
-              <w:top w:val="single" w:space="0" w:color="D3D3D3"/>
-              <w:bottom w:val="single" w:space="0" w:color="D3D3D3"/>
-              <w:start w:val="single" w:space="0" w:color="D3D3D3"/>
-              <w:end w:val="single" w:space="0" w:color="D3D3D3"/>
-            </w:tcBorders>
-          </w:tcPr>
-          <w:p>
-            <w:pPr>
-              <w:spacing w:before="0" w:after="60"/>
-              <w:keepNext/>
-              <w:jc w:val="start"/>
-            </w:pPr>
-            <w:r>
-              <w:rPr>
-                <w:rFonts w:ascii="Calibri" w:hAnsi="Calibri"/>
-                <w:sz w:val="20"/>
-              </w:rPr>
-              <w:t xml:space="default">0.34</w:t>
-            </w:r>
-          </w:p>
-        </w:tc>
-        <w:tc>
-          <w:tcPr>
-            <w:tcBorders>
-              <w:top w:val="single" w:space="0" w:color="D3D3D3"/>
-              <w:bottom w:val="single" w:space="0" w:color="D3D3D3"/>
-              <w:start w:val="single" w:space="0" w:color="D3D3D3"/>
-              <w:end w:val="single" w:space="0" w:color="D3D3D3"/>
-            </w:tcBorders>
-          </w:tcPr>
-          <w:p>
-            <w:pPr>
-              <w:spacing w:before="0" w:after="60"/>
-              <w:keepNext/>
-              <w:jc w:val="start"/>
-            </w:pPr>
-            <w:r>
-              <w:rPr>
-                <w:rFonts w:ascii="Calibri" w:hAnsi="Calibri"/>
-                <w:sz w:val="20"/>
-              </w:rPr>
-              <w:t xml:space="default">–</w:t>
-            </w:r>
-          </w:p>
-        </w:tc>
-        <w:tc>
-          <w:tcPr>
-            <w:tcBorders>
-              <w:top w:val="single" w:space="0" w:color="D3D3D3"/>
-              <w:bottom w:val="single" w:space="0" w:color="D3D3D3"/>
-              <w:start w:val="single" w:space="0" w:color="D3D3D3"/>
-              <w:end w:val="single" w:space="0" w:color="D3D3D3"/>
-            </w:tcBorders>
-          </w:tcPr>
-          <w:p>
-            <w:pPr>
-              <w:spacing w:before="0" w:after="60"/>
-              <w:keepNext/>
-              <w:jc w:val="end"/>
-            </w:pPr>
-            <w:r>
-              <w:rPr>
-                <w:rFonts w:ascii="Calibri" w:hAnsi="Calibri"/>
-                <w:sz w:val="20"/>
-              </w:rPr>
-              <w:t xml:space="default">0.00021 *</w:t>
-            </w:r>
-          </w:p>
-        </w:tc>
-        <w:tc>
-          <w:tcPr>
-            <w:tcBorders>
-              <w:top w:val="single" w:space="0" w:color="D3D3D3"/>
-              <w:bottom w:val="single" w:space="0" w:color="D3D3D3"/>
-              <w:start w:val="single" w:space="0" w:color="D3D3D3"/>
-              <w:end w:val="single" w:space="0" w:color="D3D3D3"/>
-            </w:tcBorders>
-          </w:tcPr>
-          <w:p>
-            <w:pPr>
-              <w:spacing w:before="0" w:after="60"/>
-              <w:keepNext/>
-              <w:jc w:val="end"/>
-            </w:pPr>
-            <w:r>
-              <w:rPr>
-                <w:rFonts w:ascii="Calibri" w:hAnsi="Calibri"/>
-                <w:sz w:val="20"/>
-              </w:rPr>
-              <w:t xml:space="default">0.11</w:t>
-            </w:r>
-          </w:p>
-        </w:tc>
-        <w:tc>
-          <w:tcPr>
-            <w:tcBorders>
-              <w:top w:val="single" w:space="0" w:color="D3D3D3"/>
-              <w:bottom w:val="single" w:space="0" w:color="D3D3D3"/>
-              <w:start w:val="single" w:space="0" w:color="D3D3D3"/>
-              <w:end w:val="single" w:space="0" w:color="D3D3D3"/>
-            </w:tcBorders>
-          </w:tcPr>
-          <w:p>
-            <w:pPr>
-              <w:spacing w:before="0" w:after="60"/>
-              <w:keepNext/>
-              <w:jc w:val="end"/>
-            </w:pPr>
-            <w:r>
-              <w:rPr>
-                <w:rFonts w:ascii="Calibri" w:hAnsi="Calibri"/>
-                <w:sz w:val="20"/>
-              </w:rPr>
               <w:t xml:space="default">0.99</w:t>
             </w:r>
           </w:p>
@@ -2597,7 +2690,151 @@
                 <w:rFonts w:ascii="Calibri" w:hAnsi="Calibri"/>
                 <w:sz w:val="20"/>
               </w:rPr>
-              <w:t xml:space="default">0.77</w:t>
+              <w:t xml:space="default">0.19</w:t>
+            </w:r>
+          </w:p>
+        </w:tc>
+        <w:tc>
+          <w:tcPr>
+            <w:tcBorders>
+              <w:top w:val="single" w:space="0" w:color="D3D3D3"/>
+              <w:bottom w:val="single" w:space="0" w:color="D3D3D3"/>
+              <w:start w:val="single" w:space="0" w:color="D3D3D3"/>
+              <w:end w:val="single" w:space="0" w:color="D3D3D3"/>
+            </w:tcBorders>
+          </w:tcPr>
+          <w:p>
+            <w:pPr>
+              <w:spacing w:before="0" w:after="60"/>
+              <w:keepNext/>
+              <w:jc w:val="start"/>
+            </w:pPr>
+            <w:r>
+              <w:rPr>
+                <w:rFonts w:ascii="Calibri" w:hAnsi="Calibri"/>
+                <w:sz w:val="20"/>
+              </w:rPr>
+              <w:t xml:space="default">&lt;1e-04 *</w:t>
+            </w:r>
+          </w:p>
+        </w:tc>
+        <w:tc>
+          <w:tcPr>
+            <w:tcBorders>
+              <w:top w:val="single" w:space="0" w:color="D3D3D3"/>
+              <w:bottom w:val="single" w:space="0" w:color="D3D3D3"/>
+              <w:start w:val="single" w:space="0" w:color="D3D3D3"/>
+              <w:end w:val="single" w:space="0" w:color="D3D3D3"/>
+            </w:tcBorders>
+          </w:tcPr>
+          <w:p>
+            <w:pPr>
+              <w:spacing w:before="0" w:after="60"/>
+              <w:keepNext/>
+              <w:jc w:val="start"/>
+            </w:pPr>
+            <w:r>
+              <w:rPr>
+                <w:rFonts w:ascii="Calibri" w:hAnsi="Calibri"/>
+                <w:sz w:val="20"/>
+              </w:rPr>
+              <w:t xml:space="default">&lt;1e-04 *</w:t>
+            </w:r>
+          </w:p>
+        </w:tc>
+        <w:tc>
+          <w:tcPr>
+            <w:tcBorders>
+              <w:top w:val="single" w:space="0" w:color="D3D3D3"/>
+              <w:bottom w:val="single" w:space="0" w:color="D3D3D3"/>
+              <w:start w:val="single" w:space="0" w:color="D3D3D3"/>
+              <w:end w:val="single" w:space="0" w:color="D3D3D3"/>
+            </w:tcBorders>
+          </w:tcPr>
+          <w:p>
+            <w:pPr>
+              <w:spacing w:before="0" w:after="60"/>
+              <w:keepNext/>
+              <w:jc w:val="start"/>
+            </w:pPr>
+            <w:r>
+              <w:rPr>
+                <w:rFonts w:ascii="Calibri" w:hAnsi="Calibri"/>
+                <w:sz w:val="20"/>
+              </w:rPr>
+              <w:t xml:space="default">0.92</w:t>
+            </w:r>
+          </w:p>
+        </w:tc>
+        <w:tc>
+          <w:tcPr>
+            <w:tcBorders>
+              <w:top w:val="single" w:space="0" w:color="D3D3D3"/>
+              <w:bottom w:val="single" w:space="0" w:color="D3D3D3"/>
+              <w:start w:val="single" w:space="0" w:color="D3D3D3"/>
+              <w:end w:val="single" w:space="0" w:color="D3D3D3"/>
+            </w:tcBorders>
+          </w:tcPr>
+          <w:p>
+            <w:pPr>
+              <w:spacing w:before="0" w:after="60"/>
+              <w:keepNext/>
+              <w:jc w:val="start"/>
+            </w:pPr>
+            <w:r>
+              <w:rPr>
+                <w:rFonts w:ascii="Calibri" w:hAnsi="Calibri"/>
+                <w:sz w:val="20"/>
+              </w:rPr>
+              <w:t xml:space="default">0.81</w:t>
+            </w:r>
+          </w:p>
+        </w:tc>
+        <w:tc>
+          <w:tcPr>
+            <w:tcBorders>
+              <w:top w:val="single" w:space="0" w:color="D3D3D3"/>
+              <w:bottom w:val="single" w:space="0" w:color="D3D3D3"/>
+              <w:start w:val="single" w:space="0" w:color="D3D3D3"/>
+              <w:end w:val="single" w:space="0" w:color="D3D3D3"/>
+            </w:tcBorders>
+          </w:tcPr>
+          <w:p>
+            <w:pPr>
+              <w:spacing w:before="0" w:after="60"/>
+              <w:keepNext/>
+              <w:jc w:val="start"/>
+            </w:pPr>
+            <w:r>
+              <w:rPr>
+                <w:rFonts w:ascii="Calibri" w:hAnsi="Calibri"/>
+                <w:sz w:val="20"/>
+              </w:rPr>
+              <w:t xml:space="default">0.0025 *</w:t>
+            </w:r>
+          </w:p>
+        </w:tc>
+        <w:tc>
+          <w:tcPr>
+            <w:tcBorders>
+              <w:top w:val="single" w:space="0" w:color="D3D3D3"/>
+              <w:bottom w:val="single" w:space="0" w:color="D3D3D3"/>
+              <w:start w:val="single" w:space="0" w:color="D3D3D3"/>
+              <w:end w:val="single" w:space="0" w:color="D3D3D3"/>
+            </w:tcBorders>
+          </w:tcPr>
+          <w:p>
+            <w:pPr>
+              <w:spacing w:before="0" w:after="60"/>
+              <w:keepNext/>
+              <w:jc w:val="start"/>
+            </w:pPr>
+            <w:r>
+              <w:rPr>
+                <w:rFonts w:ascii="Calibri" w:hAnsi="Calibri"/>
+                <w:sz w:val="20"/>
+              </w:rPr>
+              <w:t xml:space="default">0.00015 *</w:t>
             </w:r>
           </w:p>
         </w:tc>
@@ -2633,264 +2870,27 @@
         <w:tc>
           <w:tcPr>
             <w:tcBorders>
-              <w:top w:val="single" w:space="0" w:color="D3D3D3"/>
-              <w:bottom w:val="single" w:space="0" w:color="D3D3D3"/>
-              <w:start w:val="single" w:space="0" w:color="D3D3D3"/>
-              <w:end w:val="single" w:space="0" w:color="D3D3D3"/>
-            </w:tcBorders>
-          </w:tcPr>
-          <w:p>
-            <w:pPr>
-              <w:spacing w:before="0" w:after="60"/>
-              <w:keepNext/>
-              <w:jc w:val="start"/>
-            </w:pPr>
-            <w:r>
-              <w:rPr>
-                <w:rFonts w:ascii="Calibri" w:hAnsi="Calibri"/>
-                <w:sz w:val="20"/>
-              </w:rPr>
-              <w:t xml:space="default">M6_fqcy</w:t>
-            </w:r>
-          </w:p>
-        </w:tc>
-        <w:tc>
-          <w:tcPr>
-            <w:tcBorders>
-              <w:top w:val="single" w:space="0" w:color="D3D3D3"/>
-              <w:bottom w:val="single" w:space="0" w:color="D3D3D3"/>
-              <w:start w:val="single" w:space="0" w:color="D3D3D3"/>
-              <w:end w:val="single" w:space="0" w:color="D3D3D3"/>
-            </w:tcBorders>
-          </w:tcPr>
-          <w:p>
-            <w:pPr>
-              <w:spacing w:before="0" w:after="60"/>
-              <w:keepNext/>
-              <w:jc w:val="end"/>
-            </w:pPr>
-            <w:r>
-              <w:rPr>
-                <w:rFonts w:ascii="Calibri" w:hAnsi="Calibri"/>
-                <w:sz w:val="20"/>
-              </w:rPr>
-              <w:t xml:space="default">1.21</w:t>
-            </w:r>
-          </w:p>
-        </w:tc>
-        <w:tc>
-          <w:tcPr>
-            <w:tcBorders>
-              <w:top w:val="single" w:space="0" w:color="D3D3D3"/>
-              <w:bottom w:val="single" w:space="0" w:color="D3D3D3"/>
-              <w:start w:val="single" w:space="0" w:color="D3D3D3"/>
-              <w:end w:val="single" w:space="0" w:color="D3D3D3"/>
-            </w:tcBorders>
-          </w:tcPr>
-          <w:p>
-            <w:pPr>
-              <w:spacing w:before="0" w:after="60"/>
-              <w:keepNext/>
-              <w:jc w:val="end"/>
-            </w:pPr>
-            <w:r>
-              <w:rPr>
-                <w:rFonts w:ascii="Calibri" w:hAnsi="Calibri"/>
-                <w:sz w:val="20"/>
-              </w:rPr>
-              <w:t xml:space="default">0.16</w:t>
-            </w:r>
-          </w:p>
-        </w:tc>
-        <w:tc>
-          <w:tcPr>
-            <w:tcBorders>
-              <w:top w:val="single" w:space="0" w:color="D3D3D3"/>
-              <w:bottom w:val="single" w:space="0" w:color="D3D3D3"/>
-              <w:start w:val="single" w:space="0" w:color="D3D3D3"/>
-              <w:end w:val="single" w:space="0" w:color="D3D3D3"/>
-            </w:tcBorders>
-          </w:tcPr>
-          <w:p>
-            <w:pPr>
-              <w:spacing w:before="0" w:after="60"/>
-              <w:keepNext/>
-              <w:jc w:val="start"/>
-            </w:pPr>
-            <w:r>
-              <w:rPr>
-                <w:rFonts w:ascii="Calibri" w:hAnsi="Calibri"/>
-                <w:sz w:val="20"/>
-              </w:rPr>
-              <w:t xml:space="default">0.021 *</w:t>
-            </w:r>
-          </w:p>
-        </w:tc>
-        <w:tc>
-          <w:tcPr>
-            <w:tcBorders>
-              <w:top w:val="single" w:space="0" w:color="D3D3D3"/>
-              <w:bottom w:val="single" w:space="0" w:color="D3D3D3"/>
-              <w:start w:val="single" w:space="0" w:color="D3D3D3"/>
-              <w:end w:val="single" w:space="0" w:color="D3D3D3"/>
-            </w:tcBorders>
-          </w:tcPr>
-          <w:p>
-            <w:pPr>
-              <w:spacing w:before="0" w:after="60"/>
-              <w:keepNext/>
-              <w:jc w:val="start"/>
-            </w:pPr>
-            <w:r>
-              <w:rPr>
-                <w:rFonts w:ascii="Calibri" w:hAnsi="Calibri"/>
-                <w:sz w:val="20"/>
-              </w:rPr>
-              <w:t xml:space="default">0.49</w:t>
-            </w:r>
-          </w:p>
-        </w:tc>
-        <w:tc>
-          <w:tcPr>
-            <w:tcBorders>
-              <w:top w:val="single" w:space="0" w:color="D3D3D3"/>
-              <w:bottom w:val="single" w:space="0" w:color="D3D3D3"/>
-              <w:start w:val="single" w:space="0" w:color="D3D3D3"/>
-              <w:end w:val="single" w:space="0" w:color="D3D3D3"/>
-            </w:tcBorders>
-          </w:tcPr>
-          <w:p>
-            <w:pPr>
-              <w:spacing w:before="0" w:after="60"/>
-              <w:keepNext/>
-              <w:jc w:val="start"/>
-            </w:pPr>
-            <w:r>
-              <w:rPr>
-                <w:rFonts w:ascii="Calibri" w:hAnsi="Calibri"/>
-                <w:sz w:val="20"/>
-              </w:rPr>
-              <w:t xml:space="default">–</w:t>
-            </w:r>
-          </w:p>
-        </w:tc>
-        <w:tc>
-          <w:tcPr>
-            <w:tcBorders>
-              <w:top w:val="single" w:space="0" w:color="D3D3D3"/>
-              <w:bottom w:val="single" w:space="0" w:color="D3D3D3"/>
-              <w:start w:val="single" w:space="0" w:color="D3D3D3"/>
-              <w:end w:val="single" w:space="0" w:color="D3D3D3"/>
-            </w:tcBorders>
-          </w:tcPr>
-          <w:p>
-            <w:pPr>
-              <w:spacing w:before="0" w:after="60"/>
-              <w:keepNext/>
-              <w:jc w:val="end"/>
-            </w:pPr>
-            <w:r>
-              <w:rPr>
-                <w:rFonts w:ascii="Calibri" w:hAnsi="Calibri"/>
-                <w:sz w:val="20"/>
-              </w:rPr>
-              <w:t xml:space="default">0.0022 *</w:t>
-            </w:r>
-          </w:p>
-        </w:tc>
-        <w:tc>
-          <w:tcPr>
-            <w:tcBorders>
-              <w:top w:val="single" w:space="0" w:color="D3D3D3"/>
-              <w:bottom w:val="single" w:space="0" w:color="D3D3D3"/>
-              <w:start w:val="single" w:space="0" w:color="D3D3D3"/>
-              <w:end w:val="single" w:space="0" w:color="D3D3D3"/>
-            </w:tcBorders>
-          </w:tcPr>
-          <w:p>
-            <w:pPr>
-              <w:spacing w:before="0" w:after="60"/>
-              <w:keepNext/>
-              <w:jc w:val="end"/>
-            </w:pPr>
-            <w:r>
-              <w:rPr>
-                <w:rFonts w:ascii="Calibri" w:hAnsi="Calibri"/>
-                <w:sz w:val="20"/>
-              </w:rPr>
-              <w:t xml:space="default">0.15</w:t>
-            </w:r>
-          </w:p>
-        </w:tc>
-        <w:tc>
-          <w:tcPr>
-            <w:tcBorders>
-              <w:top w:val="single" w:space="0" w:color="D3D3D3"/>
-              <w:bottom w:val="single" w:space="0" w:color="D3D3D3"/>
-              <w:start w:val="single" w:space="0" w:color="D3D3D3"/>
-              <w:end w:val="single" w:space="0" w:color="D3D3D3"/>
-            </w:tcBorders>
-          </w:tcPr>
-          <w:p>
-            <w:pPr>
-              <w:spacing w:before="0" w:after="60"/>
-              <w:keepNext/>
-              <w:jc w:val="end"/>
-            </w:pPr>
-            <w:r>
-              <w:rPr>
-                <w:rFonts w:ascii="Calibri" w:hAnsi="Calibri"/>
-                <w:sz w:val="20"/>
-              </w:rPr>
-              <w:t xml:space="default">0.99</w:t>
-            </w:r>
-          </w:p>
-        </w:tc>
-        <w:tc>
-          <w:tcPr>
-            <w:tcBorders>
-              <w:top w:val="single" w:space="0" w:color="D3D3D3"/>
-              <w:bottom w:val="single" w:space="0" w:color="D3D3D3"/>
-              <w:start w:val="single" w:space="0" w:color="D3D3D3"/>
-              <w:end w:val="single" w:space="0" w:color="D3D3D3"/>
-            </w:tcBorders>
-          </w:tcPr>
-          <w:p>
-            <w:pPr>
-              <w:spacing w:before="0" w:after="60"/>
-              <w:keepNext/>
-              <w:jc w:val="start"/>
-            </w:pPr>
-            <w:r>
-              <w:rPr>
-                <w:rFonts w:ascii="Calibri" w:hAnsi="Calibri"/>
-                <w:sz w:val="20"/>
-              </w:rPr>
-              <w:t xml:space="default">–</w:t>
-            </w:r>
-          </w:p>
-        </w:tc>
-        <w:tc>
-          <w:tcPr>
-            <w:tcBorders>
-              <w:top w:val="single" w:space="0" w:color="D3D3D3"/>
-              <w:bottom w:val="single" w:space="0" w:color="D3D3D3"/>
-              <w:start w:val="single" w:space="0" w:color="D3D3D3"/>
-              <w:end w:val="single" w:space="0" w:color="D3D3D3"/>
-            </w:tcBorders>
-          </w:tcPr>
-          <w:p>
-            <w:pPr>
-              <w:spacing w:before="0" w:after="60"/>
-              <w:keepNext/>
-              <w:jc w:val="start"/>
-            </w:pPr>
-            <w:r>
-              <w:rPr>
-                <w:rFonts w:ascii="Calibri" w:hAnsi="Calibri"/>
-                <w:sz w:val="20"/>
-              </w:rPr>
-              <w:t xml:space="default">0.19</w:t>
+              <w:top w:val="single" w:sz="16" w:space="0" w:color="D3D3D3"/>
+              <w:bottom w:val="single" w:sz="16" w:space="0" w:color="D3D3D3"/>
+              <w:start w:val="single" w:space="0" w:color="D3D3D3"/>
+              <w:end w:val="single" w:space="0" w:color="D3D3D3"/>
+            </w:tcBorders>
+            <w:tcMar>
+              <w:top w:w="25" w:type="dxa"/>
+            </w:tcMar>
+            <w:gridSpan w:val="11"/>
+          </w:tcPr>
+          <w:p>
+            <w:pPr>
+              <w:spacing w:before="0" w:after="60"/>
+              <w:keepNext/>
+            </w:pPr>
+            <w:r>
+              <w:rPr>
+                <w:rFonts w:ascii="Calibri" w:hAnsi="Calibri"/>
+                <w:sz w:val="20"/>
+              </w:rPr>
+              <w:t xml:space="default">Regional</w:t>
             </w:r>
           </w:p>
         </w:tc>
@@ -2943,7 +2943,7 @@
                 <w:rFonts w:ascii="Calibri" w:hAnsi="Calibri"/>
                 <w:sz w:val="20"/>
               </w:rPr>
-              <w:t xml:space="default">1.67</w:t>
+              <w:t xml:space="default">0.00</w:t>
             </w:r>
           </w:p>
         </w:tc>
@@ -2967,7 +2967,7 @@
                 <w:rFonts w:ascii="Calibri" w:hAnsi="Calibri"/>
                 <w:sz w:val="20"/>
               </w:rPr>
-              <w:t xml:space="default">0.13</w:t>
+              <w:t xml:space="default">0.72</w:t>
             </w:r>
           </w:p>
         </w:tc>
@@ -3056,86 +3056,86 @@
             <w:pPr>
               <w:spacing w:before="0" w:after="60"/>
               <w:keepNext/>
-              <w:jc w:val="end"/>
-            </w:pPr>
-            <w:r>
-              <w:rPr>
-                <w:rFonts w:ascii="Calibri" w:hAnsi="Calibri"/>
-                <w:sz w:val="20"/>
-              </w:rPr>
-              <w:t xml:space="default">0.69</w:t>
-            </w:r>
-          </w:p>
-        </w:tc>
-        <w:tc>
-          <w:tcPr>
-            <w:tcBorders>
-              <w:top w:val="single" w:space="0" w:color="D3D3D3"/>
-              <w:bottom w:val="single" w:space="0" w:color="D3D3D3"/>
-              <w:start w:val="single" w:space="0" w:color="D3D3D3"/>
-              <w:end w:val="single" w:space="0" w:color="D3D3D3"/>
-            </w:tcBorders>
-          </w:tcPr>
-          <w:p>
-            <w:pPr>
-              <w:spacing w:before="0" w:after="60"/>
-              <w:keepNext/>
-              <w:jc w:val="end"/>
-            </w:pPr>
-            <w:r>
-              <w:rPr>
-                <w:rFonts w:ascii="Calibri" w:hAnsi="Calibri"/>
-                <w:sz w:val="20"/>
-              </w:rPr>
-              <w:t xml:space="default">0.052</w:t>
-            </w:r>
-          </w:p>
-        </w:tc>
-        <w:tc>
-          <w:tcPr>
-            <w:tcBorders>
-              <w:top w:val="single" w:space="0" w:color="D3D3D3"/>
-              <w:bottom w:val="single" w:space="0" w:color="D3D3D3"/>
-              <w:start w:val="single" w:space="0" w:color="D3D3D3"/>
-              <w:end w:val="single" w:space="0" w:color="D3D3D3"/>
-            </w:tcBorders>
-          </w:tcPr>
-          <w:p>
-            <w:pPr>
-              <w:spacing w:before="0" w:after="60"/>
-              <w:keepNext/>
-              <w:jc w:val="end"/>
-            </w:pPr>
-            <w:r>
-              <w:rPr>
-                <w:rFonts w:ascii="Calibri" w:hAnsi="Calibri"/>
-                <w:sz w:val="20"/>
-              </w:rPr>
-              <w:t xml:space="default">0.34</w:t>
-            </w:r>
-          </w:p>
-        </w:tc>
-        <w:tc>
-          <w:tcPr>
-            <w:tcBorders>
-              <w:top w:val="single" w:space="0" w:color="D3D3D3"/>
-              <w:bottom w:val="single" w:space="0" w:color="D3D3D3"/>
-              <w:start w:val="single" w:space="0" w:color="D3D3D3"/>
-              <w:end w:val="single" w:space="0" w:color="D3D3D3"/>
-            </w:tcBorders>
-          </w:tcPr>
-          <w:p>
-            <w:pPr>
-              <w:spacing w:before="0" w:after="60"/>
-              <w:keepNext/>
-              <w:jc w:val="start"/>
-            </w:pPr>
-            <w:r>
-              <w:rPr>
-                <w:rFonts w:ascii="Calibri" w:hAnsi="Calibri"/>
-                <w:sz w:val="20"/>
-              </w:rPr>
-              <w:t xml:space="default">0.0018 *</w:t>
+              <w:jc w:val="start"/>
+            </w:pPr>
+            <w:r>
+              <w:rPr>
+                <w:rFonts w:ascii="Calibri" w:hAnsi="Calibri"/>
+                <w:sz w:val="20"/>
+              </w:rPr>
+              <w:t xml:space="default">0.84</w:t>
+            </w:r>
+          </w:p>
+        </w:tc>
+        <w:tc>
+          <w:tcPr>
+            <w:tcBorders>
+              <w:top w:val="single" w:space="0" w:color="D3D3D3"/>
+              <w:bottom w:val="single" w:space="0" w:color="D3D3D3"/>
+              <w:start w:val="single" w:space="0" w:color="D3D3D3"/>
+              <w:end w:val="single" w:space="0" w:color="D3D3D3"/>
+            </w:tcBorders>
+          </w:tcPr>
+          <w:p>
+            <w:pPr>
+              <w:spacing w:before="0" w:after="60"/>
+              <w:keepNext/>
+              <w:jc w:val="start"/>
+            </w:pPr>
+            <w:r>
+              <w:rPr>
+                <w:rFonts w:ascii="Calibri" w:hAnsi="Calibri"/>
+                <w:sz w:val="20"/>
+              </w:rPr>
+              <w:t xml:space="default">0.2</w:t>
+            </w:r>
+          </w:p>
+        </w:tc>
+        <w:tc>
+          <w:tcPr>
+            <w:tcBorders>
+              <w:top w:val="single" w:space="0" w:color="D3D3D3"/>
+              <w:bottom w:val="single" w:space="0" w:color="D3D3D3"/>
+              <w:start w:val="single" w:space="0" w:color="D3D3D3"/>
+              <w:end w:val="single" w:space="0" w:color="D3D3D3"/>
+            </w:tcBorders>
+          </w:tcPr>
+          <w:p>
+            <w:pPr>
+              <w:spacing w:before="0" w:after="60"/>
+              <w:keepNext/>
+              <w:jc w:val="start"/>
+            </w:pPr>
+            <w:r>
+              <w:rPr>
+                <w:rFonts w:ascii="Calibri" w:hAnsi="Calibri"/>
+                <w:sz w:val="20"/>
+              </w:rPr>
+              <w:t xml:space="default">0.79</w:t>
+            </w:r>
+          </w:p>
+        </w:tc>
+        <w:tc>
+          <w:tcPr>
+            <w:tcBorders>
+              <w:top w:val="single" w:space="0" w:color="D3D3D3"/>
+              <w:bottom w:val="single" w:space="0" w:color="D3D3D3"/>
+              <w:start w:val="single" w:space="0" w:color="D3D3D3"/>
+              <w:end w:val="single" w:space="0" w:color="D3D3D3"/>
+            </w:tcBorders>
+          </w:tcPr>
+          <w:p>
+            <w:pPr>
+              <w:spacing w:before="0" w:after="60"/>
+              <w:keepNext/>
+              <w:jc w:val="start"/>
+            </w:pPr>
+            <w:r>
+              <w:rPr>
+                <w:rFonts w:ascii="Calibri" w:hAnsi="Calibri"/>
+                <w:sz w:val="20"/>
+              </w:rPr>
+              <w:t xml:space="default">&lt;1e-04 *</w:t>
             </w:r>
           </w:p>
         </w:tc>
@@ -3160,544 +3160,6 @@
                 <w:sz w:val="20"/>
               </w:rPr>
               <w:t xml:space="default">–</w:t>
-            </w:r>
-          </w:p>
-        </w:tc>
-      </w:tr>
-      <w:tr>
-        <w:trPr>
-          <w:cantSplit/>
-        </w:trPr>
-        <w:tc>
-          <w:tcPr>
-            <w:tcBorders>
-              <w:top w:val="single" w:space="0" w:color="D3D3D3"/>
-              <w:bottom w:val="single" w:space="0" w:color="D3D3D3"/>
-              <w:start w:val="single" w:space="0" w:color="D3D3D3"/>
-              <w:end w:val="single" w:space="0" w:color="D3D3D3"/>
-            </w:tcBorders>
-          </w:tcPr>
-          <w:p>
-            <w:pPr>
-              <w:spacing w:before="0" w:after="60"/>
-              <w:keepNext/>
-              <w:jc w:val="start"/>
-            </w:pPr>
-            <w:r>
-              <w:rPr>
-                <w:rFonts w:ascii="Calibri" w:hAnsi="Calibri"/>
-                <w:sz w:val="20"/>
-              </w:rPr>
-              <w:t xml:space="default">M7_av</w:t>
-            </w:r>
-          </w:p>
-        </w:tc>
-        <w:tc>
-          <w:tcPr>
-            <w:tcBorders>
-              <w:top w:val="single" w:space="0" w:color="D3D3D3"/>
-              <w:bottom w:val="single" w:space="0" w:color="D3D3D3"/>
-              <w:start w:val="single" w:space="0" w:color="D3D3D3"/>
-              <w:end w:val="single" w:space="0" w:color="D3D3D3"/>
-            </w:tcBorders>
-          </w:tcPr>
-          <w:p>
-            <w:pPr>
-              <w:spacing w:before="0" w:after="60"/>
-              <w:keepNext/>
-              <w:jc w:val="end"/>
-            </w:pPr>
-            <w:r>
-              <w:rPr>
-                <w:rFonts w:ascii="Calibri" w:hAnsi="Calibri"/>
-                <w:sz w:val="20"/>
-              </w:rPr>
-              <w:t xml:space="default">1.70</w:t>
-            </w:r>
-          </w:p>
-        </w:tc>
-        <w:tc>
-          <w:tcPr>
-            <w:tcBorders>
-              <w:top w:val="single" w:space="0" w:color="D3D3D3"/>
-              <w:bottom w:val="single" w:space="0" w:color="D3D3D3"/>
-              <w:start w:val="single" w:space="0" w:color="D3D3D3"/>
-              <w:end w:val="single" w:space="0" w:color="D3D3D3"/>
-            </w:tcBorders>
-          </w:tcPr>
-          <w:p>
-            <w:pPr>
-              <w:spacing w:before="0" w:after="60"/>
-              <w:keepNext/>
-              <w:jc w:val="end"/>
-            </w:pPr>
-            <w:r>
-              <w:rPr>
-                <w:rFonts w:ascii="Calibri" w:hAnsi="Calibri"/>
-                <w:sz w:val="20"/>
-              </w:rPr>
-              <w:t xml:space="default">0.13</w:t>
-            </w:r>
-          </w:p>
-        </w:tc>
-        <w:tc>
-          <w:tcPr>
-            <w:tcBorders>
-              <w:top w:val="single" w:space="0" w:color="D3D3D3"/>
-              <w:bottom w:val="single" w:space="0" w:color="D3D3D3"/>
-              <w:start w:val="single" w:space="0" w:color="D3D3D3"/>
-              <w:end w:val="single" w:space="0" w:color="D3D3D3"/>
-            </w:tcBorders>
-          </w:tcPr>
-          <w:p>
-            <w:pPr>
-              <w:spacing w:before="0" w:after="60"/>
-              <w:keepNext/>
-              <w:jc w:val="start"/>
-            </w:pPr>
-            <w:r>
-              <w:rPr>
-                <w:rFonts w:ascii="Calibri" w:hAnsi="Calibri"/>
-                <w:sz w:val="20"/>
-              </w:rPr>
-              <w:t xml:space="default">0.0077 *</w:t>
-            </w:r>
-          </w:p>
-        </w:tc>
-        <w:tc>
-          <w:tcPr>
-            <w:tcBorders>
-              <w:top w:val="single" w:space="0" w:color="D3D3D3"/>
-              <w:bottom w:val="single" w:space="0" w:color="D3D3D3"/>
-              <w:start w:val="single" w:space="0" w:color="D3D3D3"/>
-              <w:end w:val="single" w:space="0" w:color="D3D3D3"/>
-            </w:tcBorders>
-          </w:tcPr>
-          <w:p>
-            <w:pPr>
-              <w:spacing w:before="0" w:after="60"/>
-              <w:keepNext/>
-              <w:jc w:val="start"/>
-            </w:pPr>
-            <w:r>
-              <w:rPr>
-                <w:rFonts w:ascii="Calibri" w:hAnsi="Calibri"/>
-                <w:sz w:val="20"/>
-              </w:rPr>
-              <w:t xml:space="default">0.21</w:t>
-            </w:r>
-          </w:p>
-        </w:tc>
-        <w:tc>
-          <w:tcPr>
-            <w:tcBorders>
-              <w:top w:val="single" w:space="0" w:color="D3D3D3"/>
-              <w:bottom w:val="single" w:space="0" w:color="D3D3D3"/>
-              <w:start w:val="single" w:space="0" w:color="D3D3D3"/>
-              <w:end w:val="single" w:space="0" w:color="D3D3D3"/>
-            </w:tcBorders>
-          </w:tcPr>
-          <w:p>
-            <w:pPr>
-              <w:spacing w:before="0" w:after="60"/>
-              <w:keepNext/>
-              <w:jc w:val="start"/>
-            </w:pPr>
-            <w:r>
-              <w:rPr>
-                <w:rFonts w:ascii="Calibri" w:hAnsi="Calibri"/>
-                <w:sz w:val="20"/>
-              </w:rPr>
-              <w:t xml:space="default">0.3</w:t>
-            </w:r>
-          </w:p>
-        </w:tc>
-        <w:tc>
-          <w:tcPr>
-            <w:tcBorders>
-              <w:top w:val="single" w:space="0" w:color="D3D3D3"/>
-              <w:bottom w:val="single" w:space="0" w:color="D3D3D3"/>
-              <w:start w:val="single" w:space="0" w:color="D3D3D3"/>
-              <w:end w:val="single" w:space="0" w:color="D3D3D3"/>
-            </w:tcBorders>
-          </w:tcPr>
-          <w:p>
-            <w:pPr>
-              <w:spacing w:before="0" w:after="60"/>
-              <w:keepNext/>
-              <w:jc w:val="end"/>
-            </w:pPr>
-            <w:r>
-              <w:rPr>
-                <w:rFonts w:ascii="Calibri" w:hAnsi="Calibri"/>
-                <w:sz w:val="20"/>
-              </w:rPr>
-              <w:t xml:space="default">0.00021 *</w:t>
-            </w:r>
-          </w:p>
-        </w:tc>
-        <w:tc>
-          <w:tcPr>
-            <w:tcBorders>
-              <w:top w:val="single" w:space="0" w:color="D3D3D3"/>
-              <w:bottom w:val="single" w:space="0" w:color="D3D3D3"/>
-              <w:start w:val="single" w:space="0" w:color="D3D3D3"/>
-              <w:end w:val="single" w:space="0" w:color="D3D3D3"/>
-            </w:tcBorders>
-          </w:tcPr>
-          <w:p>
-            <w:pPr>
-              <w:spacing w:before="0" w:after="60"/>
-              <w:keepNext/>
-              <w:jc w:val="end"/>
-            </w:pPr>
-            <w:r>
-              <w:rPr>
-                <w:rFonts w:ascii="Calibri" w:hAnsi="Calibri"/>
-                <w:sz w:val="20"/>
-              </w:rPr>
-              <w:t xml:space="default">0.2</w:t>
-            </w:r>
-          </w:p>
-        </w:tc>
-        <w:tc>
-          <w:tcPr>
-            <w:tcBorders>
-              <w:top w:val="single" w:space="0" w:color="D3D3D3"/>
-              <w:bottom w:val="single" w:space="0" w:color="D3D3D3"/>
-              <w:start w:val="single" w:space="0" w:color="D3D3D3"/>
-              <w:end w:val="single" w:space="0" w:color="D3D3D3"/>
-            </w:tcBorders>
-          </w:tcPr>
-          <w:p>
-            <w:pPr>
-              <w:spacing w:before="0" w:after="60"/>
-              <w:keepNext/>
-              <w:jc w:val="end"/>
-            </w:pPr>
-            <w:r>
-              <w:rPr>
-                <w:rFonts w:ascii="Calibri" w:hAnsi="Calibri"/>
-                <w:sz w:val="20"/>
-              </w:rPr>
-              <w:t xml:space="default">0.82</w:t>
-            </w:r>
-          </w:p>
-        </w:tc>
-        <w:tc>
-          <w:tcPr>
-            <w:tcBorders>
-              <w:top w:val="single" w:space="0" w:color="D3D3D3"/>
-              <w:bottom w:val="single" w:space="0" w:color="D3D3D3"/>
-              <w:start w:val="single" w:space="0" w:color="D3D3D3"/>
-              <w:end w:val="single" w:space="0" w:color="D3D3D3"/>
-            </w:tcBorders>
-          </w:tcPr>
-          <w:p>
-            <w:pPr>
-              <w:spacing w:before="0" w:after="60"/>
-              <w:keepNext/>
-              <w:jc w:val="start"/>
-            </w:pPr>
-            <w:r>
-              <w:rPr>
-                <w:rFonts w:ascii="Calibri" w:hAnsi="Calibri"/>
-                <w:sz w:val="20"/>
-              </w:rPr>
-              <w:t xml:space="default">0.73</w:t>
-            </w:r>
-          </w:p>
-        </w:tc>
-        <w:tc>
-          <w:tcPr>
-            <w:tcBorders>
-              <w:top w:val="single" w:space="0" w:color="D3D3D3"/>
-              <w:bottom w:val="single" w:space="0" w:color="D3D3D3"/>
-              <w:start w:val="single" w:space="0" w:color="D3D3D3"/>
-              <w:end w:val="single" w:space="0" w:color="D3D3D3"/>
-            </w:tcBorders>
-          </w:tcPr>
-          <w:p>
-            <w:pPr>
-              <w:spacing w:before="0" w:after="60"/>
-              <w:keepNext/>
-              <w:jc w:val="start"/>
-            </w:pPr>
-            <w:r>
-              <w:rPr>
-                <w:rFonts w:ascii="Calibri" w:hAnsi="Calibri"/>
-                <w:sz w:val="20"/>
-              </w:rPr>
-              <w:t xml:space="default">–</w:t>
-            </w:r>
-          </w:p>
-        </w:tc>
-      </w:tr>
-      <w:tr>
-        <w:trPr>
-          <w:cantSplit/>
-        </w:trPr>
-        <w:tc>
-          <w:tcPr>
-            <w:tcBorders>
-              <w:top w:val="single" w:space="0" w:color="D3D3D3"/>
-              <w:bottom w:val="single" w:space="0" w:color="D3D3D3"/>
-              <w:start w:val="single" w:space="0" w:color="D3D3D3"/>
-              <w:end w:val="single" w:space="0" w:color="D3D3D3"/>
-            </w:tcBorders>
-          </w:tcPr>
-          <w:p>
-            <w:pPr>
-              <w:spacing w:before="0" w:after="60"/>
-              <w:keepNext/>
-              <w:jc w:val="start"/>
-            </w:pPr>
-            <w:r>
-              <w:rPr>
-                <w:rFonts w:ascii="Calibri" w:hAnsi="Calibri"/>
-                <w:sz w:val="20"/>
-              </w:rPr>
-              <w:t xml:space="default">M7_fqcy</w:t>
-            </w:r>
-          </w:p>
-        </w:tc>
-        <w:tc>
-          <w:tcPr>
-            <w:tcBorders>
-              <w:top w:val="single" w:space="0" w:color="D3D3D3"/>
-              <w:bottom w:val="single" w:space="0" w:color="D3D3D3"/>
-              <w:start w:val="single" w:space="0" w:color="D3D3D3"/>
-              <w:end w:val="single" w:space="0" w:color="D3D3D3"/>
-            </w:tcBorders>
-          </w:tcPr>
-          <w:p>
-            <w:pPr>
-              <w:spacing w:before="0" w:after="60"/>
-              <w:keepNext/>
-              <w:jc w:val="end"/>
-            </w:pPr>
-            <w:r>
-              <w:rPr>
-                <w:rFonts w:ascii="Calibri" w:hAnsi="Calibri"/>
-                <w:sz w:val="20"/>
-              </w:rPr>
-              <w:t xml:space="default">1.93</w:t>
-            </w:r>
-          </w:p>
-        </w:tc>
-        <w:tc>
-          <w:tcPr>
-            <w:tcBorders>
-              <w:top w:val="single" w:space="0" w:color="D3D3D3"/>
-              <w:bottom w:val="single" w:space="0" w:color="D3D3D3"/>
-              <w:start w:val="single" w:space="0" w:color="D3D3D3"/>
-              <w:end w:val="single" w:space="0" w:color="D3D3D3"/>
-            </w:tcBorders>
-          </w:tcPr>
-          <w:p>
-            <w:pPr>
-              <w:spacing w:before="0" w:after="60"/>
-              <w:keepNext/>
-              <w:jc w:val="end"/>
-            </w:pPr>
-            <w:r>
-              <w:rPr>
-                <w:rFonts w:ascii="Calibri" w:hAnsi="Calibri"/>
-                <w:sz w:val="20"/>
-              </w:rPr>
-              <w:t xml:space="default">0.11</w:t>
-            </w:r>
-          </w:p>
-        </w:tc>
-        <w:tc>
-          <w:tcPr>
-            <w:tcBorders>
-              <w:top w:val="single" w:space="0" w:color="D3D3D3"/>
-              <w:bottom w:val="single" w:space="0" w:color="D3D3D3"/>
-              <w:start w:val="single" w:space="0" w:color="D3D3D3"/>
-              <w:end w:val="single" w:space="0" w:color="D3D3D3"/>
-            </w:tcBorders>
-          </w:tcPr>
-          <w:p>
-            <w:pPr>
-              <w:spacing w:before="0" w:after="60"/>
-              <w:keepNext/>
-              <w:jc w:val="start"/>
-            </w:pPr>
-            <w:r>
-              <w:rPr>
-                <w:rFonts w:ascii="Calibri" w:hAnsi="Calibri"/>
-                <w:sz w:val="20"/>
-              </w:rPr>
-              <w:t xml:space="default">0.00054 *</w:t>
-            </w:r>
-          </w:p>
-        </w:tc>
-        <w:tc>
-          <w:tcPr>
-            <w:tcBorders>
-              <w:top w:val="single" w:space="0" w:color="D3D3D3"/>
-              <w:bottom w:val="single" w:space="0" w:color="D3D3D3"/>
-              <w:start w:val="single" w:space="0" w:color="D3D3D3"/>
-              <w:end w:val="single" w:space="0" w:color="D3D3D3"/>
-            </w:tcBorders>
-          </w:tcPr>
-          <w:p>
-            <w:pPr>
-              <w:spacing w:before="0" w:after="60"/>
-              <w:keepNext/>
-              <w:jc w:val="start"/>
-            </w:pPr>
-            <w:r>
-              <w:rPr>
-                <w:rFonts w:ascii="Calibri" w:hAnsi="Calibri"/>
-                <w:sz w:val="20"/>
-              </w:rPr>
-              <w:t xml:space="default">0.53</w:t>
-            </w:r>
-          </w:p>
-        </w:tc>
-        <w:tc>
-          <w:tcPr>
-            <w:tcBorders>
-              <w:top w:val="single" w:space="0" w:color="D3D3D3"/>
-              <w:bottom w:val="single" w:space="0" w:color="D3D3D3"/>
-              <w:start w:val="single" w:space="0" w:color="D3D3D3"/>
-              <w:end w:val="single" w:space="0" w:color="D3D3D3"/>
-            </w:tcBorders>
-          </w:tcPr>
-          <w:p>
-            <w:pPr>
-              <w:spacing w:before="0" w:after="60"/>
-              <w:keepNext/>
-              <w:jc w:val="start"/>
-            </w:pPr>
-            <w:r>
-              <w:rPr>
-                <w:rFonts w:ascii="Calibri" w:hAnsi="Calibri"/>
-                <w:sz w:val="20"/>
-              </w:rPr>
-              <w:t xml:space="default">0.12</w:t>
-            </w:r>
-          </w:p>
-        </w:tc>
-        <w:tc>
-          <w:tcPr>
-            <w:tcBorders>
-              <w:top w:val="single" w:space="0" w:color="D3D3D3"/>
-              <w:bottom w:val="single" w:space="0" w:color="D3D3D3"/>
-              <w:start w:val="single" w:space="0" w:color="D3D3D3"/>
-              <w:end w:val="single" w:space="0" w:color="D3D3D3"/>
-            </w:tcBorders>
-          </w:tcPr>
-          <w:p>
-            <w:pPr>
-              <w:spacing w:before="0" w:after="60"/>
-              <w:keepNext/>
-              <w:jc w:val="end"/>
-            </w:pPr>
-            <w:r>
-              <w:rPr>
-                <w:rFonts w:ascii="Calibri" w:hAnsi="Calibri"/>
-                <w:sz w:val="20"/>
-              </w:rPr>
-              <w:t xml:space="default">0.0034 *</w:t>
-            </w:r>
-          </w:p>
-        </w:tc>
-        <w:tc>
-          <w:tcPr>
-            <w:tcBorders>
-              <w:top w:val="single" w:space="0" w:color="D3D3D3"/>
-              <w:bottom w:val="single" w:space="0" w:color="D3D3D3"/>
-              <w:start w:val="single" w:space="0" w:color="D3D3D3"/>
-              <w:end w:val="single" w:space="0" w:color="D3D3D3"/>
-            </w:tcBorders>
-          </w:tcPr>
-          <w:p>
-            <w:pPr>
-              <w:spacing w:before="0" w:after="60"/>
-              <w:keepNext/>
-              <w:jc w:val="end"/>
-            </w:pPr>
-            <w:r>
-              <w:rPr>
-                <w:rFonts w:ascii="Calibri" w:hAnsi="Calibri"/>
-                <w:sz w:val="20"/>
-              </w:rPr>
-              <w:t xml:space="default">0.52</w:t>
-            </w:r>
-          </w:p>
-        </w:tc>
-        <w:tc>
-          <w:tcPr>
-            <w:tcBorders>
-              <w:top w:val="single" w:space="0" w:color="D3D3D3"/>
-              <w:bottom w:val="single" w:space="0" w:color="D3D3D3"/>
-              <w:start w:val="single" w:space="0" w:color="D3D3D3"/>
-              <w:end w:val="single" w:space="0" w:color="D3D3D3"/>
-            </w:tcBorders>
-          </w:tcPr>
-          <w:p>
-            <w:pPr>
-              <w:spacing w:before="0" w:after="60"/>
-              <w:keepNext/>
-              <w:jc w:val="end"/>
-            </w:pPr>
-            <w:r>
-              <w:rPr>
-                <w:rFonts w:ascii="Calibri" w:hAnsi="Calibri"/>
-                <w:sz w:val="20"/>
-              </w:rPr>
-              <w:t xml:space="default">0.96</w:t>
-            </w:r>
-          </w:p>
-        </w:tc>
-        <w:tc>
-          <w:tcPr>
-            <w:tcBorders>
-              <w:top w:val="single" w:space="0" w:color="D3D3D3"/>
-              <w:bottom w:val="single" w:space="0" w:color="D3D3D3"/>
-              <w:start w:val="single" w:space="0" w:color="D3D3D3"/>
-              <w:end w:val="single" w:space="0" w:color="D3D3D3"/>
-            </w:tcBorders>
-          </w:tcPr>
-          <w:p>
-            <w:pPr>
-              <w:spacing w:before="0" w:after="60"/>
-              <w:keepNext/>
-              <w:jc w:val="start"/>
-            </w:pPr>
-            <w:r>
-              <w:rPr>
-                <w:rFonts w:ascii="Calibri" w:hAnsi="Calibri"/>
-                <w:sz w:val="20"/>
-              </w:rPr>
-              <w:t xml:space="default">–</w:t>
-            </w:r>
-          </w:p>
-        </w:tc>
-        <w:tc>
-          <w:tcPr>
-            <w:tcBorders>
-              <w:top w:val="single" w:space="0" w:color="D3D3D3"/>
-              <w:bottom w:val="single" w:space="0" w:color="D3D3D3"/>
-              <w:start w:val="single" w:space="0" w:color="D3D3D3"/>
-              <w:end w:val="single" w:space="0" w:color="D3D3D3"/>
-            </w:tcBorders>
-          </w:tcPr>
-          <w:p>
-            <w:pPr>
-              <w:spacing w:before="0" w:after="60"/>
-              <w:keepNext/>
-              <w:jc w:val="start"/>
-            </w:pPr>
-            <w:r>
-              <w:rPr>
-                <w:rFonts w:ascii="Calibri" w:hAnsi="Calibri"/>
-                <w:sz w:val="20"/>
-              </w:rPr>
-              <w:t xml:space="default">0.067</w:t>
             </w:r>
           </w:p>
         </w:tc>

--- a/Supplementary_Table_S8.docx
+++ b/Supplementary_Table_S8.docx
@@ -370,7 +370,7 @@
                 <w:rFonts w:ascii="Calibri" w:hAnsi="Calibri"/>
                 <w:sz w:val="20"/>
               </w:rPr>
-              <w:t xml:space="default">M4_av</w:t>
+              <w:t xml:space="default">M6_av</w:t>
             </w:r>
           </w:p>
         </w:tc>
@@ -418,7 +418,31 @@
                 <w:rFonts w:ascii="Calibri" w:hAnsi="Calibri"/>
                 <w:sz w:val="20"/>
               </w:rPr>
-              <w:t xml:space="default">0.50</w:t>
+              <w:t xml:space="default">0.56</w:t>
+            </w:r>
+          </w:p>
+        </w:tc>
+        <w:tc>
+          <w:tcPr>
+            <w:tcBorders>
+              <w:top w:val="single" w:space="0" w:color="D3D3D3"/>
+              <w:bottom w:val="single" w:space="0" w:color="D3D3D3"/>
+              <w:start w:val="single" w:space="0" w:color="D3D3D3"/>
+              <w:end w:val="single" w:space="0" w:color="D3D3D3"/>
+            </w:tcBorders>
+          </w:tcPr>
+          <w:p>
+            <w:pPr>
+              <w:spacing w:before="0" w:after="60"/>
+              <w:keepNext/>
+              <w:jc w:val="start"/>
+            </w:pPr>
+            <w:r>
+              <w:rPr>
+                <w:rFonts w:ascii="Calibri" w:hAnsi="Calibri"/>
+                <w:sz w:val="20"/>
+              </w:rPr>
+              <w:t xml:space="default">&lt;1e-04 *</w:t>
             </w:r>
           </w:p>
         </w:tc>
@@ -490,103 +514,79 @@
                 <w:rFonts w:ascii="Calibri" w:hAnsi="Calibri"/>
                 <w:sz w:val="20"/>
               </w:rPr>
-              <w:t xml:space="default">–</w:t>
-            </w:r>
-          </w:p>
-        </w:tc>
-        <w:tc>
-          <w:tcPr>
-            <w:tcBorders>
-              <w:top w:val="single" w:space="0" w:color="D3D3D3"/>
-              <w:bottom w:val="single" w:space="0" w:color="D3D3D3"/>
-              <w:start w:val="single" w:space="0" w:color="D3D3D3"/>
-              <w:end w:val="single" w:space="0" w:color="D3D3D3"/>
-            </w:tcBorders>
-          </w:tcPr>
-          <w:p>
-            <w:pPr>
-              <w:spacing w:before="0" w:after="60"/>
-              <w:keepNext/>
-              <w:jc w:val="start"/>
-            </w:pPr>
-            <w:r>
-              <w:rPr>
-                <w:rFonts w:ascii="Calibri" w:hAnsi="Calibri"/>
-                <w:sz w:val="20"/>
-              </w:rPr>
-              <w:t xml:space="default">0.83</w:t>
-            </w:r>
-          </w:p>
-        </w:tc>
-        <w:tc>
-          <w:tcPr>
-            <w:tcBorders>
-              <w:top w:val="single" w:space="0" w:color="D3D3D3"/>
-              <w:bottom w:val="single" w:space="0" w:color="D3D3D3"/>
-              <w:start w:val="single" w:space="0" w:color="D3D3D3"/>
-              <w:end w:val="single" w:space="0" w:color="D3D3D3"/>
-            </w:tcBorders>
-          </w:tcPr>
-          <w:p>
-            <w:pPr>
-              <w:spacing w:before="0" w:after="60"/>
-              <w:keepNext/>
-              <w:jc w:val="start"/>
-            </w:pPr>
-            <w:r>
-              <w:rPr>
-                <w:rFonts w:ascii="Calibri" w:hAnsi="Calibri"/>
-                <w:sz w:val="20"/>
-              </w:rPr>
-              <w:t xml:space="default">0.71</w:t>
-            </w:r>
-          </w:p>
-        </w:tc>
-        <w:tc>
-          <w:tcPr>
-            <w:tcBorders>
-              <w:top w:val="single" w:space="0" w:color="D3D3D3"/>
-              <w:bottom w:val="single" w:space="0" w:color="D3D3D3"/>
-              <w:start w:val="single" w:space="0" w:color="D3D3D3"/>
-              <w:end w:val="single" w:space="0" w:color="D3D3D3"/>
-            </w:tcBorders>
-          </w:tcPr>
-          <w:p>
-            <w:pPr>
-              <w:spacing w:before="0" w:after="60"/>
-              <w:keepNext/>
-              <w:jc w:val="start"/>
-            </w:pPr>
-            <w:r>
-              <w:rPr>
-                <w:rFonts w:ascii="Calibri" w:hAnsi="Calibri"/>
-                <w:sz w:val="20"/>
-              </w:rPr>
-              <w:t xml:space="default">0.93</w:t>
-            </w:r>
-          </w:p>
-        </w:tc>
-        <w:tc>
-          <w:tcPr>
-            <w:tcBorders>
-              <w:top w:val="single" w:space="0" w:color="D3D3D3"/>
-              <w:bottom w:val="single" w:space="0" w:color="D3D3D3"/>
-              <w:start w:val="single" w:space="0" w:color="D3D3D3"/>
-              <w:end w:val="single" w:space="0" w:color="D3D3D3"/>
-            </w:tcBorders>
-          </w:tcPr>
-          <w:p>
-            <w:pPr>
-              <w:spacing w:before="0" w:after="60"/>
-              <w:keepNext/>
-              <w:jc w:val="start"/>
-            </w:pPr>
-            <w:r>
-              <w:rPr>
-                <w:rFonts w:ascii="Calibri" w:hAnsi="Calibri"/>
-                <w:sz w:val="20"/>
-              </w:rPr>
               <w:t xml:space="default">&lt;1e-04 *</w:t>
+            </w:r>
+          </w:p>
+        </w:tc>
+        <w:tc>
+          <w:tcPr>
+            <w:tcBorders>
+              <w:top w:val="single" w:space="0" w:color="D3D3D3"/>
+              <w:bottom w:val="single" w:space="0" w:color="D3D3D3"/>
+              <w:start w:val="single" w:space="0" w:color="D3D3D3"/>
+              <w:end w:val="single" w:space="0" w:color="D3D3D3"/>
+            </w:tcBorders>
+          </w:tcPr>
+          <w:p>
+            <w:pPr>
+              <w:spacing w:before="0" w:after="60"/>
+              <w:keepNext/>
+              <w:jc w:val="start"/>
+            </w:pPr>
+            <w:r>
+              <w:rPr>
+                <w:rFonts w:ascii="Calibri" w:hAnsi="Calibri"/>
+                <w:sz w:val="20"/>
+              </w:rPr>
+              <w:t xml:space="default">0.19</w:t>
+            </w:r>
+          </w:p>
+        </w:tc>
+        <w:tc>
+          <w:tcPr>
+            <w:tcBorders>
+              <w:top w:val="single" w:space="0" w:color="D3D3D3"/>
+              <w:bottom w:val="single" w:space="0" w:color="D3D3D3"/>
+              <w:start w:val="single" w:space="0" w:color="D3D3D3"/>
+              <w:end w:val="single" w:space="0" w:color="D3D3D3"/>
+            </w:tcBorders>
+          </w:tcPr>
+          <w:p>
+            <w:pPr>
+              <w:spacing w:before="0" w:after="60"/>
+              <w:keepNext/>
+              <w:jc w:val="start"/>
+            </w:pPr>
+            <w:r>
+              <w:rPr>
+                <w:rFonts w:ascii="Calibri" w:hAnsi="Calibri"/>
+                <w:sz w:val="20"/>
+              </w:rPr>
+              <w:t xml:space="default">0.61</w:t>
+            </w:r>
+          </w:p>
+        </w:tc>
+        <w:tc>
+          <w:tcPr>
+            <w:tcBorders>
+              <w:top w:val="single" w:space="0" w:color="D3D3D3"/>
+              <w:bottom w:val="single" w:space="0" w:color="D3D3D3"/>
+              <w:start w:val="single" w:space="0" w:color="D3D3D3"/>
+              <w:end w:val="single" w:space="0" w:color="D3D3D3"/>
+            </w:tcBorders>
+          </w:tcPr>
+          <w:p>
+            <w:pPr>
+              <w:spacing w:before="0" w:after="60"/>
+              <w:keepNext/>
+              <w:jc w:val="start"/>
+            </w:pPr>
+            <w:r>
+              <w:rPr>
+                <w:rFonts w:ascii="Calibri" w:hAnsi="Calibri"/>
+                <w:sz w:val="20"/>
+              </w:rPr>
+              <w:t xml:space="default">0.12</w:t>
             </w:r>
           </w:p>
         </w:tc>
@@ -663,7 +663,7 @@
                 <w:rFonts w:ascii="Calibri" w:hAnsi="Calibri"/>
                 <w:sz w:val="20"/>
               </w:rPr>
-              <w:t xml:space="default">1.76</w:t>
+              <w:t xml:space="default">0.63</w:t>
             </w:r>
           </w:p>
         </w:tc>
@@ -687,7 +687,7 @@
                 <w:rFonts w:ascii="Calibri" w:hAnsi="Calibri"/>
                 <w:sz w:val="20"/>
               </w:rPr>
-              <w:t xml:space="default">0.21</w:t>
+              <w:t xml:space="default">0.41</w:t>
             </w:r>
           </w:p>
         </w:tc>
@@ -735,30 +735,6 @@
                 <w:rFonts w:ascii="Calibri" w:hAnsi="Calibri"/>
                 <w:sz w:val="20"/>
               </w:rPr>
-              <w:t xml:space="default">0.0023 *</w:t>
-            </w:r>
-          </w:p>
-        </w:tc>
-        <w:tc>
-          <w:tcPr>
-            <w:tcBorders>
-              <w:top w:val="single" w:space="0" w:color="D3D3D3"/>
-              <w:bottom w:val="single" w:space="0" w:color="D3D3D3"/>
-              <w:start w:val="single" w:space="0" w:color="D3D3D3"/>
-              <w:end w:val="single" w:space="0" w:color="D3D3D3"/>
-            </w:tcBorders>
-          </w:tcPr>
-          <w:p>
-            <w:pPr>
-              <w:spacing w:before="0" w:after="60"/>
-              <w:keepNext/>
-              <w:jc w:val="start"/>
-            </w:pPr>
-            <w:r>
-              <w:rPr>
-                <w:rFonts w:ascii="Calibri" w:hAnsi="Calibri"/>
-                <w:sz w:val="20"/>
-              </w:rPr>
               <w:t xml:space="default">–</w:t>
             </w:r>
           </w:p>
@@ -783,6 +759,30 @@
                 <w:rFonts w:ascii="Calibri" w:hAnsi="Calibri"/>
                 <w:sz w:val="20"/>
               </w:rPr>
+              <w:t xml:space="default">–</w:t>
+            </w:r>
+          </w:p>
+        </w:tc>
+        <w:tc>
+          <w:tcPr>
+            <w:tcBorders>
+              <w:top w:val="single" w:space="0" w:color="D3D3D3"/>
+              <w:bottom w:val="single" w:space="0" w:color="D3D3D3"/>
+              <w:start w:val="single" w:space="0" w:color="D3D3D3"/>
+              <w:end w:val="single" w:space="0" w:color="D3D3D3"/>
+            </w:tcBorders>
+          </w:tcPr>
+          <w:p>
+            <w:pPr>
+              <w:spacing w:before="0" w:after="60"/>
+              <w:keepNext/>
+              <w:jc w:val="start"/>
+            </w:pPr>
+            <w:r>
+              <w:rPr>
+                <w:rFonts w:ascii="Calibri" w:hAnsi="Calibri"/>
+                <w:sz w:val="20"/>
+              </w:rPr>
               <w:t xml:space="default">&lt;1e-04 *</w:t>
             </w:r>
           </w:p>
@@ -807,31 +807,31 @@
                 <w:rFonts w:ascii="Calibri" w:hAnsi="Calibri"/>
                 <w:sz w:val="20"/>
               </w:rPr>
-              <w:t xml:space="default">0.015 *</w:t>
-            </w:r>
-          </w:p>
-        </w:tc>
-        <w:tc>
-          <w:tcPr>
-            <w:tcBorders>
-              <w:top w:val="single" w:space="0" w:color="D3D3D3"/>
-              <w:bottom w:val="single" w:space="0" w:color="D3D3D3"/>
-              <w:start w:val="single" w:space="0" w:color="D3D3D3"/>
-              <w:end w:val="single" w:space="0" w:color="D3D3D3"/>
-            </w:tcBorders>
-          </w:tcPr>
-          <w:p>
-            <w:pPr>
-              <w:spacing w:before="0" w:after="60"/>
-              <w:keepNext/>
-              <w:jc w:val="start"/>
-            </w:pPr>
-            <w:r>
-              <w:rPr>
-                <w:rFonts w:ascii="Calibri" w:hAnsi="Calibri"/>
-                <w:sz w:val="20"/>
-              </w:rPr>
-              <w:t xml:space="default">0.64</w:t>
+              <w:t xml:space="default">0.24</w:t>
+            </w:r>
+          </w:p>
+        </w:tc>
+        <w:tc>
+          <w:tcPr>
+            <w:tcBorders>
+              <w:top w:val="single" w:space="0" w:color="D3D3D3"/>
+              <w:bottom w:val="single" w:space="0" w:color="D3D3D3"/>
+              <w:start w:val="single" w:space="0" w:color="D3D3D3"/>
+              <w:end w:val="single" w:space="0" w:color="D3D3D3"/>
+            </w:tcBorders>
+          </w:tcPr>
+          <w:p>
+            <w:pPr>
+              <w:spacing w:before="0" w:after="60"/>
+              <w:keepNext/>
+              <w:jc w:val="start"/>
+            </w:pPr>
+            <w:r>
+              <w:rPr>
+                <w:rFonts w:ascii="Calibri" w:hAnsi="Calibri"/>
+                <w:sz w:val="20"/>
+              </w:rPr>
+              <w:t xml:space="default">0.53</w:t>
             </w:r>
           </w:p>
         </w:tc>
@@ -879,7 +879,7 @@
                 <w:rFonts w:ascii="Calibri" w:hAnsi="Calibri"/>
                 <w:sz w:val="20"/>
               </w:rPr>
-              <w:t xml:space="default">0.85</w:t>
+              <w:t xml:space="default">0.77</w:t>
             </w:r>
           </w:p>
         </w:tc>
@@ -940,7 +940,7 @@
                 <w:rFonts w:ascii="Calibri" w:hAnsi="Calibri"/>
                 <w:sz w:val="20"/>
               </w:rPr>
-              <w:t xml:space="default">M4_fqcy</w:t>
+              <w:t xml:space="default">M6_fqcy</w:t>
             </w:r>
           </w:p>
         </w:tc>
@@ -988,7 +988,55 @@
                 <w:rFonts w:ascii="Calibri" w:hAnsi="Calibri"/>
                 <w:sz w:val="20"/>
               </w:rPr>
-              <w:t xml:space="default">0.23</w:t>
+              <w:t xml:space="default">0.22</w:t>
+            </w:r>
+          </w:p>
+        </w:tc>
+        <w:tc>
+          <w:tcPr>
+            <w:tcBorders>
+              <w:top w:val="single" w:space="0" w:color="D3D3D3"/>
+              <w:bottom w:val="single" w:space="0" w:color="D3D3D3"/>
+              <w:start w:val="single" w:space="0" w:color="D3D3D3"/>
+              <w:end w:val="single" w:space="0" w:color="D3D3D3"/>
+            </w:tcBorders>
+          </w:tcPr>
+          <w:p>
+            <w:pPr>
+              <w:spacing w:before="0" w:after="60"/>
+              <w:keepNext/>
+              <w:jc w:val="start"/>
+            </w:pPr>
+            <w:r>
+              <w:rPr>
+                <w:rFonts w:ascii="Calibri" w:hAnsi="Calibri"/>
+                <w:sz w:val="20"/>
+              </w:rPr>
+              <w:t xml:space="default">0.084</w:t>
+            </w:r>
+          </w:p>
+        </w:tc>
+        <w:tc>
+          <w:tcPr>
+            <w:tcBorders>
+              <w:top w:val="single" w:space="0" w:color="D3D3D3"/>
+              <w:bottom w:val="single" w:space="0" w:color="D3D3D3"/>
+              <w:start w:val="single" w:space="0" w:color="D3D3D3"/>
+              <w:end w:val="single" w:space="0" w:color="D3D3D3"/>
+            </w:tcBorders>
+          </w:tcPr>
+          <w:p>
+            <w:pPr>
+              <w:spacing w:before="0" w:after="60"/>
+              <w:keepNext/>
+              <w:jc w:val="start"/>
+            </w:pPr>
+            <w:r>
+              <w:rPr>
+                <w:rFonts w:ascii="Calibri" w:hAnsi="Calibri"/>
+                <w:sz w:val="20"/>
+              </w:rPr>
+              <w:t xml:space="default">0.62</w:t>
             </w:r>
           </w:p>
         </w:tc>
@@ -1036,6 +1084,78 @@
                 <w:rFonts w:ascii="Calibri" w:hAnsi="Calibri"/>
                 <w:sz w:val="20"/>
               </w:rPr>
+              <w:t xml:space="default">0.17</w:t>
+            </w:r>
+          </w:p>
+        </w:tc>
+        <w:tc>
+          <w:tcPr>
+            <w:tcBorders>
+              <w:top w:val="single" w:space="0" w:color="D3D3D3"/>
+              <w:bottom w:val="single" w:space="0" w:color="D3D3D3"/>
+              <w:start w:val="single" w:space="0" w:color="D3D3D3"/>
+              <w:end w:val="single" w:space="0" w:color="D3D3D3"/>
+            </w:tcBorders>
+          </w:tcPr>
+          <w:p>
+            <w:pPr>
+              <w:spacing w:before="0" w:after="60"/>
+              <w:keepNext/>
+              <w:jc w:val="start"/>
+            </w:pPr>
+            <w:r>
+              <w:rPr>
+                <w:rFonts w:ascii="Calibri" w:hAnsi="Calibri"/>
+                <w:sz w:val="20"/>
+              </w:rPr>
+              <w:t xml:space="default">0.47</w:t>
+            </w:r>
+          </w:p>
+        </w:tc>
+        <w:tc>
+          <w:tcPr>
+            <w:tcBorders>
+              <w:top w:val="single" w:space="0" w:color="D3D3D3"/>
+              <w:bottom w:val="single" w:space="0" w:color="D3D3D3"/>
+              <w:start w:val="single" w:space="0" w:color="D3D3D3"/>
+              <w:end w:val="single" w:space="0" w:color="D3D3D3"/>
+            </w:tcBorders>
+          </w:tcPr>
+          <w:p>
+            <w:pPr>
+              <w:spacing w:before="0" w:after="60"/>
+              <w:keepNext/>
+              <w:jc w:val="start"/>
+            </w:pPr>
+            <w:r>
+              <w:rPr>
+                <w:rFonts w:ascii="Calibri" w:hAnsi="Calibri"/>
+                <w:sz w:val="20"/>
+              </w:rPr>
+              <w:t xml:space="default">0.32</w:t>
+            </w:r>
+          </w:p>
+        </w:tc>
+        <w:tc>
+          <w:tcPr>
+            <w:tcBorders>
+              <w:top w:val="single" w:space="0" w:color="D3D3D3"/>
+              <w:bottom w:val="single" w:space="0" w:color="D3D3D3"/>
+              <w:start w:val="single" w:space="0" w:color="D3D3D3"/>
+              <w:end w:val="single" w:space="0" w:color="D3D3D3"/>
+            </w:tcBorders>
+          </w:tcPr>
+          <w:p>
+            <w:pPr>
+              <w:spacing w:before="0" w:after="60"/>
+              <w:keepNext/>
+              <w:jc w:val="start"/>
+            </w:pPr>
+            <w:r>
+              <w:rPr>
+                <w:rFonts w:ascii="Calibri" w:hAnsi="Calibri"/>
+                <w:sz w:val="20"/>
+              </w:rPr>
               <w:t xml:space="default">–</w:t>
             </w:r>
           </w:p>
@@ -1060,127 +1180,7 @@
                 <w:rFonts w:ascii="Calibri" w:hAnsi="Calibri"/>
                 <w:sz w:val="20"/>
               </w:rPr>
-              <w:t xml:space="default">–</w:t>
-            </w:r>
-          </w:p>
-        </w:tc>
-        <w:tc>
-          <w:tcPr>
-            <w:tcBorders>
-              <w:top w:val="single" w:space="0" w:color="D3D3D3"/>
-              <w:bottom w:val="single" w:space="0" w:color="D3D3D3"/>
-              <w:start w:val="single" w:space="0" w:color="D3D3D3"/>
-              <w:end w:val="single" w:space="0" w:color="D3D3D3"/>
-            </w:tcBorders>
-          </w:tcPr>
-          <w:p>
-            <w:pPr>
-              <w:spacing w:before="0" w:after="60"/>
-              <w:keepNext/>
-              <w:jc w:val="start"/>
-            </w:pPr>
-            <w:r>
-              <w:rPr>
-                <w:rFonts w:ascii="Calibri" w:hAnsi="Calibri"/>
-                <w:sz w:val="20"/>
-              </w:rPr>
-              <w:t xml:space="default">0.41</w:t>
-            </w:r>
-          </w:p>
-        </w:tc>
-        <w:tc>
-          <w:tcPr>
-            <w:tcBorders>
-              <w:top w:val="single" w:space="0" w:color="D3D3D3"/>
-              <w:bottom w:val="single" w:space="0" w:color="D3D3D3"/>
-              <w:start w:val="single" w:space="0" w:color="D3D3D3"/>
-              <w:end w:val="single" w:space="0" w:color="D3D3D3"/>
-            </w:tcBorders>
-          </w:tcPr>
-          <w:p>
-            <w:pPr>
-              <w:spacing w:before="0" w:after="60"/>
-              <w:keepNext/>
-              <w:jc w:val="start"/>
-            </w:pPr>
-            <w:r>
-              <w:rPr>
-                <w:rFonts w:ascii="Calibri" w:hAnsi="Calibri"/>
-                <w:sz w:val="20"/>
-              </w:rPr>
-              <w:t xml:space="default">0.12</w:t>
-            </w:r>
-          </w:p>
-        </w:tc>
-        <w:tc>
-          <w:tcPr>
-            <w:tcBorders>
-              <w:top w:val="single" w:space="0" w:color="D3D3D3"/>
-              <w:bottom w:val="single" w:space="0" w:color="D3D3D3"/>
-              <w:start w:val="single" w:space="0" w:color="D3D3D3"/>
-              <w:end w:val="single" w:space="0" w:color="D3D3D3"/>
-            </w:tcBorders>
-          </w:tcPr>
-          <w:p>
-            <w:pPr>
-              <w:spacing w:before="0" w:after="60"/>
-              <w:keepNext/>
-              <w:jc w:val="start"/>
-            </w:pPr>
-            <w:r>
-              <w:rPr>
-                <w:rFonts w:ascii="Calibri" w:hAnsi="Calibri"/>
-                <w:sz w:val="20"/>
-              </w:rPr>
-              <w:t xml:space="default">0.47</w:t>
-            </w:r>
-          </w:p>
-        </w:tc>
-        <w:tc>
-          <w:tcPr>
-            <w:tcBorders>
-              <w:top w:val="single" w:space="0" w:color="D3D3D3"/>
-              <w:bottom w:val="single" w:space="0" w:color="D3D3D3"/>
-              <w:start w:val="single" w:space="0" w:color="D3D3D3"/>
-              <w:end w:val="single" w:space="0" w:color="D3D3D3"/>
-            </w:tcBorders>
-          </w:tcPr>
-          <w:p>
-            <w:pPr>
-              <w:spacing w:before="0" w:after="60"/>
-              <w:keepNext/>
-              <w:jc w:val="start"/>
-            </w:pPr>
-            <w:r>
-              <w:rPr>
-                <w:rFonts w:ascii="Calibri" w:hAnsi="Calibri"/>
-                <w:sz w:val="20"/>
-              </w:rPr>
-              <w:t xml:space="default">–</w:t>
-            </w:r>
-          </w:p>
-        </w:tc>
-        <w:tc>
-          <w:tcPr>
-            <w:tcBorders>
-              <w:top w:val="single" w:space="0" w:color="D3D3D3"/>
-              <w:bottom w:val="single" w:space="0" w:color="D3D3D3"/>
-              <w:start w:val="single" w:space="0" w:color="D3D3D3"/>
-              <w:end w:val="single" w:space="0" w:color="D3D3D3"/>
-            </w:tcBorders>
-          </w:tcPr>
-          <w:p>
-            <w:pPr>
-              <w:spacing w:before="0" w:after="60"/>
-              <w:keepNext/>
-              <w:jc w:val="start"/>
-            </w:pPr>
-            <w:r>
-              <w:rPr>
-                <w:rFonts w:ascii="Calibri" w:hAnsi="Calibri"/>
-                <w:sz w:val="20"/>
-              </w:rPr>
-              <w:t xml:space="default">0.081</w:t>
+              <w:t xml:space="default">0.0023 *</w:t>
             </w:r>
           </w:p>
         </w:tc>
@@ -1209,7 +1209,7 @@
                 <w:rFonts w:ascii="Calibri" w:hAnsi="Calibri"/>
                 <w:sz w:val="20"/>
               </w:rPr>
-              <w:t xml:space="default">M1</w:t>
+              <w:t xml:space="default">M4_fqcy</w:t>
             </w:r>
           </w:p>
         </w:tc>
@@ -1233,7 +1233,7 @@
                 <w:rFonts w:ascii="Calibri" w:hAnsi="Calibri"/>
                 <w:sz w:val="20"/>
               </w:rPr>
-              <w:t xml:space="default">0.56</w:t>
+              <w:t xml:space="default">0.15</w:t>
             </w:r>
           </w:p>
         </w:tc>
@@ -1257,7 +1257,7 @@
                 <w:rFonts w:ascii="Calibri" w:hAnsi="Calibri"/>
                 <w:sz w:val="20"/>
               </w:rPr>
-              <w:t xml:space="default">0.17</w:t>
+              <w:t xml:space="default">0.20</w:t>
             </w:r>
           </w:p>
         </w:tc>
@@ -1353,7 +1353,55 @@
                 <w:rFonts w:ascii="Calibri" w:hAnsi="Calibri"/>
                 <w:sz w:val="20"/>
               </w:rPr>
-              <w:t xml:space="default">0.12</w:t>
+              <w:t xml:space="default">0.044 *</w:t>
+            </w:r>
+          </w:p>
+        </w:tc>
+        <w:tc>
+          <w:tcPr>
+            <w:tcBorders>
+              <w:top w:val="single" w:space="0" w:color="D3D3D3"/>
+              <w:bottom w:val="single" w:space="0" w:color="D3D3D3"/>
+              <w:start w:val="single" w:space="0" w:color="D3D3D3"/>
+              <w:end w:val="single" w:space="0" w:color="D3D3D3"/>
+            </w:tcBorders>
+          </w:tcPr>
+          <w:p>
+            <w:pPr>
+              <w:spacing w:before="0" w:after="60"/>
+              <w:keepNext/>
+              <w:jc w:val="start"/>
+            </w:pPr>
+            <w:r>
+              <w:rPr>
+                <w:rFonts w:ascii="Calibri" w:hAnsi="Calibri"/>
+                <w:sz w:val="20"/>
+              </w:rPr>
+              <w:t xml:space="default">0.16</w:t>
+            </w:r>
+          </w:p>
+        </w:tc>
+        <w:tc>
+          <w:tcPr>
+            <w:tcBorders>
+              <w:top w:val="single" w:space="0" w:color="D3D3D3"/>
+              <w:bottom w:val="single" w:space="0" w:color="D3D3D3"/>
+              <w:start w:val="single" w:space="0" w:color="D3D3D3"/>
+              <w:end w:val="single" w:space="0" w:color="D3D3D3"/>
+            </w:tcBorders>
+          </w:tcPr>
+          <w:p>
+            <w:pPr>
+              <w:spacing w:before="0" w:after="60"/>
+              <w:keepNext/>
+              <w:jc w:val="start"/>
+            </w:pPr>
+            <w:r>
+              <w:rPr>
+                <w:rFonts w:ascii="Calibri" w:hAnsi="Calibri"/>
+                <w:sz w:val="20"/>
+              </w:rPr>
+              <w:t xml:space="default">0.42</w:t>
             </w:r>
           </w:p>
         </w:tc>
@@ -1401,55 +1449,7 @@
                 <w:rFonts w:ascii="Calibri" w:hAnsi="Calibri"/>
                 <w:sz w:val="20"/>
               </w:rPr>
-              <w:t xml:space="default">–</w:t>
-            </w:r>
-          </w:p>
-        </w:tc>
-        <w:tc>
-          <w:tcPr>
-            <w:tcBorders>
-              <w:top w:val="single" w:space="0" w:color="D3D3D3"/>
-              <w:bottom w:val="single" w:space="0" w:color="D3D3D3"/>
-              <w:start w:val="single" w:space="0" w:color="D3D3D3"/>
-              <w:end w:val="single" w:space="0" w:color="D3D3D3"/>
-            </w:tcBorders>
-          </w:tcPr>
-          <w:p>
-            <w:pPr>
-              <w:spacing w:before="0" w:after="60"/>
-              <w:keepNext/>
-              <w:jc w:val="start"/>
-            </w:pPr>
-            <w:r>
-              <w:rPr>
-                <w:rFonts w:ascii="Calibri" w:hAnsi="Calibri"/>
-                <w:sz w:val="20"/>
-              </w:rPr>
-              <w:t xml:space="default">–</w:t>
-            </w:r>
-          </w:p>
-        </w:tc>
-        <w:tc>
-          <w:tcPr>
-            <w:tcBorders>
-              <w:top w:val="single" w:space="0" w:color="D3D3D3"/>
-              <w:bottom w:val="single" w:space="0" w:color="D3D3D3"/>
-              <w:start w:val="single" w:space="0" w:color="D3D3D3"/>
-              <w:end w:val="single" w:space="0" w:color="D3D3D3"/>
-            </w:tcBorders>
-          </w:tcPr>
-          <w:p>
-            <w:pPr>
-              <w:spacing w:before="0" w:after="60"/>
-              <w:keepNext/>
-              <w:jc w:val="start"/>
-            </w:pPr>
-            <w:r>
-              <w:rPr>
-                <w:rFonts w:ascii="Calibri" w:hAnsi="Calibri"/>
-                <w:sz w:val="20"/>
-              </w:rPr>
-              <w:t xml:space="default">–</w:t>
+              <w:t xml:space="default">0.04 *</w:t>
             </w:r>
           </w:p>
         </w:tc>
@@ -1478,7 +1478,7 @@
                 <w:rFonts w:ascii="Calibri" w:hAnsi="Calibri"/>
                 <w:sz w:val="20"/>
               </w:rPr>
-              <w:t xml:space="default">M2</w:t>
+              <w:t xml:space="default">M1</w:t>
             </w:r>
           </w:p>
         </w:tc>
@@ -1502,7 +1502,7 @@
                 <w:rFonts w:ascii="Calibri" w:hAnsi="Calibri"/>
                 <w:sz w:val="20"/>
               </w:rPr>
-              <w:t xml:space="default">0.98</w:t>
+              <w:t xml:space="default">1.41</w:t>
             </w:r>
           </w:p>
         </w:tc>
@@ -1526,7 +1526,7 @@
                 <w:rFonts w:ascii="Calibri" w:hAnsi="Calibri"/>
                 <w:sz w:val="20"/>
               </w:rPr>
-              <w:t xml:space="default">0.14</w:t>
+              <w:t xml:space="default">0.11</w:t>
             </w:r>
           </w:p>
         </w:tc>
@@ -1646,7 +1646,7 @@
                 <w:rFonts w:ascii="Calibri" w:hAnsi="Calibri"/>
                 <w:sz w:val="20"/>
               </w:rPr>
-              <w:t xml:space="default">0.25</w:t>
+              <w:t xml:space="default">–</w:t>
             </w:r>
           </w:p>
         </w:tc>
@@ -1747,7 +1747,7 @@
                 <w:rFonts w:ascii="Calibri" w:hAnsi="Calibri"/>
                 <w:sz w:val="20"/>
               </w:rPr>
-              <w:t xml:space="default">M3</w:t>
+              <w:t xml:space="default">M2</w:t>
             </w:r>
           </w:p>
         </w:tc>
@@ -1771,7 +1771,7 @@
                 <w:rFonts w:ascii="Calibri" w:hAnsi="Calibri"/>
                 <w:sz w:val="20"/>
               </w:rPr>
-              <w:t xml:space="default">0.98</w:t>
+              <w:t xml:space="default">1.83</w:t>
             </w:r>
           </w:p>
         </w:tc>
@@ -1795,7 +1795,7 @@
                 <w:rFonts w:ascii="Calibri" w:hAnsi="Calibri"/>
                 <w:sz w:val="20"/>
               </w:rPr>
-              <w:t xml:space="default">0.14</w:t>
+              <w:t xml:space="default">0.09</w:t>
             </w:r>
           </w:p>
         </w:tc>
@@ -1939,7 +1939,7 @@
                 <w:rFonts w:ascii="Calibri" w:hAnsi="Calibri"/>
                 <w:sz w:val="20"/>
               </w:rPr>
-              <w:t xml:space="default">0.52</w:t>
+              <w:t xml:space="default">–</w:t>
             </w:r>
           </w:p>
         </w:tc>
@@ -2016,7 +2016,7 @@
                 <w:rFonts w:ascii="Calibri" w:hAnsi="Calibri"/>
                 <w:sz w:val="20"/>
               </w:rPr>
-              <w:t xml:space="default">M4_av</w:t>
+              <w:t xml:space="default">M3</w:t>
             </w:r>
           </w:p>
         </w:tc>
@@ -2040,7 +2040,7 @@
                 <w:rFonts w:ascii="Calibri" w:hAnsi="Calibri"/>
                 <w:sz w:val="20"/>
               </w:rPr>
-              <w:t xml:space="default">0.98</w:t>
+              <w:t xml:space="default">1.83</w:t>
             </w:r>
           </w:p>
         </w:tc>
@@ -2064,7 +2064,7 @@
                 <w:rFonts w:ascii="Calibri" w:hAnsi="Calibri"/>
                 <w:sz w:val="20"/>
               </w:rPr>
-              <w:t xml:space="default">0.14</w:t>
+              <w:t xml:space="default">0.09</w:t>
             </w:r>
           </w:p>
         </w:tc>
@@ -2208,31 +2208,31 @@
                 <w:rFonts w:ascii="Calibri" w:hAnsi="Calibri"/>
                 <w:sz w:val="20"/>
               </w:rPr>
-              <w:t xml:space="default">0.53</w:t>
-            </w:r>
-          </w:p>
-        </w:tc>
-        <w:tc>
-          <w:tcPr>
-            <w:tcBorders>
-              <w:top w:val="single" w:space="0" w:color="D3D3D3"/>
-              <w:bottom w:val="single" w:space="0" w:color="D3D3D3"/>
-              <w:start w:val="single" w:space="0" w:color="D3D3D3"/>
-              <w:end w:val="single" w:space="0" w:color="D3D3D3"/>
-            </w:tcBorders>
-          </w:tcPr>
-          <w:p>
-            <w:pPr>
-              <w:spacing w:before="0" w:after="60"/>
-              <w:keepNext/>
-              <w:jc w:val="start"/>
-            </w:pPr>
-            <w:r>
-              <w:rPr>
-                <w:rFonts w:ascii="Calibri" w:hAnsi="Calibri"/>
-                <w:sz w:val="20"/>
-              </w:rPr>
-              <w:t xml:space="default">0.39</w:t>
+              <w:t xml:space="default">0.52</w:t>
+            </w:r>
+          </w:p>
+        </w:tc>
+        <w:tc>
+          <w:tcPr>
+            <w:tcBorders>
+              <w:top w:val="single" w:space="0" w:color="D3D3D3"/>
+              <w:bottom w:val="single" w:space="0" w:color="D3D3D3"/>
+              <w:start w:val="single" w:space="0" w:color="D3D3D3"/>
+              <w:end w:val="single" w:space="0" w:color="D3D3D3"/>
+            </w:tcBorders>
+          </w:tcPr>
+          <w:p>
+            <w:pPr>
+              <w:spacing w:before="0" w:after="60"/>
+              <w:keepNext/>
+              <w:jc w:val="start"/>
+            </w:pPr>
+            <w:r>
+              <w:rPr>
+                <w:rFonts w:ascii="Calibri" w:hAnsi="Calibri"/>
+                <w:sz w:val="20"/>
+              </w:rPr>
+              <w:t xml:space="default">–</w:t>
             </w:r>
           </w:p>
         </w:tc>
@@ -2268,27 +2268,264 @@
         <w:tc>
           <w:tcPr>
             <w:tcBorders>
-              <w:top w:val="single" w:sz="16" w:space="0" w:color="D3D3D3"/>
-              <w:bottom w:val="single" w:sz="16" w:space="0" w:color="D3D3D3"/>
-              <w:start w:val="single" w:space="0" w:color="D3D3D3"/>
-              <w:end w:val="single" w:space="0" w:color="D3D3D3"/>
-            </w:tcBorders>
-            <w:tcMar>
-              <w:top w:w="25" w:type="dxa"/>
-            </w:tcMar>
-            <w:gridSpan w:val="11"/>
-          </w:tcPr>
-          <w:p>
-            <w:pPr>
-              <w:spacing w:before="0" w:after="60"/>
-              <w:keepNext/>
-            </w:pPr>
-            <w:r>
-              <w:rPr>
-                <w:rFonts w:ascii="Calibri" w:hAnsi="Calibri"/>
-                <w:sz w:val="20"/>
-              </w:rPr>
-              <w:t xml:space="default">Belize</w:t>
+              <w:top w:val="single" w:space="0" w:color="D3D3D3"/>
+              <w:bottom w:val="single" w:space="0" w:color="D3D3D3"/>
+              <w:start w:val="single" w:space="0" w:color="D3D3D3"/>
+              <w:end w:val="single" w:space="0" w:color="D3D3D3"/>
+            </w:tcBorders>
+          </w:tcPr>
+          <w:p>
+            <w:pPr>
+              <w:spacing w:before="0" w:after="60"/>
+              <w:keepNext/>
+              <w:jc w:val="start"/>
+            </w:pPr>
+            <w:r>
+              <w:rPr>
+                <w:rFonts w:ascii="Calibri" w:hAnsi="Calibri"/>
+                <w:sz w:val="20"/>
+              </w:rPr>
+              <w:t xml:space="default">M4_av</w:t>
+            </w:r>
+          </w:p>
+        </w:tc>
+        <w:tc>
+          <w:tcPr>
+            <w:tcBorders>
+              <w:top w:val="single" w:space="0" w:color="D3D3D3"/>
+              <w:bottom w:val="single" w:space="0" w:color="D3D3D3"/>
+              <w:start w:val="single" w:space="0" w:color="D3D3D3"/>
+              <w:end w:val="single" w:space="0" w:color="D3D3D3"/>
+            </w:tcBorders>
+          </w:tcPr>
+          <w:p>
+            <w:pPr>
+              <w:spacing w:before="0" w:after="60"/>
+              <w:keepNext/>
+              <w:jc w:val="end"/>
+            </w:pPr>
+            <w:r>
+              <w:rPr>
+                <w:rFonts w:ascii="Calibri" w:hAnsi="Calibri"/>
+                <w:sz w:val="20"/>
+              </w:rPr>
+              <w:t xml:space="default">1.83</w:t>
+            </w:r>
+          </w:p>
+        </w:tc>
+        <w:tc>
+          <w:tcPr>
+            <w:tcBorders>
+              <w:top w:val="single" w:space="0" w:color="D3D3D3"/>
+              <w:bottom w:val="single" w:space="0" w:color="D3D3D3"/>
+              <w:start w:val="single" w:space="0" w:color="D3D3D3"/>
+              <w:end w:val="single" w:space="0" w:color="D3D3D3"/>
+            </w:tcBorders>
+          </w:tcPr>
+          <w:p>
+            <w:pPr>
+              <w:spacing w:before="0" w:after="60"/>
+              <w:keepNext/>
+              <w:jc w:val="end"/>
+            </w:pPr>
+            <w:r>
+              <w:rPr>
+                <w:rFonts w:ascii="Calibri" w:hAnsi="Calibri"/>
+                <w:sz w:val="20"/>
+              </w:rPr>
+              <w:t xml:space="default">0.09</w:t>
+            </w:r>
+          </w:p>
+        </w:tc>
+        <w:tc>
+          <w:tcPr>
+            <w:tcBorders>
+              <w:top w:val="single" w:space="0" w:color="D3D3D3"/>
+              <w:bottom w:val="single" w:space="0" w:color="D3D3D3"/>
+              <w:start w:val="single" w:space="0" w:color="D3D3D3"/>
+              <w:end w:val="single" w:space="0" w:color="D3D3D3"/>
+            </w:tcBorders>
+          </w:tcPr>
+          <w:p>
+            <w:pPr>
+              <w:spacing w:before="0" w:after="60"/>
+              <w:keepNext/>
+              <w:jc w:val="start"/>
+            </w:pPr>
+            <w:r>
+              <w:rPr>
+                <w:rFonts w:ascii="Calibri" w:hAnsi="Calibri"/>
+                <w:sz w:val="20"/>
+              </w:rPr>
+              <w:t xml:space="default">–</w:t>
+            </w:r>
+          </w:p>
+        </w:tc>
+        <w:tc>
+          <w:tcPr>
+            <w:tcBorders>
+              <w:top w:val="single" w:space="0" w:color="D3D3D3"/>
+              <w:bottom w:val="single" w:space="0" w:color="D3D3D3"/>
+              <w:start w:val="single" w:space="0" w:color="D3D3D3"/>
+              <w:end w:val="single" w:space="0" w:color="D3D3D3"/>
+            </w:tcBorders>
+          </w:tcPr>
+          <w:p>
+            <w:pPr>
+              <w:spacing w:before="0" w:after="60"/>
+              <w:keepNext/>
+              <w:jc w:val="start"/>
+            </w:pPr>
+            <w:r>
+              <w:rPr>
+                <w:rFonts w:ascii="Calibri" w:hAnsi="Calibri"/>
+                <w:sz w:val="20"/>
+              </w:rPr>
+              <w:t xml:space="default">–</w:t>
+            </w:r>
+          </w:p>
+        </w:tc>
+        <w:tc>
+          <w:tcPr>
+            <w:tcBorders>
+              <w:top w:val="single" w:space="0" w:color="D3D3D3"/>
+              <w:bottom w:val="single" w:space="0" w:color="D3D3D3"/>
+              <w:start w:val="single" w:space="0" w:color="D3D3D3"/>
+              <w:end w:val="single" w:space="0" w:color="D3D3D3"/>
+            </w:tcBorders>
+          </w:tcPr>
+          <w:p>
+            <w:pPr>
+              <w:spacing w:before="0" w:after="60"/>
+              <w:keepNext/>
+              <w:jc w:val="start"/>
+            </w:pPr>
+            <w:r>
+              <w:rPr>
+                <w:rFonts w:ascii="Calibri" w:hAnsi="Calibri"/>
+                <w:sz w:val="20"/>
+              </w:rPr>
+              <w:t xml:space="default">–</w:t>
+            </w:r>
+          </w:p>
+        </w:tc>
+        <w:tc>
+          <w:tcPr>
+            <w:tcBorders>
+              <w:top w:val="single" w:space="0" w:color="D3D3D3"/>
+              <w:bottom w:val="single" w:space="0" w:color="D3D3D3"/>
+              <w:start w:val="single" w:space="0" w:color="D3D3D3"/>
+              <w:end w:val="single" w:space="0" w:color="D3D3D3"/>
+            </w:tcBorders>
+          </w:tcPr>
+          <w:p>
+            <w:pPr>
+              <w:spacing w:before="0" w:after="60"/>
+              <w:keepNext/>
+              <w:jc w:val="start"/>
+            </w:pPr>
+            <w:r>
+              <w:rPr>
+                <w:rFonts w:ascii="Calibri" w:hAnsi="Calibri"/>
+                <w:sz w:val="20"/>
+              </w:rPr>
+              <w:t xml:space="default">0.12</w:t>
+            </w:r>
+          </w:p>
+        </w:tc>
+        <w:tc>
+          <w:tcPr>
+            <w:tcBorders>
+              <w:top w:val="single" w:space="0" w:color="D3D3D3"/>
+              <w:bottom w:val="single" w:space="0" w:color="D3D3D3"/>
+              <w:start w:val="single" w:space="0" w:color="D3D3D3"/>
+              <w:end w:val="single" w:space="0" w:color="D3D3D3"/>
+            </w:tcBorders>
+          </w:tcPr>
+          <w:p>
+            <w:pPr>
+              <w:spacing w:before="0" w:after="60"/>
+              <w:keepNext/>
+              <w:jc w:val="start"/>
+            </w:pPr>
+            <w:r>
+              <w:rPr>
+                <w:rFonts w:ascii="Calibri" w:hAnsi="Calibri"/>
+                <w:sz w:val="20"/>
+              </w:rPr>
+              <w:t xml:space="default">0.25</w:t>
+            </w:r>
+          </w:p>
+        </w:tc>
+        <w:tc>
+          <w:tcPr>
+            <w:tcBorders>
+              <w:top w:val="single" w:space="0" w:color="D3D3D3"/>
+              <w:bottom w:val="single" w:space="0" w:color="D3D3D3"/>
+              <w:start w:val="single" w:space="0" w:color="D3D3D3"/>
+              <w:end w:val="single" w:space="0" w:color="D3D3D3"/>
+            </w:tcBorders>
+          </w:tcPr>
+          <w:p>
+            <w:pPr>
+              <w:spacing w:before="0" w:after="60"/>
+              <w:keepNext/>
+              <w:jc w:val="start"/>
+            </w:pPr>
+            <w:r>
+              <w:rPr>
+                <w:rFonts w:ascii="Calibri" w:hAnsi="Calibri"/>
+                <w:sz w:val="20"/>
+              </w:rPr>
+              <w:t xml:space="default">0.5</w:t>
+            </w:r>
+          </w:p>
+        </w:tc>
+        <w:tc>
+          <w:tcPr>
+            <w:tcBorders>
+              <w:top w:val="single" w:space="0" w:color="D3D3D3"/>
+              <w:bottom w:val="single" w:space="0" w:color="D3D3D3"/>
+              <w:start w:val="single" w:space="0" w:color="D3D3D3"/>
+              <w:end w:val="single" w:space="0" w:color="D3D3D3"/>
+            </w:tcBorders>
+          </w:tcPr>
+          <w:p>
+            <w:pPr>
+              <w:spacing w:before="0" w:after="60"/>
+              <w:keepNext/>
+              <w:jc w:val="start"/>
+            </w:pPr>
+            <w:r>
+              <w:rPr>
+                <w:rFonts w:ascii="Calibri" w:hAnsi="Calibri"/>
+                <w:sz w:val="20"/>
+              </w:rPr>
+              <w:t xml:space="default">0.52</w:t>
+            </w:r>
+          </w:p>
+        </w:tc>
+        <w:tc>
+          <w:tcPr>
+            <w:tcBorders>
+              <w:top w:val="single" w:space="0" w:color="D3D3D3"/>
+              <w:bottom w:val="single" w:space="0" w:color="D3D3D3"/>
+              <w:start w:val="single" w:space="0" w:color="D3D3D3"/>
+              <w:end w:val="single" w:space="0" w:color="D3D3D3"/>
+            </w:tcBorders>
+          </w:tcPr>
+          <w:p>
+            <w:pPr>
+              <w:spacing w:before="0" w:after="60"/>
+              <w:keepNext/>
+              <w:jc w:val="start"/>
+            </w:pPr>
+            <w:r>
+              <w:rPr>
+                <w:rFonts w:ascii="Calibri" w:hAnsi="Calibri"/>
+                <w:sz w:val="20"/>
+              </w:rPr>
+              <w:t xml:space="default">–</w:t>
             </w:r>
           </w:p>
         </w:tc>
@@ -2317,7 +2554,7 @@
                 <w:rFonts w:ascii="Calibri" w:hAnsi="Calibri"/>
                 <w:sz w:val="20"/>
               </w:rPr>
-              <w:t xml:space="default">M4_av</w:t>
+              <w:t xml:space="default">M7_fqcy</w:t>
             </w:r>
           </w:p>
         </w:tc>
@@ -2341,7 +2578,7 @@
                 <w:rFonts w:ascii="Calibri" w:hAnsi="Calibri"/>
                 <w:sz w:val="20"/>
               </w:rPr>
-              <w:t xml:space="default">0.00</w:t>
+              <w:t xml:space="default">1.95</w:t>
             </w:r>
           </w:p>
         </w:tc>
@@ -2365,7 +2602,151 @@
                 <w:rFonts w:ascii="Calibri" w:hAnsi="Calibri"/>
                 <w:sz w:val="20"/>
               </w:rPr>
-              <w:t xml:space="default">0.66</w:t>
+              <w:t xml:space="default">0.08</w:t>
+            </w:r>
+          </w:p>
+        </w:tc>
+        <w:tc>
+          <w:tcPr>
+            <w:tcBorders>
+              <w:top w:val="single" w:space="0" w:color="D3D3D3"/>
+              <w:bottom w:val="single" w:space="0" w:color="D3D3D3"/>
+              <w:start w:val="single" w:space="0" w:color="D3D3D3"/>
+              <w:end w:val="single" w:space="0" w:color="D3D3D3"/>
+            </w:tcBorders>
+          </w:tcPr>
+          <w:p>
+            <w:pPr>
+              <w:spacing w:before="0" w:after="60"/>
+              <w:keepNext/>
+              <w:jc w:val="start"/>
+            </w:pPr>
+            <w:r>
+              <w:rPr>
+                <w:rFonts w:ascii="Calibri" w:hAnsi="Calibri"/>
+                <w:sz w:val="20"/>
+              </w:rPr>
+              <w:t xml:space="default">0.09</w:t>
+            </w:r>
+          </w:p>
+        </w:tc>
+        <w:tc>
+          <w:tcPr>
+            <w:tcBorders>
+              <w:top w:val="single" w:space="0" w:color="D3D3D3"/>
+              <w:bottom w:val="single" w:space="0" w:color="D3D3D3"/>
+              <w:start w:val="single" w:space="0" w:color="D3D3D3"/>
+              <w:end w:val="single" w:space="0" w:color="D3D3D3"/>
+            </w:tcBorders>
+          </w:tcPr>
+          <w:p>
+            <w:pPr>
+              <w:spacing w:before="0" w:after="60"/>
+              <w:keepNext/>
+              <w:jc w:val="start"/>
+            </w:pPr>
+            <w:r>
+              <w:rPr>
+                <w:rFonts w:ascii="Calibri" w:hAnsi="Calibri"/>
+                <w:sz w:val="20"/>
+              </w:rPr>
+              <w:t xml:space="default">0.6</w:t>
+            </w:r>
+          </w:p>
+        </w:tc>
+        <w:tc>
+          <w:tcPr>
+            <w:tcBorders>
+              <w:top w:val="single" w:space="0" w:color="D3D3D3"/>
+              <w:bottom w:val="single" w:space="0" w:color="D3D3D3"/>
+              <w:start w:val="single" w:space="0" w:color="D3D3D3"/>
+              <w:end w:val="single" w:space="0" w:color="D3D3D3"/>
+            </w:tcBorders>
+          </w:tcPr>
+          <w:p>
+            <w:pPr>
+              <w:spacing w:before="0" w:after="60"/>
+              <w:keepNext/>
+              <w:jc w:val="start"/>
+            </w:pPr>
+            <w:r>
+              <w:rPr>
+                <w:rFonts w:ascii="Calibri" w:hAnsi="Calibri"/>
+                <w:sz w:val="20"/>
+              </w:rPr>
+              <w:t xml:space="default">0.85</w:t>
+            </w:r>
+          </w:p>
+        </w:tc>
+        <w:tc>
+          <w:tcPr>
+            <w:tcBorders>
+              <w:top w:val="single" w:space="0" w:color="D3D3D3"/>
+              <w:bottom w:val="single" w:space="0" w:color="D3D3D3"/>
+              <w:start w:val="single" w:space="0" w:color="D3D3D3"/>
+              <w:end w:val="single" w:space="0" w:color="D3D3D3"/>
+            </w:tcBorders>
+          </w:tcPr>
+          <w:p>
+            <w:pPr>
+              <w:spacing w:before="0" w:after="60"/>
+              <w:keepNext/>
+              <w:jc w:val="start"/>
+            </w:pPr>
+            <w:r>
+              <w:rPr>
+                <w:rFonts w:ascii="Calibri" w:hAnsi="Calibri"/>
+                <w:sz w:val="20"/>
+              </w:rPr>
+              <w:t xml:space="default">0.17</w:t>
+            </w:r>
+          </w:p>
+        </w:tc>
+        <w:tc>
+          <w:tcPr>
+            <w:tcBorders>
+              <w:top w:val="single" w:space="0" w:color="D3D3D3"/>
+              <w:bottom w:val="single" w:space="0" w:color="D3D3D3"/>
+              <w:start w:val="single" w:space="0" w:color="D3D3D3"/>
+              <w:end w:val="single" w:space="0" w:color="D3D3D3"/>
+            </w:tcBorders>
+          </w:tcPr>
+          <w:p>
+            <w:pPr>
+              <w:spacing w:before="0" w:after="60"/>
+              <w:keepNext/>
+              <w:jc w:val="start"/>
+            </w:pPr>
+            <w:r>
+              <w:rPr>
+                <w:rFonts w:ascii="Calibri" w:hAnsi="Calibri"/>
+                <w:sz w:val="20"/>
+              </w:rPr>
+              <w:t xml:space="default">0.41</w:t>
+            </w:r>
+          </w:p>
+        </w:tc>
+        <w:tc>
+          <w:tcPr>
+            <w:tcBorders>
+              <w:top w:val="single" w:space="0" w:color="D3D3D3"/>
+              <w:bottom w:val="single" w:space="0" w:color="D3D3D3"/>
+              <w:start w:val="single" w:space="0" w:color="D3D3D3"/>
+              <w:end w:val="single" w:space="0" w:color="D3D3D3"/>
+            </w:tcBorders>
+          </w:tcPr>
+          <w:p>
+            <w:pPr>
+              <w:spacing w:before="0" w:after="60"/>
+              <w:keepNext/>
+              <w:jc w:val="start"/>
+            </w:pPr>
+            <w:r>
+              <w:rPr>
+                <w:rFonts w:ascii="Calibri" w:hAnsi="Calibri"/>
+                <w:sz w:val="20"/>
+              </w:rPr>
+              <w:t xml:space="default">0.31</w:t>
             </w:r>
           </w:p>
         </w:tc>
@@ -2413,151 +2794,7 @@
                 <w:rFonts w:ascii="Calibri" w:hAnsi="Calibri"/>
                 <w:sz w:val="20"/>
               </w:rPr>
-              <w:t xml:space="default">–</w:t>
-            </w:r>
-          </w:p>
-        </w:tc>
-        <w:tc>
-          <w:tcPr>
-            <w:tcBorders>
-              <w:top w:val="single" w:space="0" w:color="D3D3D3"/>
-              <w:bottom w:val="single" w:space="0" w:color="D3D3D3"/>
-              <w:start w:val="single" w:space="0" w:color="D3D3D3"/>
-              <w:end w:val="single" w:space="0" w:color="D3D3D3"/>
-            </w:tcBorders>
-          </w:tcPr>
-          <w:p>
-            <w:pPr>
-              <w:spacing w:before="0" w:after="60"/>
-              <w:keepNext/>
-              <w:jc w:val="start"/>
-            </w:pPr>
-            <w:r>
-              <w:rPr>
-                <w:rFonts w:ascii="Calibri" w:hAnsi="Calibri"/>
-                <w:sz w:val="20"/>
-              </w:rPr>
-              <w:t xml:space="default">–</w:t>
-            </w:r>
-          </w:p>
-        </w:tc>
-        <w:tc>
-          <w:tcPr>
-            <w:tcBorders>
-              <w:top w:val="single" w:space="0" w:color="D3D3D3"/>
-              <w:bottom w:val="single" w:space="0" w:color="D3D3D3"/>
-              <w:start w:val="single" w:space="0" w:color="D3D3D3"/>
-              <w:end w:val="single" w:space="0" w:color="D3D3D3"/>
-            </w:tcBorders>
-          </w:tcPr>
-          <w:p>
-            <w:pPr>
-              <w:spacing w:before="0" w:after="60"/>
-              <w:keepNext/>
-              <w:jc w:val="start"/>
-            </w:pPr>
-            <w:r>
-              <w:rPr>
-                <w:rFonts w:ascii="Calibri" w:hAnsi="Calibri"/>
-                <w:sz w:val="20"/>
-              </w:rPr>
-              <w:t xml:space="default">0.72</w:t>
-            </w:r>
-          </w:p>
-        </w:tc>
-        <w:tc>
-          <w:tcPr>
-            <w:tcBorders>
-              <w:top w:val="single" w:space="0" w:color="D3D3D3"/>
-              <w:bottom w:val="single" w:space="0" w:color="D3D3D3"/>
-              <w:start w:val="single" w:space="0" w:color="D3D3D3"/>
-              <w:end w:val="single" w:space="0" w:color="D3D3D3"/>
-            </w:tcBorders>
-          </w:tcPr>
-          <w:p>
-            <w:pPr>
-              <w:spacing w:before="0" w:after="60"/>
-              <w:keepNext/>
-              <w:jc w:val="start"/>
-            </w:pPr>
-            <w:r>
-              <w:rPr>
-                <w:rFonts w:ascii="Calibri" w:hAnsi="Calibri"/>
-                <w:sz w:val="20"/>
-              </w:rPr>
-              <w:t xml:space="default">&lt;1e-04 *</w:t>
-            </w:r>
-          </w:p>
-        </w:tc>
-        <w:tc>
-          <w:tcPr>
-            <w:tcBorders>
-              <w:top w:val="single" w:space="0" w:color="D3D3D3"/>
-              <w:bottom w:val="single" w:space="0" w:color="D3D3D3"/>
-              <w:start w:val="single" w:space="0" w:color="D3D3D3"/>
-              <w:end w:val="single" w:space="0" w:color="D3D3D3"/>
-            </w:tcBorders>
-          </w:tcPr>
-          <w:p>
-            <w:pPr>
-              <w:spacing w:before="0" w:after="60"/>
-              <w:keepNext/>
-              <w:jc w:val="start"/>
-            </w:pPr>
-            <w:r>
-              <w:rPr>
-                <w:rFonts w:ascii="Calibri" w:hAnsi="Calibri"/>
-                <w:sz w:val="20"/>
-              </w:rPr>
-              <w:t xml:space="default">0.006 *</w:t>
-            </w:r>
-          </w:p>
-        </w:tc>
-        <w:tc>
-          <w:tcPr>
-            <w:tcBorders>
-              <w:top w:val="single" w:space="0" w:color="D3D3D3"/>
-              <w:bottom w:val="single" w:space="0" w:color="D3D3D3"/>
-              <w:start w:val="single" w:space="0" w:color="D3D3D3"/>
-              <w:end w:val="single" w:space="0" w:color="D3D3D3"/>
-            </w:tcBorders>
-          </w:tcPr>
-          <w:p>
-            <w:pPr>
-              <w:spacing w:before="0" w:after="60"/>
-              <w:keepNext/>
-              <w:jc w:val="start"/>
-            </w:pPr>
-            <w:r>
-              <w:rPr>
-                <w:rFonts w:ascii="Calibri" w:hAnsi="Calibri"/>
-                <w:sz w:val="20"/>
-              </w:rPr>
-              <w:t xml:space="default">0.00063 *</w:t>
-            </w:r>
-          </w:p>
-        </w:tc>
-        <w:tc>
-          <w:tcPr>
-            <w:tcBorders>
-              <w:top w:val="single" w:space="0" w:color="D3D3D3"/>
-              <w:bottom w:val="single" w:space="0" w:color="D3D3D3"/>
-              <w:start w:val="single" w:space="0" w:color="D3D3D3"/>
-              <w:end w:val="single" w:space="0" w:color="D3D3D3"/>
-            </w:tcBorders>
-          </w:tcPr>
-          <w:p>
-            <w:pPr>
-              <w:spacing w:before="0" w:after="60"/>
-              <w:keepNext/>
-              <w:jc w:val="start"/>
-            </w:pPr>
-            <w:r>
-              <w:rPr>
-                <w:rFonts w:ascii="Calibri" w:hAnsi="Calibri"/>
-                <w:sz w:val="20"/>
-              </w:rPr>
-              <w:t xml:space="default">–</w:t>
+              <w:t xml:space="default">0.0024 *</w:t>
             </w:r>
           </w:p>
         </w:tc>
@@ -2569,27 +2806,264 @@
         <w:tc>
           <w:tcPr>
             <w:tcBorders>
-              <w:top w:val="single" w:sz="16" w:space="0" w:color="D3D3D3"/>
-              <w:bottom w:val="single" w:sz="16" w:space="0" w:color="D3D3D3"/>
-              <w:start w:val="single" w:space="0" w:color="D3D3D3"/>
-              <w:end w:val="single" w:space="0" w:color="D3D3D3"/>
-            </w:tcBorders>
-            <w:tcMar>
-              <w:top w:w="25" w:type="dxa"/>
-            </w:tcMar>
-            <w:gridSpan w:val="11"/>
-          </w:tcPr>
-          <w:p>
-            <w:pPr>
-              <w:spacing w:before="0" w:after="60"/>
-              <w:keepNext/>
-            </w:pPr>
-            <w:r>
-              <w:rPr>
-                <w:rFonts w:ascii="Calibri" w:hAnsi="Calibri"/>
-                <w:sz w:val="20"/>
-              </w:rPr>
-              <w:t xml:space="default">Saint Croix</w:t>
+              <w:top w:val="single" w:space="0" w:color="D3D3D3"/>
+              <w:bottom w:val="single" w:space="0" w:color="D3D3D3"/>
+              <w:start w:val="single" w:space="0" w:color="D3D3D3"/>
+              <w:end w:val="single" w:space="0" w:color="D3D3D3"/>
+            </w:tcBorders>
+          </w:tcPr>
+          <w:p>
+            <w:pPr>
+              <w:spacing w:before="0" w:after="60"/>
+              <w:keepNext/>
+              <w:jc w:val="start"/>
+            </w:pPr>
+            <w:r>
+              <w:rPr>
+                <w:rFonts w:ascii="Calibri" w:hAnsi="Calibri"/>
+                <w:sz w:val="20"/>
+              </w:rPr>
+              <w:t xml:space="default">M5_fqcy</w:t>
+            </w:r>
+          </w:p>
+        </w:tc>
+        <w:tc>
+          <w:tcPr>
+            <w:tcBorders>
+              <w:top w:val="single" w:space="0" w:color="D3D3D3"/>
+              <w:bottom w:val="single" w:space="0" w:color="D3D3D3"/>
+              <w:start w:val="single" w:space="0" w:color="D3D3D3"/>
+              <w:end w:val="single" w:space="0" w:color="D3D3D3"/>
+            </w:tcBorders>
+          </w:tcPr>
+          <w:p>
+            <w:pPr>
+              <w:spacing w:before="0" w:after="60"/>
+              <w:keepNext/>
+              <w:jc w:val="end"/>
+            </w:pPr>
+            <w:r>
+              <w:rPr>
+                <w:rFonts w:ascii="Calibri" w:hAnsi="Calibri"/>
+                <w:sz w:val="20"/>
+              </w:rPr>
+              <w:t xml:space="default">1.98</w:t>
+            </w:r>
+          </w:p>
+        </w:tc>
+        <w:tc>
+          <w:tcPr>
+            <w:tcBorders>
+              <w:top w:val="single" w:space="0" w:color="D3D3D3"/>
+              <w:bottom w:val="single" w:space="0" w:color="D3D3D3"/>
+              <w:start w:val="single" w:space="0" w:color="D3D3D3"/>
+              <w:end w:val="single" w:space="0" w:color="D3D3D3"/>
+            </w:tcBorders>
+          </w:tcPr>
+          <w:p>
+            <w:pPr>
+              <w:spacing w:before="0" w:after="60"/>
+              <w:keepNext/>
+              <w:jc w:val="end"/>
+            </w:pPr>
+            <w:r>
+              <w:rPr>
+                <w:rFonts w:ascii="Calibri" w:hAnsi="Calibri"/>
+                <w:sz w:val="20"/>
+              </w:rPr>
+              <w:t xml:space="default">0.08</w:t>
+            </w:r>
+          </w:p>
+        </w:tc>
+        <w:tc>
+          <w:tcPr>
+            <w:tcBorders>
+              <w:top w:val="single" w:space="0" w:color="D3D3D3"/>
+              <w:bottom w:val="single" w:space="0" w:color="D3D3D3"/>
+              <w:start w:val="single" w:space="0" w:color="D3D3D3"/>
+              <w:end w:val="single" w:space="0" w:color="D3D3D3"/>
+            </w:tcBorders>
+          </w:tcPr>
+          <w:p>
+            <w:pPr>
+              <w:spacing w:before="0" w:after="60"/>
+              <w:keepNext/>
+              <w:jc w:val="start"/>
+            </w:pPr>
+            <w:r>
+              <w:rPr>
+                <w:rFonts w:ascii="Calibri" w:hAnsi="Calibri"/>
+                <w:sz w:val="20"/>
+              </w:rPr>
+              <w:t xml:space="default">–</w:t>
+            </w:r>
+          </w:p>
+        </w:tc>
+        <w:tc>
+          <w:tcPr>
+            <w:tcBorders>
+              <w:top w:val="single" w:space="0" w:color="D3D3D3"/>
+              <w:bottom w:val="single" w:space="0" w:color="D3D3D3"/>
+              <w:start w:val="single" w:space="0" w:color="D3D3D3"/>
+              <w:end w:val="single" w:space="0" w:color="D3D3D3"/>
+            </w:tcBorders>
+          </w:tcPr>
+          <w:p>
+            <w:pPr>
+              <w:spacing w:before="0" w:after="60"/>
+              <w:keepNext/>
+              <w:jc w:val="start"/>
+            </w:pPr>
+            <w:r>
+              <w:rPr>
+                <w:rFonts w:ascii="Calibri" w:hAnsi="Calibri"/>
+                <w:sz w:val="20"/>
+              </w:rPr>
+              <w:t xml:space="default">0.52</w:t>
+            </w:r>
+          </w:p>
+        </w:tc>
+        <w:tc>
+          <w:tcPr>
+            <w:tcBorders>
+              <w:top w:val="single" w:space="0" w:color="D3D3D3"/>
+              <w:bottom w:val="single" w:space="0" w:color="D3D3D3"/>
+              <w:start w:val="single" w:space="0" w:color="D3D3D3"/>
+              <w:end w:val="single" w:space="0" w:color="D3D3D3"/>
+            </w:tcBorders>
+          </w:tcPr>
+          <w:p>
+            <w:pPr>
+              <w:spacing w:before="0" w:after="60"/>
+              <w:keepNext/>
+              <w:jc w:val="start"/>
+            </w:pPr>
+            <w:r>
+              <w:rPr>
+                <w:rFonts w:ascii="Calibri" w:hAnsi="Calibri"/>
+                <w:sz w:val="20"/>
+              </w:rPr>
+              <w:t xml:space="default">–</w:t>
+            </w:r>
+          </w:p>
+        </w:tc>
+        <w:tc>
+          <w:tcPr>
+            <w:tcBorders>
+              <w:top w:val="single" w:space="0" w:color="D3D3D3"/>
+              <w:bottom w:val="single" w:space="0" w:color="D3D3D3"/>
+              <w:start w:val="single" w:space="0" w:color="D3D3D3"/>
+              <w:end w:val="single" w:space="0" w:color="D3D3D3"/>
+            </w:tcBorders>
+          </w:tcPr>
+          <w:p>
+            <w:pPr>
+              <w:spacing w:before="0" w:after="60"/>
+              <w:keepNext/>
+              <w:jc w:val="start"/>
+            </w:pPr>
+            <w:r>
+              <w:rPr>
+                <w:rFonts w:ascii="Calibri" w:hAnsi="Calibri"/>
+                <w:sz w:val="20"/>
+              </w:rPr>
+              <w:t xml:space="default">0.067</w:t>
+            </w:r>
+          </w:p>
+        </w:tc>
+        <w:tc>
+          <w:tcPr>
+            <w:tcBorders>
+              <w:top w:val="single" w:space="0" w:color="D3D3D3"/>
+              <w:bottom w:val="single" w:space="0" w:color="D3D3D3"/>
+              <w:start w:val="single" w:space="0" w:color="D3D3D3"/>
+              <w:end w:val="single" w:space="0" w:color="D3D3D3"/>
+            </w:tcBorders>
+          </w:tcPr>
+          <w:p>
+            <w:pPr>
+              <w:spacing w:before="0" w:after="60"/>
+              <w:keepNext/>
+              <w:jc w:val="start"/>
+            </w:pPr>
+            <w:r>
+              <w:rPr>
+                <w:rFonts w:ascii="Calibri" w:hAnsi="Calibri"/>
+                <w:sz w:val="20"/>
+              </w:rPr>
+              <w:t xml:space="default">0.17</w:t>
+            </w:r>
+          </w:p>
+        </w:tc>
+        <w:tc>
+          <w:tcPr>
+            <w:tcBorders>
+              <w:top w:val="single" w:space="0" w:color="D3D3D3"/>
+              <w:bottom w:val="single" w:space="0" w:color="D3D3D3"/>
+              <w:start w:val="single" w:space="0" w:color="D3D3D3"/>
+              <w:end w:val="single" w:space="0" w:color="D3D3D3"/>
+            </w:tcBorders>
+          </w:tcPr>
+          <w:p>
+            <w:pPr>
+              <w:spacing w:before="0" w:after="60"/>
+              <w:keepNext/>
+              <w:jc w:val="start"/>
+            </w:pPr>
+            <w:r>
+              <w:rPr>
+                <w:rFonts w:ascii="Calibri" w:hAnsi="Calibri"/>
+                <w:sz w:val="20"/>
+              </w:rPr>
+              <w:t xml:space="default">0.38</w:t>
+            </w:r>
+          </w:p>
+        </w:tc>
+        <w:tc>
+          <w:tcPr>
+            <w:tcBorders>
+              <w:top w:val="single" w:space="0" w:color="D3D3D3"/>
+              <w:bottom w:val="single" w:space="0" w:color="D3D3D3"/>
+              <w:start w:val="single" w:space="0" w:color="D3D3D3"/>
+              <w:end w:val="single" w:space="0" w:color="D3D3D3"/>
+            </w:tcBorders>
+          </w:tcPr>
+          <w:p>
+            <w:pPr>
+              <w:spacing w:before="0" w:after="60"/>
+              <w:keepNext/>
+              <w:jc w:val="start"/>
+            </w:pPr>
+            <w:r>
+              <w:rPr>
+                <w:rFonts w:ascii="Calibri" w:hAnsi="Calibri"/>
+                <w:sz w:val="20"/>
+              </w:rPr>
+              <w:t xml:space="default">–</w:t>
+            </w:r>
+          </w:p>
+        </w:tc>
+        <w:tc>
+          <w:tcPr>
+            <w:tcBorders>
+              <w:top w:val="single" w:space="0" w:color="D3D3D3"/>
+              <w:bottom w:val="single" w:space="0" w:color="D3D3D3"/>
+              <w:start w:val="single" w:space="0" w:color="D3D3D3"/>
+              <w:end w:val="single" w:space="0" w:color="D3D3D3"/>
+            </w:tcBorders>
+          </w:tcPr>
+          <w:p>
+            <w:pPr>
+              <w:spacing w:before="0" w:after="60"/>
+              <w:keepNext/>
+              <w:jc w:val="start"/>
+            </w:pPr>
+            <w:r>
+              <w:rPr>
+                <w:rFonts w:ascii="Calibri" w:hAnsi="Calibri"/>
+                <w:sz w:val="20"/>
+              </w:rPr>
+              <w:t xml:space="default">0.051</w:t>
             </w:r>
           </w:p>
         </w:tc>
@@ -2601,264 +3075,27 @@
         <w:tc>
           <w:tcPr>
             <w:tcBorders>
-              <w:top w:val="single" w:space="0" w:color="D3D3D3"/>
-              <w:bottom w:val="single" w:space="0" w:color="D3D3D3"/>
-              <w:start w:val="single" w:space="0" w:color="D3D3D3"/>
-              <w:end w:val="single" w:space="0" w:color="D3D3D3"/>
-            </w:tcBorders>
-          </w:tcPr>
-          <w:p>
-            <w:pPr>
-              <w:spacing w:before="0" w:after="60"/>
-              <w:keepNext/>
-              <w:jc w:val="start"/>
-            </w:pPr>
-            <w:r>
-              <w:rPr>
-                <w:rFonts w:ascii="Calibri" w:hAnsi="Calibri"/>
-                <w:sz w:val="20"/>
-              </w:rPr>
-              <w:t xml:space="default">M7_av</w:t>
-            </w:r>
-          </w:p>
-        </w:tc>
-        <w:tc>
-          <w:tcPr>
-            <w:tcBorders>
-              <w:top w:val="single" w:space="0" w:color="D3D3D3"/>
-              <w:bottom w:val="single" w:space="0" w:color="D3D3D3"/>
-              <w:start w:val="single" w:space="0" w:color="D3D3D3"/>
-              <w:end w:val="single" w:space="0" w:color="D3D3D3"/>
-            </w:tcBorders>
-          </w:tcPr>
-          <w:p>
-            <w:pPr>
-              <w:spacing w:before="0" w:after="60"/>
-              <w:keepNext/>
-              <w:jc w:val="end"/>
-            </w:pPr>
-            <w:r>
-              <w:rPr>
-                <w:rFonts w:ascii="Calibri" w:hAnsi="Calibri"/>
-                <w:sz w:val="20"/>
-              </w:rPr>
-              <w:t xml:space="default">0.00</w:t>
-            </w:r>
-          </w:p>
-        </w:tc>
-        <w:tc>
-          <w:tcPr>
-            <w:tcBorders>
-              <w:top w:val="single" w:space="0" w:color="D3D3D3"/>
-              <w:bottom w:val="single" w:space="0" w:color="D3D3D3"/>
-              <w:start w:val="single" w:space="0" w:color="D3D3D3"/>
-              <w:end w:val="single" w:space="0" w:color="D3D3D3"/>
-            </w:tcBorders>
-          </w:tcPr>
-          <w:p>
-            <w:pPr>
-              <w:spacing w:before="0" w:after="60"/>
-              <w:keepNext/>
-              <w:jc w:val="end"/>
-            </w:pPr>
-            <w:r>
-              <w:rPr>
-                <w:rFonts w:ascii="Calibri" w:hAnsi="Calibri"/>
-                <w:sz w:val="20"/>
-              </w:rPr>
-              <w:t xml:space="default">0.99</w:t>
-            </w:r>
-          </w:p>
-        </w:tc>
-        <w:tc>
-          <w:tcPr>
-            <w:tcBorders>
-              <w:top w:val="single" w:space="0" w:color="D3D3D3"/>
-              <w:bottom w:val="single" w:space="0" w:color="D3D3D3"/>
-              <w:start w:val="single" w:space="0" w:color="D3D3D3"/>
-              <w:end w:val="single" w:space="0" w:color="D3D3D3"/>
-            </w:tcBorders>
-          </w:tcPr>
-          <w:p>
-            <w:pPr>
-              <w:spacing w:before="0" w:after="60"/>
-              <w:keepNext/>
-              <w:jc w:val="start"/>
-            </w:pPr>
-            <w:r>
-              <w:rPr>
-                <w:rFonts w:ascii="Calibri" w:hAnsi="Calibri"/>
-                <w:sz w:val="20"/>
-              </w:rPr>
-              <w:t xml:space="default">0.19</w:t>
-            </w:r>
-          </w:p>
-        </w:tc>
-        <w:tc>
-          <w:tcPr>
-            <w:tcBorders>
-              <w:top w:val="single" w:space="0" w:color="D3D3D3"/>
-              <w:bottom w:val="single" w:space="0" w:color="D3D3D3"/>
-              <w:start w:val="single" w:space="0" w:color="D3D3D3"/>
-              <w:end w:val="single" w:space="0" w:color="D3D3D3"/>
-            </w:tcBorders>
-          </w:tcPr>
-          <w:p>
-            <w:pPr>
-              <w:spacing w:before="0" w:after="60"/>
-              <w:keepNext/>
-              <w:jc w:val="start"/>
-            </w:pPr>
-            <w:r>
-              <w:rPr>
-                <w:rFonts w:ascii="Calibri" w:hAnsi="Calibri"/>
-                <w:sz w:val="20"/>
-              </w:rPr>
-              <w:t xml:space="default">&lt;1e-04 *</w:t>
-            </w:r>
-          </w:p>
-        </w:tc>
-        <w:tc>
-          <w:tcPr>
-            <w:tcBorders>
-              <w:top w:val="single" w:space="0" w:color="D3D3D3"/>
-              <w:bottom w:val="single" w:space="0" w:color="D3D3D3"/>
-              <w:start w:val="single" w:space="0" w:color="D3D3D3"/>
-              <w:end w:val="single" w:space="0" w:color="D3D3D3"/>
-            </w:tcBorders>
-          </w:tcPr>
-          <w:p>
-            <w:pPr>
-              <w:spacing w:before="0" w:after="60"/>
-              <w:keepNext/>
-              <w:jc w:val="start"/>
-            </w:pPr>
-            <w:r>
-              <w:rPr>
-                <w:rFonts w:ascii="Calibri" w:hAnsi="Calibri"/>
-                <w:sz w:val="20"/>
-              </w:rPr>
-              <w:t xml:space="default">&lt;1e-04 *</w:t>
-            </w:r>
-          </w:p>
-        </w:tc>
-        <w:tc>
-          <w:tcPr>
-            <w:tcBorders>
-              <w:top w:val="single" w:space="0" w:color="D3D3D3"/>
-              <w:bottom w:val="single" w:space="0" w:color="D3D3D3"/>
-              <w:start w:val="single" w:space="0" w:color="D3D3D3"/>
-              <w:end w:val="single" w:space="0" w:color="D3D3D3"/>
-            </w:tcBorders>
-          </w:tcPr>
-          <w:p>
-            <w:pPr>
-              <w:spacing w:before="0" w:after="60"/>
-              <w:keepNext/>
-              <w:jc w:val="start"/>
-            </w:pPr>
-            <w:r>
-              <w:rPr>
-                <w:rFonts w:ascii="Calibri" w:hAnsi="Calibri"/>
-                <w:sz w:val="20"/>
-              </w:rPr>
-              <w:t xml:space="default">0.92</w:t>
-            </w:r>
-          </w:p>
-        </w:tc>
-        <w:tc>
-          <w:tcPr>
-            <w:tcBorders>
-              <w:top w:val="single" w:space="0" w:color="D3D3D3"/>
-              <w:bottom w:val="single" w:space="0" w:color="D3D3D3"/>
-              <w:start w:val="single" w:space="0" w:color="D3D3D3"/>
-              <w:end w:val="single" w:space="0" w:color="D3D3D3"/>
-            </w:tcBorders>
-          </w:tcPr>
-          <w:p>
-            <w:pPr>
-              <w:spacing w:before="0" w:after="60"/>
-              <w:keepNext/>
-              <w:jc w:val="start"/>
-            </w:pPr>
-            <w:r>
-              <w:rPr>
-                <w:rFonts w:ascii="Calibri" w:hAnsi="Calibri"/>
-                <w:sz w:val="20"/>
-              </w:rPr>
-              <w:t xml:space="default">0.81</w:t>
-            </w:r>
-          </w:p>
-        </w:tc>
-        <w:tc>
-          <w:tcPr>
-            <w:tcBorders>
-              <w:top w:val="single" w:space="0" w:color="D3D3D3"/>
-              <w:bottom w:val="single" w:space="0" w:color="D3D3D3"/>
-              <w:start w:val="single" w:space="0" w:color="D3D3D3"/>
-              <w:end w:val="single" w:space="0" w:color="D3D3D3"/>
-            </w:tcBorders>
-          </w:tcPr>
-          <w:p>
-            <w:pPr>
-              <w:spacing w:before="0" w:after="60"/>
-              <w:keepNext/>
-              <w:jc w:val="start"/>
-            </w:pPr>
-            <w:r>
-              <w:rPr>
-                <w:rFonts w:ascii="Calibri" w:hAnsi="Calibri"/>
-                <w:sz w:val="20"/>
-              </w:rPr>
-              <w:t xml:space="default">0.0025 *</w:t>
-            </w:r>
-          </w:p>
-        </w:tc>
-        <w:tc>
-          <w:tcPr>
-            <w:tcBorders>
-              <w:top w:val="single" w:space="0" w:color="D3D3D3"/>
-              <w:bottom w:val="single" w:space="0" w:color="D3D3D3"/>
-              <w:start w:val="single" w:space="0" w:color="D3D3D3"/>
-              <w:end w:val="single" w:space="0" w:color="D3D3D3"/>
-            </w:tcBorders>
-          </w:tcPr>
-          <w:p>
-            <w:pPr>
-              <w:spacing w:before="0" w:after="60"/>
-              <w:keepNext/>
-              <w:jc w:val="start"/>
-            </w:pPr>
-            <w:r>
-              <w:rPr>
-                <w:rFonts w:ascii="Calibri" w:hAnsi="Calibri"/>
-                <w:sz w:val="20"/>
-              </w:rPr>
-              <w:t xml:space="default">0.00015 *</w:t>
-            </w:r>
-          </w:p>
-        </w:tc>
-        <w:tc>
-          <w:tcPr>
-            <w:tcBorders>
-              <w:top w:val="single" w:space="0" w:color="D3D3D3"/>
-              <w:bottom w:val="single" w:space="0" w:color="D3D3D3"/>
-              <w:start w:val="single" w:space="0" w:color="D3D3D3"/>
-              <w:end w:val="single" w:space="0" w:color="D3D3D3"/>
-            </w:tcBorders>
-          </w:tcPr>
-          <w:p>
-            <w:pPr>
-              <w:spacing w:before="0" w:after="60"/>
-              <w:keepNext/>
-              <w:jc w:val="start"/>
-            </w:pPr>
-            <w:r>
-              <w:rPr>
-                <w:rFonts w:ascii="Calibri" w:hAnsi="Calibri"/>
-                <w:sz w:val="20"/>
-              </w:rPr>
-              <w:t xml:space="default">–</w:t>
+              <w:top w:val="single" w:sz="16" w:space="0" w:color="D3D3D3"/>
+              <w:bottom w:val="single" w:sz="16" w:space="0" w:color="D3D3D3"/>
+              <w:start w:val="single" w:space="0" w:color="D3D3D3"/>
+              <w:end w:val="single" w:space="0" w:color="D3D3D3"/>
+            </w:tcBorders>
+            <w:tcMar>
+              <w:top w:w="25" w:type="dxa"/>
+            </w:tcMar>
+            <w:gridSpan w:val="11"/>
+          </w:tcPr>
+          <w:p>
+            <w:pPr>
+              <w:spacing w:before="0" w:after="60"/>
+              <w:keepNext/>
+            </w:pPr>
+            <w:r>
+              <w:rPr>
+                <w:rFonts w:ascii="Calibri" w:hAnsi="Calibri"/>
+                <w:sz w:val="20"/>
+              </w:rPr>
+              <w:t xml:space="default">Belize</w:t>
             </w:r>
           </w:p>
         </w:tc>
@@ -2870,27 +3107,264 @@
         <w:tc>
           <w:tcPr>
             <w:tcBorders>
-              <w:top w:val="single" w:sz="16" w:space="0" w:color="D3D3D3"/>
-              <w:bottom w:val="single" w:sz="16" w:space="0" w:color="D3D3D3"/>
-              <w:start w:val="single" w:space="0" w:color="D3D3D3"/>
-              <w:end w:val="single" w:space="0" w:color="D3D3D3"/>
-            </w:tcBorders>
-            <w:tcMar>
-              <w:top w:w="25" w:type="dxa"/>
-            </w:tcMar>
-            <w:gridSpan w:val="11"/>
-          </w:tcPr>
-          <w:p>
-            <w:pPr>
-              <w:spacing w:before="0" w:after="60"/>
-              <w:keepNext/>
-            </w:pPr>
-            <w:r>
-              <w:rPr>
-                <w:rFonts w:ascii="Calibri" w:hAnsi="Calibri"/>
-                <w:sz w:val="20"/>
-              </w:rPr>
-              <w:t xml:space="default">Regional</w:t>
+              <w:top w:val="single" w:space="0" w:color="D3D3D3"/>
+              <w:bottom w:val="single" w:space="0" w:color="D3D3D3"/>
+              <w:start w:val="single" w:space="0" w:color="D3D3D3"/>
+              <w:end w:val="single" w:space="0" w:color="D3D3D3"/>
+            </w:tcBorders>
+          </w:tcPr>
+          <w:p>
+            <w:pPr>
+              <w:spacing w:before="0" w:after="60"/>
+              <w:keepNext/>
+              <w:jc w:val="start"/>
+            </w:pPr>
+            <w:r>
+              <w:rPr>
+                <w:rFonts w:ascii="Calibri" w:hAnsi="Calibri"/>
+                <w:sz w:val="20"/>
+              </w:rPr>
+              <w:t xml:space="default">M7_fqcy</w:t>
+            </w:r>
+          </w:p>
+        </w:tc>
+        <w:tc>
+          <w:tcPr>
+            <w:tcBorders>
+              <w:top w:val="single" w:space="0" w:color="D3D3D3"/>
+              <w:bottom w:val="single" w:space="0" w:color="D3D3D3"/>
+              <w:start w:val="single" w:space="0" w:color="D3D3D3"/>
+              <w:end w:val="single" w:space="0" w:color="D3D3D3"/>
+            </w:tcBorders>
+          </w:tcPr>
+          <w:p>
+            <w:pPr>
+              <w:spacing w:before="0" w:after="60"/>
+              <w:keepNext/>
+              <w:jc w:val="end"/>
+            </w:pPr>
+            <w:r>
+              <w:rPr>
+                <w:rFonts w:ascii="Calibri" w:hAnsi="Calibri"/>
+                <w:sz w:val="20"/>
+              </w:rPr>
+              <w:t xml:space="default">0.00</w:t>
+            </w:r>
+          </w:p>
+        </w:tc>
+        <w:tc>
+          <w:tcPr>
+            <w:tcBorders>
+              <w:top w:val="single" w:space="0" w:color="D3D3D3"/>
+              <w:bottom w:val="single" w:space="0" w:color="D3D3D3"/>
+              <w:start w:val="single" w:space="0" w:color="D3D3D3"/>
+              <w:end w:val="single" w:space="0" w:color="D3D3D3"/>
+            </w:tcBorders>
+          </w:tcPr>
+          <w:p>
+            <w:pPr>
+              <w:spacing w:before="0" w:after="60"/>
+              <w:keepNext/>
+              <w:jc w:val="end"/>
+            </w:pPr>
+            <w:r>
+              <w:rPr>
+                <w:rFonts w:ascii="Calibri" w:hAnsi="Calibri"/>
+                <w:sz w:val="20"/>
+              </w:rPr>
+              <w:t xml:space="default">0.28</w:t>
+            </w:r>
+          </w:p>
+        </w:tc>
+        <w:tc>
+          <w:tcPr>
+            <w:tcBorders>
+              <w:top w:val="single" w:space="0" w:color="D3D3D3"/>
+              <w:bottom w:val="single" w:space="0" w:color="D3D3D3"/>
+              <w:start w:val="single" w:space="0" w:color="D3D3D3"/>
+              <w:end w:val="single" w:space="0" w:color="D3D3D3"/>
+            </w:tcBorders>
+          </w:tcPr>
+          <w:p>
+            <w:pPr>
+              <w:spacing w:before="0" w:after="60"/>
+              <w:keepNext/>
+              <w:jc w:val="start"/>
+            </w:pPr>
+            <w:r>
+              <w:rPr>
+                <w:rFonts w:ascii="Calibri" w:hAnsi="Calibri"/>
+                <w:sz w:val="20"/>
+              </w:rPr>
+              <w:t xml:space="default">0.049 *</w:t>
+            </w:r>
+          </w:p>
+        </w:tc>
+        <w:tc>
+          <w:tcPr>
+            <w:tcBorders>
+              <w:top w:val="single" w:space="0" w:color="D3D3D3"/>
+              <w:bottom w:val="single" w:space="0" w:color="D3D3D3"/>
+              <w:start w:val="single" w:space="0" w:color="D3D3D3"/>
+              <w:end w:val="single" w:space="0" w:color="D3D3D3"/>
+            </w:tcBorders>
+          </w:tcPr>
+          <w:p>
+            <w:pPr>
+              <w:spacing w:before="0" w:after="60"/>
+              <w:keepNext/>
+              <w:jc w:val="start"/>
+            </w:pPr>
+            <w:r>
+              <w:rPr>
+                <w:rFonts w:ascii="Calibri" w:hAnsi="Calibri"/>
+                <w:sz w:val="20"/>
+              </w:rPr>
+              <w:t xml:space="default">–</w:t>
+            </w:r>
+          </w:p>
+        </w:tc>
+        <w:tc>
+          <w:tcPr>
+            <w:tcBorders>
+              <w:top w:val="single" w:space="0" w:color="D3D3D3"/>
+              <w:bottom w:val="single" w:space="0" w:color="D3D3D3"/>
+              <w:start w:val="single" w:space="0" w:color="D3D3D3"/>
+              <w:end w:val="single" w:space="0" w:color="D3D3D3"/>
+            </w:tcBorders>
+          </w:tcPr>
+          <w:p>
+            <w:pPr>
+              <w:spacing w:before="0" w:after="60"/>
+              <w:keepNext/>
+              <w:jc w:val="start"/>
+            </w:pPr>
+            <w:r>
+              <w:rPr>
+                <w:rFonts w:ascii="Calibri" w:hAnsi="Calibri"/>
+                <w:sz w:val="20"/>
+              </w:rPr>
+              <w:t xml:space="default">0.017 *</w:t>
+            </w:r>
+          </w:p>
+        </w:tc>
+        <w:tc>
+          <w:tcPr>
+            <w:tcBorders>
+              <w:top w:val="single" w:space="0" w:color="D3D3D3"/>
+              <w:bottom w:val="single" w:space="0" w:color="D3D3D3"/>
+              <w:start w:val="single" w:space="0" w:color="D3D3D3"/>
+              <w:end w:val="single" w:space="0" w:color="D3D3D3"/>
+            </w:tcBorders>
+          </w:tcPr>
+          <w:p>
+            <w:pPr>
+              <w:spacing w:before="0" w:after="60"/>
+              <w:keepNext/>
+              <w:jc w:val="start"/>
+            </w:pPr>
+            <w:r>
+              <w:rPr>
+                <w:rFonts w:ascii="Calibri" w:hAnsi="Calibri"/>
+                <w:sz w:val="20"/>
+              </w:rPr>
+              <w:t xml:space="default">0.86</w:t>
+            </w:r>
+          </w:p>
+        </w:tc>
+        <w:tc>
+          <w:tcPr>
+            <w:tcBorders>
+              <w:top w:val="single" w:space="0" w:color="D3D3D3"/>
+              <w:bottom w:val="single" w:space="0" w:color="D3D3D3"/>
+              <w:start w:val="single" w:space="0" w:color="D3D3D3"/>
+              <w:end w:val="single" w:space="0" w:color="D3D3D3"/>
+            </w:tcBorders>
+          </w:tcPr>
+          <w:p>
+            <w:pPr>
+              <w:spacing w:before="0" w:after="60"/>
+              <w:keepNext/>
+              <w:jc w:val="start"/>
+            </w:pPr>
+            <w:r>
+              <w:rPr>
+                <w:rFonts w:ascii="Calibri" w:hAnsi="Calibri"/>
+                <w:sz w:val="20"/>
+              </w:rPr>
+              <w:t xml:space="default">0.022 *</w:t>
+            </w:r>
+          </w:p>
+        </w:tc>
+        <w:tc>
+          <w:tcPr>
+            <w:tcBorders>
+              <w:top w:val="single" w:space="0" w:color="D3D3D3"/>
+              <w:bottom w:val="single" w:space="0" w:color="D3D3D3"/>
+              <w:start w:val="single" w:space="0" w:color="D3D3D3"/>
+              <w:end w:val="single" w:space="0" w:color="D3D3D3"/>
+            </w:tcBorders>
+          </w:tcPr>
+          <w:p>
+            <w:pPr>
+              <w:spacing w:before="0" w:after="60"/>
+              <w:keepNext/>
+              <w:jc w:val="start"/>
+            </w:pPr>
+            <w:r>
+              <w:rPr>
+                <w:rFonts w:ascii="Calibri" w:hAnsi="Calibri"/>
+                <w:sz w:val="20"/>
+              </w:rPr>
+              <w:t xml:space="default">0.0015 *</w:t>
+            </w:r>
+          </w:p>
+        </w:tc>
+        <w:tc>
+          <w:tcPr>
+            <w:tcBorders>
+              <w:top w:val="single" w:space="0" w:color="D3D3D3"/>
+              <w:bottom w:val="single" w:space="0" w:color="D3D3D3"/>
+              <w:start w:val="single" w:space="0" w:color="D3D3D3"/>
+              <w:end w:val="single" w:space="0" w:color="D3D3D3"/>
+            </w:tcBorders>
+          </w:tcPr>
+          <w:p>
+            <w:pPr>
+              <w:spacing w:before="0" w:after="60"/>
+              <w:keepNext/>
+              <w:jc w:val="start"/>
+            </w:pPr>
+            <w:r>
+              <w:rPr>
+                <w:rFonts w:ascii="Calibri" w:hAnsi="Calibri"/>
+                <w:sz w:val="20"/>
+              </w:rPr>
+              <w:t xml:space="default">–</w:t>
+            </w:r>
+          </w:p>
+        </w:tc>
+        <w:tc>
+          <w:tcPr>
+            <w:tcBorders>
+              <w:top w:val="single" w:space="0" w:color="D3D3D3"/>
+              <w:bottom w:val="single" w:space="0" w:color="D3D3D3"/>
+              <w:start w:val="single" w:space="0" w:color="D3D3D3"/>
+              <w:end w:val="single" w:space="0" w:color="D3D3D3"/>
+            </w:tcBorders>
+          </w:tcPr>
+          <w:p>
+            <w:pPr>
+              <w:spacing w:before="0" w:after="60"/>
+              <w:keepNext/>
+              <w:jc w:val="start"/>
+            </w:pPr>
+            <w:r>
+              <w:rPr>
+                <w:rFonts w:ascii="Calibri" w:hAnsi="Calibri"/>
+                <w:sz w:val="20"/>
+              </w:rPr>
+              <w:t xml:space="default">0.14</w:t>
             </w:r>
           </w:p>
         </w:tc>
@@ -2919,6 +3393,544 @@
                 <w:rFonts w:ascii="Calibri" w:hAnsi="Calibri"/>
                 <w:sz w:val="20"/>
               </w:rPr>
+              <w:t xml:space="default">M4_fqcy</w:t>
+            </w:r>
+          </w:p>
+        </w:tc>
+        <w:tc>
+          <w:tcPr>
+            <w:tcBorders>
+              <w:top w:val="single" w:space="0" w:color="D3D3D3"/>
+              <w:bottom w:val="single" w:space="0" w:color="D3D3D3"/>
+              <w:start w:val="single" w:space="0" w:color="D3D3D3"/>
+              <w:end w:val="single" w:space="0" w:color="D3D3D3"/>
+            </w:tcBorders>
+          </w:tcPr>
+          <w:p>
+            <w:pPr>
+              <w:spacing w:before="0" w:after="60"/>
+              <w:keepNext/>
+              <w:jc w:val="end"/>
+            </w:pPr>
+            <w:r>
+              <w:rPr>
+                <w:rFonts w:ascii="Calibri" w:hAnsi="Calibri"/>
+                <w:sz w:val="20"/>
+              </w:rPr>
+              <w:t xml:space="default">0.37</w:t>
+            </w:r>
+          </w:p>
+        </w:tc>
+        <w:tc>
+          <w:tcPr>
+            <w:tcBorders>
+              <w:top w:val="single" w:space="0" w:color="D3D3D3"/>
+              <w:bottom w:val="single" w:space="0" w:color="D3D3D3"/>
+              <w:start w:val="single" w:space="0" w:color="D3D3D3"/>
+              <w:end w:val="single" w:space="0" w:color="D3D3D3"/>
+            </w:tcBorders>
+          </w:tcPr>
+          <w:p>
+            <w:pPr>
+              <w:spacing w:before="0" w:after="60"/>
+              <w:keepNext/>
+              <w:jc w:val="end"/>
+            </w:pPr>
+            <w:r>
+              <w:rPr>
+                <w:rFonts w:ascii="Calibri" w:hAnsi="Calibri"/>
+                <w:sz w:val="20"/>
+              </w:rPr>
+              <w:t xml:space="default">0.23</w:t>
+            </w:r>
+          </w:p>
+        </w:tc>
+        <w:tc>
+          <w:tcPr>
+            <w:tcBorders>
+              <w:top w:val="single" w:space="0" w:color="D3D3D3"/>
+              <w:bottom w:val="single" w:space="0" w:color="D3D3D3"/>
+              <w:start w:val="single" w:space="0" w:color="D3D3D3"/>
+              <w:end w:val="single" w:space="0" w:color="D3D3D3"/>
+            </w:tcBorders>
+          </w:tcPr>
+          <w:p>
+            <w:pPr>
+              <w:spacing w:before="0" w:after="60"/>
+              <w:keepNext/>
+              <w:jc w:val="start"/>
+            </w:pPr>
+            <w:r>
+              <w:rPr>
+                <w:rFonts w:ascii="Calibri" w:hAnsi="Calibri"/>
+                <w:sz w:val="20"/>
+              </w:rPr>
+              <w:t xml:space="default">–</w:t>
+            </w:r>
+          </w:p>
+        </w:tc>
+        <w:tc>
+          <w:tcPr>
+            <w:tcBorders>
+              <w:top w:val="single" w:space="0" w:color="D3D3D3"/>
+              <w:bottom w:val="single" w:space="0" w:color="D3D3D3"/>
+              <w:start w:val="single" w:space="0" w:color="D3D3D3"/>
+              <w:end w:val="single" w:space="0" w:color="D3D3D3"/>
+            </w:tcBorders>
+          </w:tcPr>
+          <w:p>
+            <w:pPr>
+              <w:spacing w:before="0" w:after="60"/>
+              <w:keepNext/>
+              <w:jc w:val="start"/>
+            </w:pPr>
+            <w:r>
+              <w:rPr>
+                <w:rFonts w:ascii="Calibri" w:hAnsi="Calibri"/>
+                <w:sz w:val="20"/>
+              </w:rPr>
+              <w:t xml:space="default">–</w:t>
+            </w:r>
+          </w:p>
+        </w:tc>
+        <w:tc>
+          <w:tcPr>
+            <w:tcBorders>
+              <w:top w:val="single" w:space="0" w:color="D3D3D3"/>
+              <w:bottom w:val="single" w:space="0" w:color="D3D3D3"/>
+              <w:start w:val="single" w:space="0" w:color="D3D3D3"/>
+              <w:end w:val="single" w:space="0" w:color="D3D3D3"/>
+            </w:tcBorders>
+          </w:tcPr>
+          <w:p>
+            <w:pPr>
+              <w:spacing w:before="0" w:after="60"/>
+              <w:keepNext/>
+              <w:jc w:val="start"/>
+            </w:pPr>
+            <w:r>
+              <w:rPr>
+                <w:rFonts w:ascii="Calibri" w:hAnsi="Calibri"/>
+                <w:sz w:val="20"/>
+              </w:rPr>
+              <w:t xml:space="default">–</w:t>
+            </w:r>
+          </w:p>
+        </w:tc>
+        <w:tc>
+          <w:tcPr>
+            <w:tcBorders>
+              <w:top w:val="single" w:space="0" w:color="D3D3D3"/>
+              <w:bottom w:val="single" w:space="0" w:color="D3D3D3"/>
+              <w:start w:val="single" w:space="0" w:color="D3D3D3"/>
+              <w:end w:val="single" w:space="0" w:color="D3D3D3"/>
+            </w:tcBorders>
+          </w:tcPr>
+          <w:p>
+            <w:pPr>
+              <w:spacing w:before="0" w:after="60"/>
+              <w:keepNext/>
+              <w:jc w:val="start"/>
+            </w:pPr>
+            <w:r>
+              <w:rPr>
+                <w:rFonts w:ascii="Calibri" w:hAnsi="Calibri"/>
+                <w:sz w:val="20"/>
+              </w:rPr>
+              <w:t xml:space="default">0.014 *</w:t>
+            </w:r>
+          </w:p>
+        </w:tc>
+        <w:tc>
+          <w:tcPr>
+            <w:tcBorders>
+              <w:top w:val="single" w:space="0" w:color="D3D3D3"/>
+              <w:bottom w:val="single" w:space="0" w:color="D3D3D3"/>
+              <w:start w:val="single" w:space="0" w:color="D3D3D3"/>
+              <w:end w:val="single" w:space="0" w:color="D3D3D3"/>
+            </w:tcBorders>
+          </w:tcPr>
+          <w:p>
+            <w:pPr>
+              <w:spacing w:before="0" w:after="60"/>
+              <w:keepNext/>
+              <w:jc w:val="start"/>
+            </w:pPr>
+            <w:r>
+              <w:rPr>
+                <w:rFonts w:ascii="Calibri" w:hAnsi="Calibri"/>
+                <w:sz w:val="20"/>
+              </w:rPr>
+              <w:t xml:space="default">&lt;1e-04 *</w:t>
+            </w:r>
+          </w:p>
+        </w:tc>
+        <w:tc>
+          <w:tcPr>
+            <w:tcBorders>
+              <w:top w:val="single" w:space="0" w:color="D3D3D3"/>
+              <w:bottom w:val="single" w:space="0" w:color="D3D3D3"/>
+              <w:start w:val="single" w:space="0" w:color="D3D3D3"/>
+              <w:end w:val="single" w:space="0" w:color="D3D3D3"/>
+            </w:tcBorders>
+          </w:tcPr>
+          <w:p>
+            <w:pPr>
+              <w:spacing w:before="0" w:after="60"/>
+              <w:keepNext/>
+              <w:jc w:val="start"/>
+            </w:pPr>
+            <w:r>
+              <w:rPr>
+                <w:rFonts w:ascii="Calibri" w:hAnsi="Calibri"/>
+                <w:sz w:val="20"/>
+              </w:rPr>
+              <w:t xml:space="default">0.0037 *</w:t>
+            </w:r>
+          </w:p>
+        </w:tc>
+        <w:tc>
+          <w:tcPr>
+            <w:tcBorders>
+              <w:top w:val="single" w:space="0" w:color="D3D3D3"/>
+              <w:bottom w:val="single" w:space="0" w:color="D3D3D3"/>
+              <w:start w:val="single" w:space="0" w:color="D3D3D3"/>
+              <w:end w:val="single" w:space="0" w:color="D3D3D3"/>
+            </w:tcBorders>
+          </w:tcPr>
+          <w:p>
+            <w:pPr>
+              <w:spacing w:before="0" w:after="60"/>
+              <w:keepNext/>
+              <w:jc w:val="start"/>
+            </w:pPr>
+            <w:r>
+              <w:rPr>
+                <w:rFonts w:ascii="Calibri" w:hAnsi="Calibri"/>
+                <w:sz w:val="20"/>
+              </w:rPr>
+              <w:t xml:space="default">–</w:t>
+            </w:r>
+          </w:p>
+        </w:tc>
+        <w:tc>
+          <w:tcPr>
+            <w:tcBorders>
+              <w:top w:val="single" w:space="0" w:color="D3D3D3"/>
+              <w:bottom w:val="single" w:space="0" w:color="D3D3D3"/>
+              <w:start w:val="single" w:space="0" w:color="D3D3D3"/>
+              <w:end w:val="single" w:space="0" w:color="D3D3D3"/>
+            </w:tcBorders>
+          </w:tcPr>
+          <w:p>
+            <w:pPr>
+              <w:spacing w:before="0" w:after="60"/>
+              <w:keepNext/>
+              <w:jc w:val="start"/>
+            </w:pPr>
+            <w:r>
+              <w:rPr>
+                <w:rFonts w:ascii="Calibri" w:hAnsi="Calibri"/>
+                <w:sz w:val="20"/>
+              </w:rPr>
+              <w:t xml:space="default">0.13</w:t>
+            </w:r>
+          </w:p>
+        </w:tc>
+      </w:tr>
+      <w:tr>
+        <w:trPr>
+          <w:cantSplit/>
+        </w:trPr>
+        <w:tc>
+          <w:tcPr>
+            <w:tcBorders>
+              <w:top w:val="single" w:space="0" w:color="D3D3D3"/>
+              <w:bottom w:val="single" w:space="0" w:color="D3D3D3"/>
+              <w:start w:val="single" w:space="0" w:color="D3D3D3"/>
+              <w:end w:val="single" w:space="0" w:color="D3D3D3"/>
+            </w:tcBorders>
+          </w:tcPr>
+          <w:p>
+            <w:pPr>
+              <w:spacing w:before="0" w:after="60"/>
+              <w:keepNext/>
+              <w:jc w:val="start"/>
+            </w:pPr>
+            <w:r>
+              <w:rPr>
+                <w:rFonts w:ascii="Calibri" w:hAnsi="Calibri"/>
+                <w:sz w:val="20"/>
+              </w:rPr>
+              <w:t xml:space="default">M3</w:t>
+            </w:r>
+          </w:p>
+        </w:tc>
+        <w:tc>
+          <w:tcPr>
+            <w:tcBorders>
+              <w:top w:val="single" w:space="0" w:color="D3D3D3"/>
+              <w:bottom w:val="single" w:space="0" w:color="D3D3D3"/>
+              <w:start w:val="single" w:space="0" w:color="D3D3D3"/>
+              <w:end w:val="single" w:space="0" w:color="D3D3D3"/>
+            </w:tcBorders>
+          </w:tcPr>
+          <w:p>
+            <w:pPr>
+              <w:spacing w:before="0" w:after="60"/>
+              <w:keepNext/>
+              <w:jc w:val="end"/>
+            </w:pPr>
+            <w:r>
+              <w:rPr>
+                <w:rFonts w:ascii="Calibri" w:hAnsi="Calibri"/>
+                <w:sz w:val="20"/>
+              </w:rPr>
+              <w:t xml:space="default">1.29</w:t>
+            </w:r>
+          </w:p>
+        </w:tc>
+        <w:tc>
+          <w:tcPr>
+            <w:tcBorders>
+              <w:top w:val="single" w:space="0" w:color="D3D3D3"/>
+              <w:bottom w:val="single" w:space="0" w:color="D3D3D3"/>
+              <w:start w:val="single" w:space="0" w:color="D3D3D3"/>
+              <w:end w:val="single" w:space="0" w:color="D3D3D3"/>
+            </w:tcBorders>
+          </w:tcPr>
+          <w:p>
+            <w:pPr>
+              <w:spacing w:before="0" w:after="60"/>
+              <w:keepNext/>
+              <w:jc w:val="end"/>
+            </w:pPr>
+            <w:r>
+              <w:rPr>
+                <w:rFonts w:ascii="Calibri" w:hAnsi="Calibri"/>
+                <w:sz w:val="20"/>
+              </w:rPr>
+              <w:t xml:space="default">0.14</w:t>
+            </w:r>
+          </w:p>
+        </w:tc>
+        <w:tc>
+          <w:tcPr>
+            <w:tcBorders>
+              <w:top w:val="single" w:space="0" w:color="D3D3D3"/>
+              <w:bottom w:val="single" w:space="0" w:color="D3D3D3"/>
+              <w:start w:val="single" w:space="0" w:color="D3D3D3"/>
+              <w:end w:val="single" w:space="0" w:color="D3D3D3"/>
+            </w:tcBorders>
+          </w:tcPr>
+          <w:p>
+            <w:pPr>
+              <w:spacing w:before="0" w:after="60"/>
+              <w:keepNext/>
+              <w:jc w:val="start"/>
+            </w:pPr>
+            <w:r>
+              <w:rPr>
+                <w:rFonts w:ascii="Calibri" w:hAnsi="Calibri"/>
+                <w:sz w:val="20"/>
+              </w:rPr>
+              <w:t xml:space="default">–</w:t>
+            </w:r>
+          </w:p>
+        </w:tc>
+        <w:tc>
+          <w:tcPr>
+            <w:tcBorders>
+              <w:top w:val="single" w:space="0" w:color="D3D3D3"/>
+              <w:bottom w:val="single" w:space="0" w:color="D3D3D3"/>
+              <w:start w:val="single" w:space="0" w:color="D3D3D3"/>
+              <w:end w:val="single" w:space="0" w:color="D3D3D3"/>
+            </w:tcBorders>
+          </w:tcPr>
+          <w:p>
+            <w:pPr>
+              <w:spacing w:before="0" w:after="60"/>
+              <w:keepNext/>
+              <w:jc w:val="start"/>
+            </w:pPr>
+            <w:r>
+              <w:rPr>
+                <w:rFonts w:ascii="Calibri" w:hAnsi="Calibri"/>
+                <w:sz w:val="20"/>
+              </w:rPr>
+              <w:t xml:space="default">–</w:t>
+            </w:r>
+          </w:p>
+        </w:tc>
+        <w:tc>
+          <w:tcPr>
+            <w:tcBorders>
+              <w:top w:val="single" w:space="0" w:color="D3D3D3"/>
+              <w:bottom w:val="single" w:space="0" w:color="D3D3D3"/>
+              <w:start w:val="single" w:space="0" w:color="D3D3D3"/>
+              <w:end w:val="single" w:space="0" w:color="D3D3D3"/>
+            </w:tcBorders>
+          </w:tcPr>
+          <w:p>
+            <w:pPr>
+              <w:spacing w:before="0" w:after="60"/>
+              <w:keepNext/>
+              <w:jc w:val="start"/>
+            </w:pPr>
+            <w:r>
+              <w:rPr>
+                <w:rFonts w:ascii="Calibri" w:hAnsi="Calibri"/>
+                <w:sz w:val="20"/>
+              </w:rPr>
+              <w:t xml:space="default">–</w:t>
+            </w:r>
+          </w:p>
+        </w:tc>
+        <w:tc>
+          <w:tcPr>
+            <w:tcBorders>
+              <w:top w:val="single" w:space="0" w:color="D3D3D3"/>
+              <w:bottom w:val="single" w:space="0" w:color="D3D3D3"/>
+              <w:start w:val="single" w:space="0" w:color="D3D3D3"/>
+              <w:end w:val="single" w:space="0" w:color="D3D3D3"/>
+            </w:tcBorders>
+          </w:tcPr>
+          <w:p>
+            <w:pPr>
+              <w:spacing w:before="0" w:after="60"/>
+              <w:keepNext/>
+              <w:jc w:val="start"/>
+            </w:pPr>
+            <w:r>
+              <w:rPr>
+                <w:rFonts w:ascii="Calibri" w:hAnsi="Calibri"/>
+                <w:sz w:val="20"/>
+              </w:rPr>
+              <w:t xml:space="default">0.0058 *</w:t>
+            </w:r>
+          </w:p>
+        </w:tc>
+        <w:tc>
+          <w:tcPr>
+            <w:tcBorders>
+              <w:top w:val="single" w:space="0" w:color="D3D3D3"/>
+              <w:bottom w:val="single" w:space="0" w:color="D3D3D3"/>
+              <w:start w:val="single" w:space="0" w:color="D3D3D3"/>
+              <w:end w:val="single" w:space="0" w:color="D3D3D3"/>
+            </w:tcBorders>
+          </w:tcPr>
+          <w:p>
+            <w:pPr>
+              <w:spacing w:before="0" w:after="60"/>
+              <w:keepNext/>
+              <w:jc w:val="start"/>
+            </w:pPr>
+            <w:r>
+              <w:rPr>
+                <w:rFonts w:ascii="Calibri" w:hAnsi="Calibri"/>
+                <w:sz w:val="20"/>
+              </w:rPr>
+              <w:t xml:space="default">&lt;1e-04 *</w:t>
+            </w:r>
+          </w:p>
+        </w:tc>
+        <w:tc>
+          <w:tcPr>
+            <w:tcBorders>
+              <w:top w:val="single" w:space="0" w:color="D3D3D3"/>
+              <w:bottom w:val="single" w:space="0" w:color="D3D3D3"/>
+              <w:start w:val="single" w:space="0" w:color="D3D3D3"/>
+              <w:end w:val="single" w:space="0" w:color="D3D3D3"/>
+            </w:tcBorders>
+          </w:tcPr>
+          <w:p>
+            <w:pPr>
+              <w:spacing w:before="0" w:after="60"/>
+              <w:keepNext/>
+              <w:jc w:val="start"/>
+            </w:pPr>
+            <w:r>
+              <w:rPr>
+                <w:rFonts w:ascii="Calibri" w:hAnsi="Calibri"/>
+                <w:sz w:val="20"/>
+              </w:rPr>
+              <w:t xml:space="default">0.012 *</w:t>
+            </w:r>
+          </w:p>
+        </w:tc>
+        <w:tc>
+          <w:tcPr>
+            <w:tcBorders>
+              <w:top w:val="single" w:space="0" w:color="D3D3D3"/>
+              <w:bottom w:val="single" w:space="0" w:color="D3D3D3"/>
+              <w:start w:val="single" w:space="0" w:color="D3D3D3"/>
+              <w:end w:val="single" w:space="0" w:color="D3D3D3"/>
+            </w:tcBorders>
+          </w:tcPr>
+          <w:p>
+            <w:pPr>
+              <w:spacing w:before="0" w:after="60"/>
+              <w:keepNext/>
+              <w:jc w:val="start"/>
+            </w:pPr>
+            <w:r>
+              <w:rPr>
+                <w:rFonts w:ascii="Calibri" w:hAnsi="Calibri"/>
+                <w:sz w:val="20"/>
+              </w:rPr>
+              <w:t xml:space="default">–</w:t>
+            </w:r>
+          </w:p>
+        </w:tc>
+        <w:tc>
+          <w:tcPr>
+            <w:tcBorders>
+              <w:top w:val="single" w:space="0" w:color="D3D3D3"/>
+              <w:bottom w:val="single" w:space="0" w:color="D3D3D3"/>
+              <w:start w:val="single" w:space="0" w:color="D3D3D3"/>
+              <w:end w:val="single" w:space="0" w:color="D3D3D3"/>
+            </w:tcBorders>
+          </w:tcPr>
+          <w:p>
+            <w:pPr>
+              <w:spacing w:before="0" w:after="60"/>
+              <w:keepNext/>
+              <w:jc w:val="start"/>
+            </w:pPr>
+            <w:r>
+              <w:rPr>
+                <w:rFonts w:ascii="Calibri" w:hAnsi="Calibri"/>
+                <w:sz w:val="20"/>
+              </w:rPr>
+              <w:t xml:space="default">–</w:t>
+            </w:r>
+          </w:p>
+        </w:tc>
+      </w:tr>
+      <w:tr>
+        <w:trPr>
+          <w:cantSplit/>
+        </w:trPr>
+        <w:tc>
+          <w:tcPr>
+            <w:tcBorders>
+              <w:top w:val="single" w:space="0" w:color="D3D3D3"/>
+              <w:bottom w:val="single" w:space="0" w:color="D3D3D3"/>
+              <w:start w:val="single" w:space="0" w:color="D3D3D3"/>
+              <w:end w:val="single" w:space="0" w:color="D3D3D3"/>
+            </w:tcBorders>
+          </w:tcPr>
+          <w:p>
+            <w:pPr>
+              <w:spacing w:before="0" w:after="60"/>
+              <w:keepNext/>
+              <w:jc w:val="start"/>
+            </w:pPr>
+            <w:r>
+              <w:rPr>
+                <w:rFonts w:ascii="Calibri" w:hAnsi="Calibri"/>
+                <w:sz w:val="20"/>
+              </w:rPr>
               <w:t xml:space="default">M4_av</w:t>
             </w:r>
           </w:p>
@@ -2943,6 +3955,576 @@
                 <w:rFonts w:ascii="Calibri" w:hAnsi="Calibri"/>
                 <w:sz w:val="20"/>
               </w:rPr>
+              <w:t xml:space="default">1.35</w:t>
+            </w:r>
+          </w:p>
+        </w:tc>
+        <w:tc>
+          <w:tcPr>
+            <w:tcBorders>
+              <w:top w:val="single" w:space="0" w:color="D3D3D3"/>
+              <w:bottom w:val="single" w:space="0" w:color="D3D3D3"/>
+              <w:start w:val="single" w:space="0" w:color="D3D3D3"/>
+              <w:end w:val="single" w:space="0" w:color="D3D3D3"/>
+            </w:tcBorders>
+          </w:tcPr>
+          <w:p>
+            <w:pPr>
+              <w:spacing w:before="0" w:after="60"/>
+              <w:keepNext/>
+              <w:jc w:val="end"/>
+            </w:pPr>
+            <w:r>
+              <w:rPr>
+                <w:rFonts w:ascii="Calibri" w:hAnsi="Calibri"/>
+                <w:sz w:val="20"/>
+              </w:rPr>
+              <w:t xml:space="default">0.14</w:t>
+            </w:r>
+          </w:p>
+        </w:tc>
+        <w:tc>
+          <w:tcPr>
+            <w:tcBorders>
+              <w:top w:val="single" w:space="0" w:color="D3D3D3"/>
+              <w:bottom w:val="single" w:space="0" w:color="D3D3D3"/>
+              <w:start w:val="single" w:space="0" w:color="D3D3D3"/>
+              <w:end w:val="single" w:space="0" w:color="D3D3D3"/>
+            </w:tcBorders>
+          </w:tcPr>
+          <w:p>
+            <w:pPr>
+              <w:spacing w:before="0" w:after="60"/>
+              <w:keepNext/>
+              <w:jc w:val="start"/>
+            </w:pPr>
+            <w:r>
+              <w:rPr>
+                <w:rFonts w:ascii="Calibri" w:hAnsi="Calibri"/>
+                <w:sz w:val="20"/>
+              </w:rPr>
+              <w:t xml:space="default">–</w:t>
+            </w:r>
+          </w:p>
+        </w:tc>
+        <w:tc>
+          <w:tcPr>
+            <w:tcBorders>
+              <w:top w:val="single" w:space="0" w:color="D3D3D3"/>
+              <w:bottom w:val="single" w:space="0" w:color="D3D3D3"/>
+              <w:start w:val="single" w:space="0" w:color="D3D3D3"/>
+              <w:end w:val="single" w:space="0" w:color="D3D3D3"/>
+            </w:tcBorders>
+          </w:tcPr>
+          <w:p>
+            <w:pPr>
+              <w:spacing w:before="0" w:after="60"/>
+              <w:keepNext/>
+              <w:jc w:val="start"/>
+            </w:pPr>
+            <w:r>
+              <w:rPr>
+                <w:rFonts w:ascii="Calibri" w:hAnsi="Calibri"/>
+                <w:sz w:val="20"/>
+              </w:rPr>
+              <w:t xml:space="default">–</w:t>
+            </w:r>
+          </w:p>
+        </w:tc>
+        <w:tc>
+          <w:tcPr>
+            <w:tcBorders>
+              <w:top w:val="single" w:space="0" w:color="D3D3D3"/>
+              <w:bottom w:val="single" w:space="0" w:color="D3D3D3"/>
+              <w:start w:val="single" w:space="0" w:color="D3D3D3"/>
+              <w:end w:val="single" w:space="0" w:color="D3D3D3"/>
+            </w:tcBorders>
+          </w:tcPr>
+          <w:p>
+            <w:pPr>
+              <w:spacing w:before="0" w:after="60"/>
+              <w:keepNext/>
+              <w:jc w:val="start"/>
+            </w:pPr>
+            <w:r>
+              <w:rPr>
+                <w:rFonts w:ascii="Calibri" w:hAnsi="Calibri"/>
+                <w:sz w:val="20"/>
+              </w:rPr>
+              <w:t xml:space="default">–</w:t>
+            </w:r>
+          </w:p>
+        </w:tc>
+        <w:tc>
+          <w:tcPr>
+            <w:tcBorders>
+              <w:top w:val="single" w:space="0" w:color="D3D3D3"/>
+              <w:bottom w:val="single" w:space="0" w:color="D3D3D3"/>
+              <w:start w:val="single" w:space="0" w:color="D3D3D3"/>
+              <w:end w:val="single" w:space="0" w:color="D3D3D3"/>
+            </w:tcBorders>
+          </w:tcPr>
+          <w:p>
+            <w:pPr>
+              <w:spacing w:before="0" w:after="60"/>
+              <w:keepNext/>
+              <w:jc w:val="start"/>
+            </w:pPr>
+            <w:r>
+              <w:rPr>
+                <w:rFonts w:ascii="Calibri" w:hAnsi="Calibri"/>
+                <w:sz w:val="20"/>
+              </w:rPr>
+              <w:t xml:space="default">0.0057 *</w:t>
+            </w:r>
+          </w:p>
+        </w:tc>
+        <w:tc>
+          <w:tcPr>
+            <w:tcBorders>
+              <w:top w:val="single" w:space="0" w:color="D3D3D3"/>
+              <w:bottom w:val="single" w:space="0" w:color="D3D3D3"/>
+              <w:start w:val="single" w:space="0" w:color="D3D3D3"/>
+              <w:end w:val="single" w:space="0" w:color="D3D3D3"/>
+            </w:tcBorders>
+          </w:tcPr>
+          <w:p>
+            <w:pPr>
+              <w:spacing w:before="0" w:after="60"/>
+              <w:keepNext/>
+              <w:jc w:val="start"/>
+            </w:pPr>
+            <w:r>
+              <w:rPr>
+                <w:rFonts w:ascii="Calibri" w:hAnsi="Calibri"/>
+                <w:sz w:val="20"/>
+              </w:rPr>
+              <w:t xml:space="default">&lt;1e-04 *</w:t>
+            </w:r>
+          </w:p>
+        </w:tc>
+        <w:tc>
+          <w:tcPr>
+            <w:tcBorders>
+              <w:top w:val="single" w:space="0" w:color="D3D3D3"/>
+              <w:bottom w:val="single" w:space="0" w:color="D3D3D3"/>
+              <w:start w:val="single" w:space="0" w:color="D3D3D3"/>
+              <w:end w:val="single" w:space="0" w:color="D3D3D3"/>
+            </w:tcBorders>
+          </w:tcPr>
+          <w:p>
+            <w:pPr>
+              <w:spacing w:before="0" w:after="60"/>
+              <w:keepNext/>
+              <w:jc w:val="start"/>
+            </w:pPr>
+            <w:r>
+              <w:rPr>
+                <w:rFonts w:ascii="Calibri" w:hAnsi="Calibri"/>
+                <w:sz w:val="20"/>
+              </w:rPr>
+              <w:t xml:space="default">0.014 *</w:t>
+            </w:r>
+          </w:p>
+        </w:tc>
+        <w:tc>
+          <w:tcPr>
+            <w:tcBorders>
+              <w:top w:val="single" w:space="0" w:color="D3D3D3"/>
+              <w:bottom w:val="single" w:space="0" w:color="D3D3D3"/>
+              <w:start w:val="single" w:space="0" w:color="D3D3D3"/>
+              <w:end w:val="single" w:space="0" w:color="D3D3D3"/>
+            </w:tcBorders>
+          </w:tcPr>
+          <w:p>
+            <w:pPr>
+              <w:spacing w:before="0" w:after="60"/>
+              <w:keepNext/>
+              <w:jc w:val="start"/>
+            </w:pPr>
+            <w:r>
+              <w:rPr>
+                <w:rFonts w:ascii="Calibri" w:hAnsi="Calibri"/>
+                <w:sz w:val="20"/>
+              </w:rPr>
+              <w:t xml:space="default">0.66</w:t>
+            </w:r>
+          </w:p>
+        </w:tc>
+        <w:tc>
+          <w:tcPr>
+            <w:tcBorders>
+              <w:top w:val="single" w:space="0" w:color="D3D3D3"/>
+              <w:bottom w:val="single" w:space="0" w:color="D3D3D3"/>
+              <w:start w:val="single" w:space="0" w:color="D3D3D3"/>
+              <w:end w:val="single" w:space="0" w:color="D3D3D3"/>
+            </w:tcBorders>
+          </w:tcPr>
+          <w:p>
+            <w:pPr>
+              <w:spacing w:before="0" w:after="60"/>
+              <w:keepNext/>
+              <w:jc w:val="start"/>
+            </w:pPr>
+            <w:r>
+              <w:rPr>
+                <w:rFonts w:ascii="Calibri" w:hAnsi="Calibri"/>
+                <w:sz w:val="20"/>
+              </w:rPr>
+              <w:t xml:space="default">–</w:t>
+            </w:r>
+          </w:p>
+        </w:tc>
+      </w:tr>
+      <w:tr>
+        <w:trPr>
+          <w:cantSplit/>
+        </w:trPr>
+        <w:tc>
+          <w:tcPr>
+            <w:tcBorders>
+              <w:top w:val="single" w:space="0" w:color="D3D3D3"/>
+              <w:bottom w:val="single" w:space="0" w:color="D3D3D3"/>
+              <w:start w:val="single" w:space="0" w:color="D3D3D3"/>
+              <w:end w:val="single" w:space="0" w:color="D3D3D3"/>
+            </w:tcBorders>
+          </w:tcPr>
+          <w:p>
+            <w:pPr>
+              <w:spacing w:before="0" w:after="60"/>
+              <w:keepNext/>
+              <w:jc w:val="start"/>
+            </w:pPr>
+            <w:r>
+              <w:rPr>
+                <w:rFonts w:ascii="Calibri" w:hAnsi="Calibri"/>
+                <w:sz w:val="20"/>
+              </w:rPr>
+              <w:t xml:space="default">M7_av</w:t>
+            </w:r>
+          </w:p>
+        </w:tc>
+        <w:tc>
+          <w:tcPr>
+            <w:tcBorders>
+              <w:top w:val="single" w:space="0" w:color="D3D3D3"/>
+              <w:bottom w:val="single" w:space="0" w:color="D3D3D3"/>
+              <w:start w:val="single" w:space="0" w:color="D3D3D3"/>
+              <w:end w:val="single" w:space="0" w:color="D3D3D3"/>
+            </w:tcBorders>
+          </w:tcPr>
+          <w:p>
+            <w:pPr>
+              <w:spacing w:before="0" w:after="60"/>
+              <w:keepNext/>
+              <w:jc w:val="end"/>
+            </w:pPr>
+            <w:r>
+              <w:rPr>
+                <w:rFonts w:ascii="Calibri" w:hAnsi="Calibri"/>
+                <w:sz w:val="20"/>
+              </w:rPr>
+              <w:t xml:space="default">1.60</w:t>
+            </w:r>
+          </w:p>
+        </w:tc>
+        <w:tc>
+          <w:tcPr>
+            <w:tcBorders>
+              <w:top w:val="single" w:space="0" w:color="D3D3D3"/>
+              <w:bottom w:val="single" w:space="0" w:color="D3D3D3"/>
+              <w:start w:val="single" w:space="0" w:color="D3D3D3"/>
+              <w:end w:val="single" w:space="0" w:color="D3D3D3"/>
+            </w:tcBorders>
+          </w:tcPr>
+          <w:p>
+            <w:pPr>
+              <w:spacing w:before="0" w:after="60"/>
+              <w:keepNext/>
+              <w:jc w:val="end"/>
+            </w:pPr>
+            <w:r>
+              <w:rPr>
+                <w:rFonts w:ascii="Calibri" w:hAnsi="Calibri"/>
+                <w:sz w:val="20"/>
+              </w:rPr>
+              <w:t xml:space="default">0.12</w:t>
+            </w:r>
+          </w:p>
+        </w:tc>
+        <w:tc>
+          <w:tcPr>
+            <w:tcBorders>
+              <w:top w:val="single" w:space="0" w:color="D3D3D3"/>
+              <w:bottom w:val="single" w:space="0" w:color="D3D3D3"/>
+              <w:start w:val="single" w:space="0" w:color="D3D3D3"/>
+              <w:end w:val="single" w:space="0" w:color="D3D3D3"/>
+            </w:tcBorders>
+          </w:tcPr>
+          <w:p>
+            <w:pPr>
+              <w:spacing w:before="0" w:after="60"/>
+              <w:keepNext/>
+              <w:jc w:val="start"/>
+            </w:pPr>
+            <w:r>
+              <w:rPr>
+                <w:rFonts w:ascii="Calibri" w:hAnsi="Calibri"/>
+                <w:sz w:val="20"/>
+              </w:rPr>
+              <w:t xml:space="default">0.045 *</w:t>
+            </w:r>
+          </w:p>
+        </w:tc>
+        <w:tc>
+          <w:tcPr>
+            <w:tcBorders>
+              <w:top w:val="single" w:space="0" w:color="D3D3D3"/>
+              <w:bottom w:val="single" w:space="0" w:color="D3D3D3"/>
+              <w:start w:val="single" w:space="0" w:color="D3D3D3"/>
+              <w:end w:val="single" w:space="0" w:color="D3D3D3"/>
+            </w:tcBorders>
+          </w:tcPr>
+          <w:p>
+            <w:pPr>
+              <w:spacing w:before="0" w:after="60"/>
+              <w:keepNext/>
+              <w:jc w:val="start"/>
+            </w:pPr>
+            <w:r>
+              <w:rPr>
+                <w:rFonts w:ascii="Calibri" w:hAnsi="Calibri"/>
+                <w:sz w:val="20"/>
+              </w:rPr>
+              <w:t xml:space="default">–</w:t>
+            </w:r>
+          </w:p>
+        </w:tc>
+        <w:tc>
+          <w:tcPr>
+            <w:tcBorders>
+              <w:top w:val="single" w:space="0" w:color="D3D3D3"/>
+              <w:bottom w:val="single" w:space="0" w:color="D3D3D3"/>
+              <w:start w:val="single" w:space="0" w:color="D3D3D3"/>
+              <w:end w:val="single" w:space="0" w:color="D3D3D3"/>
+            </w:tcBorders>
+          </w:tcPr>
+          <w:p>
+            <w:pPr>
+              <w:spacing w:before="0" w:after="60"/>
+              <w:keepNext/>
+              <w:jc w:val="start"/>
+            </w:pPr>
+            <w:r>
+              <w:rPr>
+                <w:rFonts w:ascii="Calibri" w:hAnsi="Calibri"/>
+                <w:sz w:val="20"/>
+              </w:rPr>
+              <w:t xml:space="default">0.029 *</w:t>
+            </w:r>
+          </w:p>
+        </w:tc>
+        <w:tc>
+          <w:tcPr>
+            <w:tcBorders>
+              <w:top w:val="single" w:space="0" w:color="D3D3D3"/>
+              <w:bottom w:val="single" w:space="0" w:color="D3D3D3"/>
+              <w:start w:val="single" w:space="0" w:color="D3D3D3"/>
+              <w:end w:val="single" w:space="0" w:color="D3D3D3"/>
+            </w:tcBorders>
+          </w:tcPr>
+          <w:p>
+            <w:pPr>
+              <w:spacing w:before="0" w:after="60"/>
+              <w:keepNext/>
+              <w:jc w:val="start"/>
+            </w:pPr>
+            <w:r>
+              <w:rPr>
+                <w:rFonts w:ascii="Calibri" w:hAnsi="Calibri"/>
+                <w:sz w:val="20"/>
+              </w:rPr>
+              <w:t xml:space="default">0.89</w:t>
+            </w:r>
+          </w:p>
+        </w:tc>
+        <w:tc>
+          <w:tcPr>
+            <w:tcBorders>
+              <w:top w:val="single" w:space="0" w:color="D3D3D3"/>
+              <w:bottom w:val="single" w:space="0" w:color="D3D3D3"/>
+              <w:start w:val="single" w:space="0" w:color="D3D3D3"/>
+              <w:end w:val="single" w:space="0" w:color="D3D3D3"/>
+            </w:tcBorders>
+          </w:tcPr>
+          <w:p>
+            <w:pPr>
+              <w:spacing w:before="0" w:after="60"/>
+              <w:keepNext/>
+              <w:jc w:val="start"/>
+            </w:pPr>
+            <w:r>
+              <w:rPr>
+                <w:rFonts w:ascii="Calibri" w:hAnsi="Calibri"/>
+                <w:sz w:val="20"/>
+              </w:rPr>
+              <w:t xml:space="default">0.097</w:t>
+            </w:r>
+          </w:p>
+        </w:tc>
+        <w:tc>
+          <w:tcPr>
+            <w:tcBorders>
+              <w:top w:val="single" w:space="0" w:color="D3D3D3"/>
+              <w:bottom w:val="single" w:space="0" w:color="D3D3D3"/>
+              <w:start w:val="single" w:space="0" w:color="D3D3D3"/>
+              <w:end w:val="single" w:space="0" w:color="D3D3D3"/>
+            </w:tcBorders>
+          </w:tcPr>
+          <w:p>
+            <w:pPr>
+              <w:spacing w:before="0" w:after="60"/>
+              <w:keepNext/>
+              <w:jc w:val="start"/>
+            </w:pPr>
+            <w:r>
+              <w:rPr>
+                <w:rFonts w:ascii="Calibri" w:hAnsi="Calibri"/>
+                <w:sz w:val="20"/>
+              </w:rPr>
+              <w:t xml:space="default">0.0076 *</w:t>
+            </w:r>
+          </w:p>
+        </w:tc>
+        <w:tc>
+          <w:tcPr>
+            <w:tcBorders>
+              <w:top w:val="single" w:space="0" w:color="D3D3D3"/>
+              <w:bottom w:val="single" w:space="0" w:color="D3D3D3"/>
+              <w:start w:val="single" w:space="0" w:color="D3D3D3"/>
+              <w:end w:val="single" w:space="0" w:color="D3D3D3"/>
+            </w:tcBorders>
+          </w:tcPr>
+          <w:p>
+            <w:pPr>
+              <w:spacing w:before="0" w:after="60"/>
+              <w:keepNext/>
+              <w:jc w:val="start"/>
+            </w:pPr>
+            <w:r>
+              <w:rPr>
+                <w:rFonts w:ascii="Calibri" w:hAnsi="Calibri"/>
+                <w:sz w:val="20"/>
+              </w:rPr>
+              <w:t xml:space="default">0.81</w:t>
+            </w:r>
+          </w:p>
+        </w:tc>
+        <w:tc>
+          <w:tcPr>
+            <w:tcBorders>
+              <w:top w:val="single" w:space="0" w:color="D3D3D3"/>
+              <w:bottom w:val="single" w:space="0" w:color="D3D3D3"/>
+              <w:start w:val="single" w:space="0" w:color="D3D3D3"/>
+              <w:end w:val="single" w:space="0" w:color="D3D3D3"/>
+            </w:tcBorders>
+          </w:tcPr>
+          <w:p>
+            <w:pPr>
+              <w:spacing w:before="0" w:after="60"/>
+              <w:keepNext/>
+              <w:jc w:val="start"/>
+            </w:pPr>
+            <w:r>
+              <w:rPr>
+                <w:rFonts w:ascii="Calibri" w:hAnsi="Calibri"/>
+                <w:sz w:val="20"/>
+              </w:rPr>
+              <w:t xml:space="default">–</w:t>
+            </w:r>
+          </w:p>
+        </w:tc>
+      </w:tr>
+      <w:tr>
+        <w:trPr>
+          <w:cantSplit/>
+        </w:trPr>
+        <w:tc>
+          <w:tcPr>
+            <w:tcBorders>
+              <w:top w:val="single" w:sz="16" w:space="0" w:color="D3D3D3"/>
+              <w:bottom w:val="single" w:sz="16" w:space="0" w:color="D3D3D3"/>
+              <w:start w:val="single" w:space="0" w:color="D3D3D3"/>
+              <w:end w:val="single" w:space="0" w:color="D3D3D3"/>
+            </w:tcBorders>
+            <w:tcMar>
+              <w:top w:w="25" w:type="dxa"/>
+            </w:tcMar>
+            <w:gridSpan w:val="11"/>
+          </w:tcPr>
+          <w:p>
+            <w:pPr>
+              <w:spacing w:before="0" w:after="60"/>
+              <w:keepNext/>
+            </w:pPr>
+            <w:r>
+              <w:rPr>
+                <w:rFonts w:ascii="Calibri" w:hAnsi="Calibri"/>
+                <w:sz w:val="20"/>
+              </w:rPr>
+              <w:t xml:space="default">Saint Croix</w:t>
+            </w:r>
+          </w:p>
+        </w:tc>
+      </w:tr>
+      <w:tr>
+        <w:trPr>
+          <w:cantSplit/>
+        </w:trPr>
+        <w:tc>
+          <w:tcPr>
+            <w:tcBorders>
+              <w:top w:val="single" w:space="0" w:color="D3D3D3"/>
+              <w:bottom w:val="single" w:space="0" w:color="D3D3D3"/>
+              <w:start w:val="single" w:space="0" w:color="D3D3D3"/>
+              <w:end w:val="single" w:space="0" w:color="D3D3D3"/>
+            </w:tcBorders>
+          </w:tcPr>
+          <w:p>
+            <w:pPr>
+              <w:spacing w:before="0" w:after="60"/>
+              <w:keepNext/>
+              <w:jc w:val="start"/>
+            </w:pPr>
+            <w:r>
+              <w:rPr>
+                <w:rFonts w:ascii="Calibri" w:hAnsi="Calibri"/>
+                <w:sz w:val="20"/>
+              </w:rPr>
+              <w:t xml:space="default">M4_av</w:t>
+            </w:r>
+          </w:p>
+        </w:tc>
+        <w:tc>
+          <w:tcPr>
+            <w:tcBorders>
+              <w:top w:val="single" w:space="0" w:color="D3D3D3"/>
+              <w:bottom w:val="single" w:space="0" w:color="D3D3D3"/>
+              <w:start w:val="single" w:space="0" w:color="D3D3D3"/>
+              <w:end w:val="single" w:space="0" w:color="D3D3D3"/>
+            </w:tcBorders>
+          </w:tcPr>
+          <w:p>
+            <w:pPr>
+              <w:spacing w:before="0" w:after="60"/>
+              <w:keepNext/>
+              <w:jc w:val="end"/>
+            </w:pPr>
+            <w:r>
+              <w:rPr>
+                <w:rFonts w:ascii="Calibri" w:hAnsi="Calibri"/>
+                <w:sz w:val="20"/>
+              </w:rPr>
               <w:t xml:space="default">0.00</w:t>
             </w:r>
           </w:p>
@@ -2967,7 +4549,7 @@
                 <w:rFonts w:ascii="Calibri" w:hAnsi="Calibri"/>
                 <w:sz w:val="20"/>
               </w:rPr>
-              <w:t xml:space="default">0.72</w:t>
+              <w:t xml:space="default">0.55</w:t>
             </w:r>
           </w:p>
         </w:tc>
@@ -3063,79 +4645,79 @@
                 <w:rFonts w:ascii="Calibri" w:hAnsi="Calibri"/>
                 <w:sz w:val="20"/>
               </w:rPr>
-              <w:t xml:space="default">0.84</w:t>
-            </w:r>
-          </w:p>
-        </w:tc>
-        <w:tc>
-          <w:tcPr>
-            <w:tcBorders>
-              <w:top w:val="single" w:space="0" w:color="D3D3D3"/>
-              <w:bottom w:val="single" w:space="0" w:color="D3D3D3"/>
-              <w:start w:val="single" w:space="0" w:color="D3D3D3"/>
-              <w:end w:val="single" w:space="0" w:color="D3D3D3"/>
-            </w:tcBorders>
-          </w:tcPr>
-          <w:p>
-            <w:pPr>
-              <w:spacing w:before="0" w:after="60"/>
-              <w:keepNext/>
-              <w:jc w:val="start"/>
-            </w:pPr>
-            <w:r>
-              <w:rPr>
-                <w:rFonts w:ascii="Calibri" w:hAnsi="Calibri"/>
-                <w:sz w:val="20"/>
-              </w:rPr>
-              <w:t xml:space="default">0.2</w:t>
-            </w:r>
-          </w:p>
-        </w:tc>
-        <w:tc>
-          <w:tcPr>
-            <w:tcBorders>
-              <w:top w:val="single" w:space="0" w:color="D3D3D3"/>
-              <w:bottom w:val="single" w:space="0" w:color="D3D3D3"/>
-              <w:start w:val="single" w:space="0" w:color="D3D3D3"/>
-              <w:end w:val="single" w:space="0" w:color="D3D3D3"/>
-            </w:tcBorders>
-          </w:tcPr>
-          <w:p>
-            <w:pPr>
-              <w:spacing w:before="0" w:after="60"/>
-              <w:keepNext/>
-              <w:jc w:val="start"/>
-            </w:pPr>
-            <w:r>
-              <w:rPr>
-                <w:rFonts w:ascii="Calibri" w:hAnsi="Calibri"/>
-                <w:sz w:val="20"/>
-              </w:rPr>
-              <w:t xml:space="default">0.79</w:t>
-            </w:r>
-          </w:p>
-        </w:tc>
-        <w:tc>
-          <w:tcPr>
-            <w:tcBorders>
-              <w:top w:val="single" w:space="0" w:color="D3D3D3"/>
-              <w:bottom w:val="single" w:space="0" w:color="D3D3D3"/>
-              <w:start w:val="single" w:space="0" w:color="D3D3D3"/>
-              <w:end w:val="single" w:space="0" w:color="D3D3D3"/>
-            </w:tcBorders>
-          </w:tcPr>
-          <w:p>
-            <w:pPr>
-              <w:spacing w:before="0" w:after="60"/>
-              <w:keepNext/>
-              <w:jc w:val="start"/>
-            </w:pPr>
-            <w:r>
-              <w:rPr>
-                <w:rFonts w:ascii="Calibri" w:hAnsi="Calibri"/>
-                <w:sz w:val="20"/>
-              </w:rPr>
-              <w:t xml:space="default">&lt;1e-04 *</w:t>
+              <w:t xml:space="default">0.0063 *</w:t>
+            </w:r>
+          </w:p>
+        </w:tc>
+        <w:tc>
+          <w:tcPr>
+            <w:tcBorders>
+              <w:top w:val="single" w:space="0" w:color="D3D3D3"/>
+              <w:bottom w:val="single" w:space="0" w:color="D3D3D3"/>
+              <w:start w:val="single" w:space="0" w:color="D3D3D3"/>
+              <w:end w:val="single" w:space="0" w:color="D3D3D3"/>
+            </w:tcBorders>
+          </w:tcPr>
+          <w:p>
+            <w:pPr>
+              <w:spacing w:before="0" w:after="60"/>
+              <w:keepNext/>
+              <w:jc w:val="start"/>
+            </w:pPr>
+            <w:r>
+              <w:rPr>
+                <w:rFonts w:ascii="Calibri" w:hAnsi="Calibri"/>
+                <w:sz w:val="20"/>
+              </w:rPr>
+              <w:t xml:space="default">0.068</w:t>
+            </w:r>
+          </w:p>
+        </w:tc>
+        <w:tc>
+          <w:tcPr>
+            <w:tcBorders>
+              <w:top w:val="single" w:space="0" w:color="D3D3D3"/>
+              <w:bottom w:val="single" w:space="0" w:color="D3D3D3"/>
+              <w:start w:val="single" w:space="0" w:color="D3D3D3"/>
+              <w:end w:val="single" w:space="0" w:color="D3D3D3"/>
+            </w:tcBorders>
+          </w:tcPr>
+          <w:p>
+            <w:pPr>
+              <w:spacing w:before="0" w:after="60"/>
+              <w:keepNext/>
+              <w:jc w:val="start"/>
+            </w:pPr>
+            <w:r>
+              <w:rPr>
+                <w:rFonts w:ascii="Calibri" w:hAnsi="Calibri"/>
+                <w:sz w:val="20"/>
+              </w:rPr>
+              <w:t xml:space="default">0.042 *</w:t>
+            </w:r>
+          </w:p>
+        </w:tc>
+        <w:tc>
+          <w:tcPr>
+            <w:tcBorders>
+              <w:top w:val="single" w:space="0" w:color="D3D3D3"/>
+              <w:bottom w:val="single" w:space="0" w:color="D3D3D3"/>
+              <w:start w:val="single" w:space="0" w:color="D3D3D3"/>
+              <w:end w:val="single" w:space="0" w:color="D3D3D3"/>
+            </w:tcBorders>
+          </w:tcPr>
+          <w:p>
+            <w:pPr>
+              <w:spacing w:before="0" w:after="60"/>
+              <w:keepNext/>
+              <w:jc w:val="start"/>
+            </w:pPr>
+            <w:r>
+              <w:rPr>
+                <w:rFonts w:ascii="Calibri" w:hAnsi="Calibri"/>
+                <w:sz w:val="20"/>
+              </w:rPr>
+              <w:t xml:space="default">0.036 *</w:t>
             </w:r>
           </w:p>
         </w:tc>
@@ -3160,6 +4742,576 @@
                 <w:sz w:val="20"/>
               </w:rPr>
               <w:t xml:space="default">–</w:t>
+            </w:r>
+          </w:p>
+        </w:tc>
+      </w:tr>
+      <w:tr>
+        <w:trPr>
+          <w:cantSplit/>
+        </w:trPr>
+        <w:tc>
+          <w:tcPr>
+            <w:tcBorders>
+              <w:top w:val="single" w:sz="16" w:space="0" w:color="D3D3D3"/>
+              <w:bottom w:val="single" w:sz="16" w:space="0" w:color="D3D3D3"/>
+              <w:start w:val="single" w:space="0" w:color="D3D3D3"/>
+              <w:end w:val="single" w:space="0" w:color="D3D3D3"/>
+            </w:tcBorders>
+            <w:tcMar>
+              <w:top w:w="25" w:type="dxa"/>
+            </w:tcMar>
+            <w:gridSpan w:val="11"/>
+          </w:tcPr>
+          <w:p>
+            <w:pPr>
+              <w:spacing w:before="0" w:after="60"/>
+              <w:keepNext/>
+            </w:pPr>
+            <w:r>
+              <w:rPr>
+                <w:rFonts w:ascii="Calibri" w:hAnsi="Calibri"/>
+                <w:sz w:val="20"/>
+              </w:rPr>
+              <w:t xml:space="default">Regional</w:t>
+            </w:r>
+          </w:p>
+        </w:tc>
+      </w:tr>
+      <w:tr>
+        <w:trPr>
+          <w:cantSplit/>
+        </w:trPr>
+        <w:tc>
+          <w:tcPr>
+            <w:tcBorders>
+              <w:top w:val="single" w:space="0" w:color="D3D3D3"/>
+              <w:bottom w:val="single" w:space="0" w:color="D3D3D3"/>
+              <w:start w:val="single" w:space="0" w:color="D3D3D3"/>
+              <w:end w:val="single" w:space="0" w:color="D3D3D3"/>
+            </w:tcBorders>
+          </w:tcPr>
+          <w:p>
+            <w:pPr>
+              <w:spacing w:before="0" w:after="60"/>
+              <w:keepNext/>
+              <w:jc w:val="start"/>
+            </w:pPr>
+            <w:r>
+              <w:rPr>
+                <w:rFonts w:ascii="Calibri" w:hAnsi="Calibri"/>
+                <w:sz w:val="20"/>
+              </w:rPr>
+              <w:t xml:space="default">M7_av</w:t>
+            </w:r>
+          </w:p>
+        </w:tc>
+        <w:tc>
+          <w:tcPr>
+            <w:tcBorders>
+              <w:top w:val="single" w:space="0" w:color="D3D3D3"/>
+              <w:bottom w:val="single" w:space="0" w:color="D3D3D3"/>
+              <w:start w:val="single" w:space="0" w:color="D3D3D3"/>
+              <w:end w:val="single" w:space="0" w:color="D3D3D3"/>
+            </w:tcBorders>
+          </w:tcPr>
+          <w:p>
+            <w:pPr>
+              <w:spacing w:before="0" w:after="60"/>
+              <w:keepNext/>
+              <w:jc w:val="end"/>
+            </w:pPr>
+            <w:r>
+              <w:rPr>
+                <w:rFonts w:ascii="Calibri" w:hAnsi="Calibri"/>
+                <w:sz w:val="20"/>
+              </w:rPr>
+              <w:t xml:space="default">0.00</w:t>
+            </w:r>
+          </w:p>
+        </w:tc>
+        <w:tc>
+          <w:tcPr>
+            <w:tcBorders>
+              <w:top w:val="single" w:space="0" w:color="D3D3D3"/>
+              <w:bottom w:val="single" w:space="0" w:color="D3D3D3"/>
+              <w:start w:val="single" w:space="0" w:color="D3D3D3"/>
+              <w:end w:val="single" w:space="0" w:color="D3D3D3"/>
+            </w:tcBorders>
+          </w:tcPr>
+          <w:p>
+            <w:pPr>
+              <w:spacing w:before="0" w:after="60"/>
+              <w:keepNext/>
+              <w:jc w:val="end"/>
+            </w:pPr>
+            <w:r>
+              <w:rPr>
+                <w:rFonts w:ascii="Calibri" w:hAnsi="Calibri"/>
+                <w:sz w:val="20"/>
+              </w:rPr>
+              <w:t xml:space="default">0.39</w:t>
+            </w:r>
+          </w:p>
+        </w:tc>
+        <w:tc>
+          <w:tcPr>
+            <w:tcBorders>
+              <w:top w:val="single" w:space="0" w:color="D3D3D3"/>
+              <w:bottom w:val="single" w:space="0" w:color="D3D3D3"/>
+              <w:start w:val="single" w:space="0" w:color="D3D3D3"/>
+              <w:end w:val="single" w:space="0" w:color="D3D3D3"/>
+            </w:tcBorders>
+          </w:tcPr>
+          <w:p>
+            <w:pPr>
+              <w:spacing w:before="0" w:after="60"/>
+              <w:keepNext/>
+              <w:jc w:val="start"/>
+            </w:pPr>
+            <w:r>
+              <w:rPr>
+                <w:rFonts w:ascii="Calibri" w:hAnsi="Calibri"/>
+                <w:sz w:val="20"/>
+              </w:rPr>
+              <w:t xml:space="default">0.08</w:t>
+            </w:r>
+          </w:p>
+        </w:tc>
+        <w:tc>
+          <w:tcPr>
+            <w:tcBorders>
+              <w:top w:val="single" w:space="0" w:color="D3D3D3"/>
+              <w:bottom w:val="single" w:space="0" w:color="D3D3D3"/>
+              <w:start w:val="single" w:space="0" w:color="D3D3D3"/>
+              <w:end w:val="single" w:space="0" w:color="D3D3D3"/>
+            </w:tcBorders>
+          </w:tcPr>
+          <w:p>
+            <w:pPr>
+              <w:spacing w:before="0" w:after="60"/>
+              <w:keepNext/>
+              <w:jc w:val="start"/>
+            </w:pPr>
+            <w:r>
+              <w:rPr>
+                <w:rFonts w:ascii="Calibri" w:hAnsi="Calibri"/>
+                <w:sz w:val="20"/>
+              </w:rPr>
+              <w:t xml:space="default">–</w:t>
+            </w:r>
+          </w:p>
+        </w:tc>
+        <w:tc>
+          <w:tcPr>
+            <w:tcBorders>
+              <w:top w:val="single" w:space="0" w:color="D3D3D3"/>
+              <w:bottom w:val="single" w:space="0" w:color="D3D3D3"/>
+              <w:start w:val="single" w:space="0" w:color="D3D3D3"/>
+              <w:end w:val="single" w:space="0" w:color="D3D3D3"/>
+            </w:tcBorders>
+          </w:tcPr>
+          <w:p>
+            <w:pPr>
+              <w:spacing w:before="0" w:after="60"/>
+              <w:keepNext/>
+              <w:jc w:val="start"/>
+            </w:pPr>
+            <w:r>
+              <w:rPr>
+                <w:rFonts w:ascii="Calibri" w:hAnsi="Calibri"/>
+                <w:sz w:val="20"/>
+              </w:rPr>
+              <w:t xml:space="default">0.00024 *</w:t>
+            </w:r>
+          </w:p>
+        </w:tc>
+        <w:tc>
+          <w:tcPr>
+            <w:tcBorders>
+              <w:top w:val="single" w:space="0" w:color="D3D3D3"/>
+              <w:bottom w:val="single" w:space="0" w:color="D3D3D3"/>
+              <w:start w:val="single" w:space="0" w:color="D3D3D3"/>
+              <w:end w:val="single" w:space="0" w:color="D3D3D3"/>
+            </w:tcBorders>
+          </w:tcPr>
+          <w:p>
+            <w:pPr>
+              <w:spacing w:before="0" w:after="60"/>
+              <w:keepNext/>
+              <w:jc w:val="start"/>
+            </w:pPr>
+            <w:r>
+              <w:rPr>
+                <w:rFonts w:ascii="Calibri" w:hAnsi="Calibri"/>
+                <w:sz w:val="20"/>
+              </w:rPr>
+              <w:t xml:space="default">0.75</w:t>
+            </w:r>
+          </w:p>
+        </w:tc>
+        <w:tc>
+          <w:tcPr>
+            <w:tcBorders>
+              <w:top w:val="single" w:space="0" w:color="D3D3D3"/>
+              <w:bottom w:val="single" w:space="0" w:color="D3D3D3"/>
+              <w:start w:val="single" w:space="0" w:color="D3D3D3"/>
+              <w:end w:val="single" w:space="0" w:color="D3D3D3"/>
+            </w:tcBorders>
+          </w:tcPr>
+          <w:p>
+            <w:pPr>
+              <w:spacing w:before="0" w:after="60"/>
+              <w:keepNext/>
+              <w:jc w:val="start"/>
+            </w:pPr>
+            <w:r>
+              <w:rPr>
+                <w:rFonts w:ascii="Calibri" w:hAnsi="Calibri"/>
+                <w:sz w:val="20"/>
+              </w:rPr>
+              <w:t xml:space="default">0.58</w:t>
+            </w:r>
+          </w:p>
+        </w:tc>
+        <w:tc>
+          <w:tcPr>
+            <w:tcBorders>
+              <w:top w:val="single" w:space="0" w:color="D3D3D3"/>
+              <w:bottom w:val="single" w:space="0" w:color="D3D3D3"/>
+              <w:start w:val="single" w:space="0" w:color="D3D3D3"/>
+              <w:end w:val="single" w:space="0" w:color="D3D3D3"/>
+            </w:tcBorders>
+          </w:tcPr>
+          <w:p>
+            <w:pPr>
+              <w:spacing w:before="0" w:after="60"/>
+              <w:keepNext/>
+              <w:jc w:val="start"/>
+            </w:pPr>
+            <w:r>
+              <w:rPr>
+                <w:rFonts w:ascii="Calibri" w:hAnsi="Calibri"/>
+                <w:sz w:val="20"/>
+              </w:rPr>
+              <w:t xml:space="default">0.96</w:t>
+            </w:r>
+          </w:p>
+        </w:tc>
+        <w:tc>
+          <w:tcPr>
+            <w:tcBorders>
+              <w:top w:val="single" w:space="0" w:color="D3D3D3"/>
+              <w:bottom w:val="single" w:space="0" w:color="D3D3D3"/>
+              <w:start w:val="single" w:space="0" w:color="D3D3D3"/>
+              <w:end w:val="single" w:space="0" w:color="D3D3D3"/>
+            </w:tcBorders>
+          </w:tcPr>
+          <w:p>
+            <w:pPr>
+              <w:spacing w:before="0" w:after="60"/>
+              <w:keepNext/>
+              <w:jc w:val="start"/>
+            </w:pPr>
+            <w:r>
+              <w:rPr>
+                <w:rFonts w:ascii="Calibri" w:hAnsi="Calibri"/>
+                <w:sz w:val="20"/>
+              </w:rPr>
+              <w:t xml:space="default">0.53</w:t>
+            </w:r>
+          </w:p>
+        </w:tc>
+        <w:tc>
+          <w:tcPr>
+            <w:tcBorders>
+              <w:top w:val="single" w:space="0" w:color="D3D3D3"/>
+              <w:bottom w:val="single" w:space="0" w:color="D3D3D3"/>
+              <w:start w:val="single" w:space="0" w:color="D3D3D3"/>
+              <w:end w:val="single" w:space="0" w:color="D3D3D3"/>
+            </w:tcBorders>
+          </w:tcPr>
+          <w:p>
+            <w:pPr>
+              <w:spacing w:before="0" w:after="60"/>
+              <w:keepNext/>
+              <w:jc w:val="start"/>
+            </w:pPr>
+            <w:r>
+              <w:rPr>
+                <w:rFonts w:ascii="Calibri" w:hAnsi="Calibri"/>
+                <w:sz w:val="20"/>
+              </w:rPr>
+              <w:t xml:space="default">–</w:t>
+            </w:r>
+          </w:p>
+        </w:tc>
+      </w:tr>
+      <w:tr>
+        <w:trPr>
+          <w:cantSplit/>
+        </w:trPr>
+        <w:tc>
+          <w:tcPr>
+            <w:tcBorders>
+              <w:top w:val="single" w:space="0" w:color="D3D3D3"/>
+              <w:bottom w:val="single" w:space="0" w:color="D3D3D3"/>
+              <w:start w:val="single" w:space="0" w:color="D3D3D3"/>
+              <w:end w:val="single" w:space="0" w:color="D3D3D3"/>
+            </w:tcBorders>
+          </w:tcPr>
+          <w:p>
+            <w:pPr>
+              <w:spacing w:before="0" w:after="60"/>
+              <w:keepNext/>
+              <w:jc w:val="start"/>
+            </w:pPr>
+            <w:r>
+              <w:rPr>
+                <w:rFonts w:ascii="Calibri" w:hAnsi="Calibri"/>
+                <w:sz w:val="20"/>
+              </w:rPr>
+              <w:t xml:space="default">M7_fqcy</w:t>
+            </w:r>
+          </w:p>
+        </w:tc>
+        <w:tc>
+          <w:tcPr>
+            <w:tcBorders>
+              <w:top w:val="single" w:space="0" w:color="D3D3D3"/>
+              <w:bottom w:val="single" w:space="0" w:color="D3D3D3"/>
+              <w:start w:val="single" w:space="0" w:color="D3D3D3"/>
+              <w:end w:val="single" w:space="0" w:color="D3D3D3"/>
+            </w:tcBorders>
+          </w:tcPr>
+          <w:p>
+            <w:pPr>
+              <w:spacing w:before="0" w:after="60"/>
+              <w:keepNext/>
+              <w:jc w:val="end"/>
+            </w:pPr>
+            <w:r>
+              <w:rPr>
+                <w:rFonts w:ascii="Calibri" w:hAnsi="Calibri"/>
+                <w:sz w:val="20"/>
+              </w:rPr>
+              <w:t xml:space="default">0.14</w:t>
+            </w:r>
+          </w:p>
+        </w:tc>
+        <w:tc>
+          <w:tcPr>
+            <w:tcBorders>
+              <w:top w:val="single" w:space="0" w:color="D3D3D3"/>
+              <w:bottom w:val="single" w:space="0" w:color="D3D3D3"/>
+              <w:start w:val="single" w:space="0" w:color="D3D3D3"/>
+              <w:end w:val="single" w:space="0" w:color="D3D3D3"/>
+            </w:tcBorders>
+          </w:tcPr>
+          <w:p>
+            <w:pPr>
+              <w:spacing w:before="0" w:after="60"/>
+              <w:keepNext/>
+              <w:jc w:val="end"/>
+            </w:pPr>
+            <w:r>
+              <w:rPr>
+                <w:rFonts w:ascii="Calibri" w:hAnsi="Calibri"/>
+                <w:sz w:val="20"/>
+              </w:rPr>
+              <w:t xml:space="default">0.36</w:t>
+            </w:r>
+          </w:p>
+        </w:tc>
+        <w:tc>
+          <w:tcPr>
+            <w:tcBorders>
+              <w:top w:val="single" w:space="0" w:color="D3D3D3"/>
+              <w:bottom w:val="single" w:space="0" w:color="D3D3D3"/>
+              <w:start w:val="single" w:space="0" w:color="D3D3D3"/>
+              <w:end w:val="single" w:space="0" w:color="D3D3D3"/>
+            </w:tcBorders>
+          </w:tcPr>
+          <w:p>
+            <w:pPr>
+              <w:spacing w:before="0" w:after="60"/>
+              <w:keepNext/>
+              <w:jc w:val="start"/>
+            </w:pPr>
+            <w:r>
+              <w:rPr>
+                <w:rFonts w:ascii="Calibri" w:hAnsi="Calibri"/>
+                <w:sz w:val="20"/>
+              </w:rPr>
+              <w:t xml:space="default">0.098</w:t>
+            </w:r>
+          </w:p>
+        </w:tc>
+        <w:tc>
+          <w:tcPr>
+            <w:tcBorders>
+              <w:top w:val="single" w:space="0" w:color="D3D3D3"/>
+              <w:bottom w:val="single" w:space="0" w:color="D3D3D3"/>
+              <w:start w:val="single" w:space="0" w:color="D3D3D3"/>
+              <w:end w:val="single" w:space="0" w:color="D3D3D3"/>
+            </w:tcBorders>
+          </w:tcPr>
+          <w:p>
+            <w:pPr>
+              <w:spacing w:before="0" w:after="60"/>
+              <w:keepNext/>
+              <w:jc w:val="start"/>
+            </w:pPr>
+            <w:r>
+              <w:rPr>
+                <w:rFonts w:ascii="Calibri" w:hAnsi="Calibri"/>
+                <w:sz w:val="20"/>
+              </w:rPr>
+              <w:t xml:space="default">–</w:t>
+            </w:r>
+          </w:p>
+        </w:tc>
+        <w:tc>
+          <w:tcPr>
+            <w:tcBorders>
+              <w:top w:val="single" w:space="0" w:color="D3D3D3"/>
+              <w:bottom w:val="single" w:space="0" w:color="D3D3D3"/>
+              <w:start w:val="single" w:space="0" w:color="D3D3D3"/>
+              <w:end w:val="single" w:space="0" w:color="D3D3D3"/>
+            </w:tcBorders>
+          </w:tcPr>
+          <w:p>
+            <w:pPr>
+              <w:spacing w:before="0" w:after="60"/>
+              <w:keepNext/>
+              <w:jc w:val="start"/>
+            </w:pPr>
+            <w:r>
+              <w:rPr>
+                <w:rFonts w:ascii="Calibri" w:hAnsi="Calibri"/>
+                <w:sz w:val="20"/>
+              </w:rPr>
+              <w:t xml:space="default">0.0003 *</w:t>
+            </w:r>
+          </w:p>
+        </w:tc>
+        <w:tc>
+          <w:tcPr>
+            <w:tcBorders>
+              <w:top w:val="single" w:space="0" w:color="D3D3D3"/>
+              <w:bottom w:val="single" w:space="0" w:color="D3D3D3"/>
+              <w:start w:val="single" w:space="0" w:color="D3D3D3"/>
+              <w:end w:val="single" w:space="0" w:color="D3D3D3"/>
+            </w:tcBorders>
+          </w:tcPr>
+          <w:p>
+            <w:pPr>
+              <w:spacing w:before="0" w:after="60"/>
+              <w:keepNext/>
+              <w:jc w:val="start"/>
+            </w:pPr>
+            <w:r>
+              <w:rPr>
+                <w:rFonts w:ascii="Calibri" w:hAnsi="Calibri"/>
+                <w:sz w:val="20"/>
+              </w:rPr>
+              <w:t xml:space="default">0.8</w:t>
+            </w:r>
+          </w:p>
+        </w:tc>
+        <w:tc>
+          <w:tcPr>
+            <w:tcBorders>
+              <w:top w:val="single" w:space="0" w:color="D3D3D3"/>
+              <w:bottom w:val="single" w:space="0" w:color="D3D3D3"/>
+              <w:start w:val="single" w:space="0" w:color="D3D3D3"/>
+              <w:end w:val="single" w:space="0" w:color="D3D3D3"/>
+            </w:tcBorders>
+          </w:tcPr>
+          <w:p>
+            <w:pPr>
+              <w:spacing w:before="0" w:after="60"/>
+              <w:keepNext/>
+              <w:jc w:val="start"/>
+            </w:pPr>
+            <w:r>
+              <w:rPr>
+                <w:rFonts w:ascii="Calibri" w:hAnsi="Calibri"/>
+                <w:sz w:val="20"/>
+              </w:rPr>
+              <w:t xml:space="default">0.59</w:t>
+            </w:r>
+          </w:p>
+        </w:tc>
+        <w:tc>
+          <w:tcPr>
+            <w:tcBorders>
+              <w:top w:val="single" w:space="0" w:color="D3D3D3"/>
+              <w:bottom w:val="single" w:space="0" w:color="D3D3D3"/>
+              <w:start w:val="single" w:space="0" w:color="D3D3D3"/>
+              <w:end w:val="single" w:space="0" w:color="D3D3D3"/>
+            </w:tcBorders>
+          </w:tcPr>
+          <w:p>
+            <w:pPr>
+              <w:spacing w:before="0" w:after="60"/>
+              <w:keepNext/>
+              <w:jc w:val="start"/>
+            </w:pPr>
+            <w:r>
+              <w:rPr>
+                <w:rFonts w:ascii="Calibri" w:hAnsi="Calibri"/>
+                <w:sz w:val="20"/>
+              </w:rPr>
+              <w:t xml:space="default">0.98</w:t>
+            </w:r>
+          </w:p>
+        </w:tc>
+        <w:tc>
+          <w:tcPr>
+            <w:tcBorders>
+              <w:top w:val="single" w:space="0" w:color="D3D3D3"/>
+              <w:bottom w:val="single" w:space="0" w:color="D3D3D3"/>
+              <w:start w:val="single" w:space="0" w:color="D3D3D3"/>
+              <w:end w:val="single" w:space="0" w:color="D3D3D3"/>
+            </w:tcBorders>
+          </w:tcPr>
+          <w:p>
+            <w:pPr>
+              <w:spacing w:before="0" w:after="60"/>
+              <w:keepNext/>
+              <w:jc w:val="start"/>
+            </w:pPr>
+            <w:r>
+              <w:rPr>
+                <w:rFonts w:ascii="Calibri" w:hAnsi="Calibri"/>
+                <w:sz w:val="20"/>
+              </w:rPr>
+              <w:t xml:space="default">–</w:t>
+            </w:r>
+          </w:p>
+        </w:tc>
+        <w:tc>
+          <w:tcPr>
+            <w:tcBorders>
+              <w:top w:val="single" w:space="0" w:color="D3D3D3"/>
+              <w:bottom w:val="single" w:space="0" w:color="D3D3D3"/>
+              <w:start w:val="single" w:space="0" w:color="D3D3D3"/>
+              <w:end w:val="single" w:space="0" w:color="D3D3D3"/>
+            </w:tcBorders>
+          </w:tcPr>
+          <w:p>
+            <w:pPr>
+              <w:spacing w:before="0" w:after="60"/>
+              <w:keepNext/>
+              <w:jc w:val="start"/>
+            </w:pPr>
+            <w:r>
+              <w:rPr>
+                <w:rFonts w:ascii="Calibri" w:hAnsi="Calibri"/>
+                <w:sz w:val="20"/>
+              </w:rPr>
+              <w:t xml:space="default">0.18</w:t>
             </w:r>
           </w:p>
         </w:tc>
